--- a/02-Documentation/03-test-cases/test-cases.docx
+++ b/02-Documentation/03-test-cases/test-cases.docx
@@ -1967,38 +1967,2010 @@
               </w:rPr>
               <w:t>Cancela la asignación al estudiante y le notifica que ya la tiene asociada a su horario.</w:t>
             </w:r>
+          </w:p>
+        </w:tc>
+        <w:tc>
+          <w:tcPr>
+            <w:tcW w:w="2077" w:type="dxa"/>
+          </w:tcPr>
+          <w:p>
+            <w:pPr>
+              <w:jc w:val="center"/>
+              <w:rPr>
+                <w:rFonts w:ascii="Arial" w:hAnsi="Arial" w:cs="Arial"/>
+                <w:lang w:val="es-ES"/>
+              </w:rPr>
+            </w:pPr>
+          </w:p>
+        </w:tc>
+      </w:tr>
+      <w:tr>
+        <w:tc>
+          <w:tcPr>
+            <w:tcW w:w="1617" w:type="dxa"/>
+          </w:tcPr>
+          <w:p>
+            <w:pPr>
+              <w:jc w:val="center"/>
+              <w:rPr>
+                <w:rFonts w:ascii="Arial" w:hAnsi="Arial" w:cs="Arial"/>
+                <w:lang w:val="es-ES"/>
+              </w:rPr>
+            </w:pPr>
+            <w:r>
+              <w:rPr>
+                <w:rFonts w:ascii="Arial" w:hAnsi="Arial" w:cs="Arial"/>
+                <w:lang w:val="es-ES"/>
+              </w:rPr>
+              <w:t>CP-16</w:t>
+            </w:r>
+          </w:p>
+        </w:tc>
+        <w:tc>
+          <w:tcPr>
+            <w:tcW w:w="2074" w:type="dxa"/>
+          </w:tcPr>
+          <w:p>
+            <w:pPr>
+              <w:jc w:val="center"/>
+              <w:rPr>
+                <w:rFonts w:ascii="Arial" w:hAnsi="Arial" w:cs="Arial"/>
+                <w:lang w:val="es-ES"/>
+              </w:rPr>
+            </w:pPr>
+            <w:r>
+              <w:rPr>
+                <w:rFonts w:ascii="Arial" w:hAnsi="Arial" w:cs="Arial"/>
+                <w:lang w:val="es-ES"/>
+              </w:rPr>
+              <w:t>RF-07</w:t>
+            </w:r>
+          </w:p>
+        </w:tc>
+        <w:tc>
+          <w:tcPr>
+            <w:tcW w:w="1651" w:type="dxa"/>
+          </w:tcPr>
+          <w:p>
+            <w:pPr>
+              <w:jc w:val="center"/>
+              <w:rPr>
+                <w:rFonts w:ascii="Arial" w:hAnsi="Arial" w:cs="Arial"/>
+                <w:lang w:val="es-ES"/>
+              </w:rPr>
+            </w:pPr>
+            <w:r>
+              <w:rPr>
+                <w:rFonts w:ascii="Arial" w:hAnsi="Arial" w:cs="Arial"/>
+                <w:lang w:val="es-ES"/>
+              </w:rPr>
+              <w:t>Intento de cancela una asignatura no asignada.</w:t>
+            </w:r>
+          </w:p>
+        </w:tc>
+        <w:tc>
+          <w:tcPr>
+            <w:tcW w:w="2924" w:type="dxa"/>
+          </w:tcPr>
+          <w:p>
+            <w:pPr>
+              <w:jc w:val="center"/>
+              <w:rPr>
+                <w:rFonts w:ascii="Arial" w:hAnsi="Arial" w:cs="Arial"/>
+                <w:lang w:val="es-ES"/>
+              </w:rPr>
+            </w:pPr>
+            <w:r>
+              <w:rPr>
+                <w:rFonts w:ascii="Arial" w:hAnsi="Arial" w:cs="Arial"/>
+                <w:lang w:val="es-ES"/>
+              </w:rPr>
+              <w:t>El sistema rechaza la cancelación de la asignatura y muestra un mensaje sobre el error.</w:t>
+            </w:r>
+          </w:p>
+        </w:tc>
+        <w:tc>
+          <w:tcPr>
+            <w:tcW w:w="2077" w:type="dxa"/>
+          </w:tcPr>
+          <w:p>
+            <w:pPr>
+              <w:jc w:val="center"/>
+              <w:rPr>
+                <w:rFonts w:ascii="Arial" w:hAnsi="Arial" w:cs="Arial"/>
+                <w:lang w:val="es-ES"/>
+              </w:rPr>
+            </w:pPr>
+          </w:p>
+        </w:tc>
+      </w:tr>
+      <w:tr>
+        <w:tc>
+          <w:tcPr>
+            <w:tcW w:w="1617" w:type="dxa"/>
+          </w:tcPr>
+          <w:p>
+            <w:pPr>
+              <w:jc w:val="center"/>
+              <w:rPr>
+                <w:rFonts w:ascii="Arial" w:hAnsi="Arial" w:cs="Arial"/>
+                <w:lang w:val="es-ES"/>
+              </w:rPr>
+            </w:pPr>
+            <w:r>
+              <w:rPr>
+                <w:rFonts w:ascii="Arial" w:hAnsi="Arial" w:cs="Arial"/>
+                <w:lang w:val="es-ES"/>
+              </w:rPr>
+              <w:t>CP-17</w:t>
+            </w:r>
+          </w:p>
+        </w:tc>
+        <w:tc>
+          <w:tcPr>
+            <w:tcW w:w="2074" w:type="dxa"/>
+          </w:tcPr>
+          <w:p>
+            <w:pPr>
+              <w:jc w:val="center"/>
+              <w:rPr>
+                <w:rFonts w:ascii="Arial" w:hAnsi="Arial" w:cs="Arial"/>
+                <w:lang w:val="es-ES"/>
+              </w:rPr>
+            </w:pPr>
+          </w:p>
+          <w:p>
+            <w:pPr>
+              <w:jc w:val="center"/>
+              <w:rPr>
+                <w:rFonts w:ascii="Arial" w:hAnsi="Arial" w:cs="Arial"/>
+                <w:lang w:val="es-ES"/>
+              </w:rPr>
+            </w:pPr>
+          </w:p>
+          <w:p>
+            <w:pPr>
+              <w:jc w:val="center"/>
+              <w:rPr>
+                <w:rFonts w:ascii="Arial" w:hAnsi="Arial" w:cs="Arial"/>
+                <w:lang w:val="es-ES"/>
+              </w:rPr>
+            </w:pPr>
+            <w:r>
+              <w:rPr>
+                <w:rFonts w:ascii="Arial" w:hAnsi="Arial" w:cs="Arial"/>
+                <w:lang w:val="es-ES"/>
+              </w:rPr>
+              <w:t>RF-08</w:t>
+            </w:r>
+          </w:p>
+        </w:tc>
+        <w:tc>
+          <w:tcPr>
+            <w:tcW w:w="1651" w:type="dxa"/>
+          </w:tcPr>
+          <w:p>
+            <w:pPr>
+              <w:jc w:val="center"/>
+              <w:rPr>
+                <w:rFonts w:ascii="Arial" w:hAnsi="Arial" w:cs="Arial"/>
+                <w:lang w:val="es-ES"/>
+              </w:rPr>
+            </w:pPr>
+            <w:r>
+              <w:rPr>
+                <w:rFonts w:ascii="Arial" w:hAnsi="Arial" w:cs="Arial"/>
+                <w:lang w:val="es-ES"/>
+              </w:rPr>
+              <w:t>Sesión activa y el estudiante tiene matrícula financiera vigente.</w:t>
+            </w:r>
+          </w:p>
+        </w:tc>
+        <w:tc>
+          <w:tcPr>
+            <w:tcW w:w="2924" w:type="dxa"/>
+          </w:tcPr>
+          <w:p>
+            <w:pPr>
+              <w:jc w:val="center"/>
+              <w:rPr>
+                <w:rFonts w:ascii="Arial" w:hAnsi="Arial" w:cs="Arial"/>
+                <w:lang w:val="es-ES"/>
+              </w:rPr>
+            </w:pPr>
+          </w:p>
+          <w:p>
+            <w:pPr>
+              <w:jc w:val="center"/>
+              <w:rPr>
+                <w:rFonts w:ascii="Arial" w:hAnsi="Arial" w:cs="Arial"/>
+                <w:lang w:val="es-ES"/>
+              </w:rPr>
+            </w:pPr>
+          </w:p>
+          <w:p>
+            <w:pPr>
+              <w:jc w:val="center"/>
+              <w:rPr>
+                <w:rFonts w:ascii="Arial" w:hAnsi="Arial" w:cs="Arial"/>
+                <w:lang w:val="es-ES"/>
+              </w:rPr>
+            </w:pPr>
+            <w:r>
+              <w:rPr>
+                <w:rFonts w:ascii="Arial" w:hAnsi="Arial" w:cs="Arial"/>
+                <w:lang w:val="es-ES"/>
+              </w:rPr>
+              <w:t>El sistema genera la solicitud de paz y salvo.</w:t>
+            </w:r>
+          </w:p>
+        </w:tc>
+        <w:tc>
+          <w:tcPr>
+            <w:tcW w:w="2077" w:type="dxa"/>
+          </w:tcPr>
+          <w:p>
+            <w:pPr>
+              <w:jc w:val="center"/>
+              <w:rPr>
+                <w:rFonts w:ascii="Arial" w:hAnsi="Arial" w:cs="Arial"/>
+                <w:lang w:val="es-ES"/>
+              </w:rPr>
+            </w:pPr>
+          </w:p>
+        </w:tc>
+      </w:tr>
+      <w:tr>
+        <w:tc>
+          <w:tcPr>
+            <w:tcW w:w="1617" w:type="dxa"/>
+          </w:tcPr>
+          <w:p>
+            <w:pPr>
+              <w:jc w:val="center"/>
+              <w:rPr>
+                <w:rFonts w:ascii="Arial" w:hAnsi="Arial" w:cs="Arial"/>
+              </w:rPr>
+            </w:pPr>
+          </w:p>
+          <w:p>
+            <w:pPr>
+              <w:jc w:val="center"/>
+              <w:rPr>
+                <w:rFonts w:ascii="Arial" w:hAnsi="Arial" w:cs="Arial"/>
+              </w:rPr>
+            </w:pPr>
+          </w:p>
+          <w:p>
+            <w:pPr>
+              <w:jc w:val="center"/>
+              <w:rPr>
+                <w:rFonts w:ascii="Arial" w:hAnsi="Arial" w:cs="Arial"/>
+              </w:rPr>
+            </w:pPr>
+          </w:p>
+          <w:p>
+            <w:pPr>
+              <w:jc w:val="center"/>
+              <w:rPr>
+                <w:rFonts w:ascii="Arial" w:hAnsi="Arial" w:cs="Arial"/>
+              </w:rPr>
+            </w:pPr>
+            <w:r>
+              <w:rPr>
+                <w:rFonts w:ascii="Arial" w:hAnsi="Arial" w:cs="Arial"/>
+              </w:rPr>
+              <w:t>CP-18</w:t>
+            </w:r>
+          </w:p>
+        </w:tc>
+        <w:tc>
+          <w:tcPr>
+            <w:tcW w:w="2074" w:type="dxa"/>
+          </w:tcPr>
+          <w:p>
+            <w:pPr>
+              <w:jc w:val="center"/>
+              <w:rPr>
+                <w:rFonts w:ascii="Arial" w:hAnsi="Arial" w:cs="Arial"/>
+                <w:lang w:val="es-ES"/>
+              </w:rPr>
+            </w:pPr>
+          </w:p>
+          <w:p>
+            <w:pPr>
+              <w:jc w:val="center"/>
+              <w:rPr>
+                <w:rFonts w:ascii="Arial" w:hAnsi="Arial" w:cs="Arial"/>
+                <w:lang w:val="es-ES"/>
+              </w:rPr>
+            </w:pPr>
+          </w:p>
+          <w:p>
+            <w:pPr>
+              <w:jc w:val="center"/>
+              <w:rPr>
+                <w:rFonts w:ascii="Arial" w:hAnsi="Arial" w:cs="Arial"/>
+                <w:lang w:val="es-ES"/>
+              </w:rPr>
+            </w:pPr>
+          </w:p>
+          <w:p>
+            <w:pPr>
+              <w:jc w:val="center"/>
+              <w:rPr>
+                <w:rFonts w:ascii="Arial" w:hAnsi="Arial" w:cs="Arial"/>
+                <w:lang w:val="es-ES"/>
+              </w:rPr>
+            </w:pPr>
+            <w:r>
+              <w:rPr>
+                <w:rFonts w:ascii="Arial" w:hAnsi="Arial" w:cs="Arial"/>
+                <w:lang w:val="es-ES"/>
+              </w:rPr>
+              <w:t>RF-08</w:t>
+            </w:r>
+          </w:p>
+        </w:tc>
+        <w:tc>
+          <w:tcPr>
+            <w:tcW w:w="1651" w:type="dxa"/>
+          </w:tcPr>
+          <w:p>
+            <w:pPr>
+              <w:jc w:val="center"/>
+              <w:rPr>
+                <w:rFonts w:ascii="Arial" w:hAnsi="Arial" w:cs="Arial"/>
+                <w:lang w:val="es-ES"/>
+              </w:rPr>
+            </w:pPr>
+            <w:r>
+              <w:rPr>
+                <w:rFonts w:ascii="Arial" w:hAnsi="Arial" w:cs="Arial"/>
+                <w:lang w:val="es-ES"/>
+              </w:rPr>
+              <w:t>Sesión activa pero el estudiante no tiene matrícula financiera vigente.</w:t>
+            </w:r>
+          </w:p>
+        </w:tc>
+        <w:tc>
+          <w:tcPr>
+            <w:tcW w:w="2924" w:type="dxa"/>
+          </w:tcPr>
+          <w:p>
+            <w:pPr>
+              <w:jc w:val="center"/>
+              <w:rPr>
+                <w:rFonts w:ascii="Arial" w:hAnsi="Arial" w:cs="Arial"/>
+                <w:lang w:val="es-ES"/>
+              </w:rPr>
+            </w:pPr>
+          </w:p>
+          <w:p>
+            <w:pPr>
+              <w:jc w:val="center"/>
+              <w:rPr>
+                <w:rFonts w:ascii="Arial" w:hAnsi="Arial" w:cs="Arial"/>
+                <w:lang w:val="es-ES"/>
+              </w:rPr>
+            </w:pPr>
+          </w:p>
+          <w:p>
+            <w:pPr>
+              <w:jc w:val="center"/>
+              <w:rPr>
+                <w:rFonts w:ascii="Arial" w:hAnsi="Arial" w:cs="Arial"/>
+                <w:lang w:val="es-ES"/>
+              </w:rPr>
+            </w:pPr>
+            <w:r>
+              <w:rPr>
+                <w:rFonts w:ascii="Arial" w:hAnsi="Arial" w:cs="Arial"/>
+                <w:lang w:val="es-ES"/>
+              </w:rPr>
+              <w:t>El sistema la solicitud de paz y salvo y notifica el error.</w:t>
+            </w:r>
+          </w:p>
+        </w:tc>
+        <w:tc>
+          <w:tcPr>
+            <w:tcW w:w="2077" w:type="dxa"/>
+          </w:tcPr>
+          <w:p>
+            <w:pPr>
+              <w:jc w:val="center"/>
+              <w:rPr>
+                <w:rFonts w:ascii="Arial" w:hAnsi="Arial" w:cs="Arial"/>
+                <w:lang w:val="es-ES"/>
+              </w:rPr>
+            </w:pPr>
+          </w:p>
+        </w:tc>
+      </w:tr>
+      <w:tr>
+        <w:tc>
+          <w:tcPr>
+            <w:tcW w:w="1617" w:type="dxa"/>
+          </w:tcPr>
+          <w:p>
+            <w:pPr>
+              <w:jc w:val="center"/>
+              <w:rPr>
+                <w:rFonts w:ascii="Arial" w:hAnsi="Arial" w:cs="Arial"/>
+                <w:lang w:val="es-ES"/>
+              </w:rPr>
+            </w:pPr>
+          </w:p>
+          <w:p>
+            <w:pPr>
+              <w:jc w:val="center"/>
+              <w:rPr>
+                <w:rFonts w:ascii="Arial" w:hAnsi="Arial" w:cs="Arial"/>
+                <w:lang w:val="es-ES"/>
+              </w:rPr>
+            </w:pPr>
+            <w:r>
+              <w:rPr>
+                <w:rFonts w:ascii="Arial" w:hAnsi="Arial" w:cs="Arial"/>
+                <w:lang w:val="es-ES"/>
+              </w:rPr>
+              <w:t>CP-19</w:t>
+            </w:r>
+          </w:p>
+        </w:tc>
+        <w:tc>
+          <w:tcPr>
+            <w:tcW w:w="2074" w:type="dxa"/>
+          </w:tcPr>
+          <w:p>
+            <w:pPr>
+              <w:jc w:val="center"/>
+              <w:rPr>
+                <w:rFonts w:ascii="Arial" w:hAnsi="Arial" w:cs="Arial"/>
+                <w:lang w:val="es-ES"/>
+              </w:rPr>
+            </w:pPr>
+          </w:p>
+          <w:p>
+            <w:pPr>
+              <w:jc w:val="center"/>
+              <w:rPr>
+                <w:rFonts w:ascii="Arial" w:hAnsi="Arial" w:cs="Arial"/>
+                <w:lang w:val="es-ES"/>
+              </w:rPr>
+            </w:pPr>
+            <w:r>
+              <w:rPr>
+                <w:rFonts w:ascii="Arial" w:hAnsi="Arial" w:cs="Arial"/>
+                <w:lang w:val="es-ES"/>
+              </w:rPr>
+              <w:t>RF-09</w:t>
+            </w:r>
+          </w:p>
+        </w:tc>
+        <w:tc>
+          <w:tcPr>
+            <w:tcW w:w="1651" w:type="dxa"/>
+          </w:tcPr>
+          <w:p>
+            <w:pPr>
+              <w:jc w:val="center"/>
+              <w:rPr>
+                <w:rFonts w:ascii="Arial" w:hAnsi="Arial" w:cs="Arial"/>
+                <w:lang w:val="es-ES"/>
+              </w:rPr>
+            </w:pPr>
+            <w:r>
+              <w:rPr>
+                <w:rFonts w:ascii="Arial" w:hAnsi="Arial" w:cs="Arial"/>
+                <w:lang w:val="es-ES"/>
+              </w:rPr>
+              <w:t>Sesión activa y certificado que ya fue generado.</w:t>
+            </w:r>
+          </w:p>
+        </w:tc>
+        <w:tc>
+          <w:tcPr>
+            <w:tcW w:w="2924" w:type="dxa"/>
+          </w:tcPr>
+          <w:p>
+            <w:pPr>
+              <w:jc w:val="center"/>
+              <w:rPr>
+                <w:rFonts w:ascii="Arial" w:hAnsi="Arial" w:cs="Arial"/>
+                <w:lang w:val="es-ES"/>
+              </w:rPr>
+            </w:pPr>
+          </w:p>
+          <w:p>
+            <w:pPr>
+              <w:jc w:val="center"/>
+              <w:rPr>
+                <w:rFonts w:ascii="Arial" w:hAnsi="Arial" w:cs="Arial"/>
+                <w:lang w:val="es-ES"/>
+              </w:rPr>
+            </w:pPr>
+            <w:r>
+              <w:rPr>
+                <w:rFonts w:ascii="Arial" w:hAnsi="Arial" w:cs="Arial"/>
+                <w:lang w:val="es-ES"/>
+              </w:rPr>
+              <w:t>Permite la descarga del certificado.</w:t>
+            </w:r>
+          </w:p>
+        </w:tc>
+        <w:tc>
+          <w:tcPr>
+            <w:tcW w:w="2077" w:type="dxa"/>
+          </w:tcPr>
+          <w:p>
+            <w:pPr>
+              <w:jc w:val="center"/>
+              <w:rPr>
+                <w:rFonts w:ascii="Arial" w:hAnsi="Arial" w:cs="Arial"/>
+                <w:lang w:val="es-ES"/>
+              </w:rPr>
+            </w:pPr>
+          </w:p>
+        </w:tc>
+      </w:tr>
+      <w:tr>
+        <w:tc>
+          <w:tcPr>
+            <w:tcW w:w="1617" w:type="dxa"/>
+          </w:tcPr>
+          <w:p>
+            <w:pPr>
+              <w:jc w:val="center"/>
+              <w:rPr>
+                <w:rFonts w:ascii="Arial" w:hAnsi="Arial" w:cs="Arial"/>
+                <w:lang w:val="es-ES"/>
+              </w:rPr>
+            </w:pPr>
+          </w:p>
+          <w:p>
+            <w:pPr>
+              <w:jc w:val="center"/>
+              <w:rPr>
+                <w:rFonts w:ascii="Arial" w:hAnsi="Arial" w:cs="Arial"/>
+                <w:lang w:val="es-ES"/>
+              </w:rPr>
+            </w:pPr>
+            <w:r>
+              <w:rPr>
+                <w:rFonts w:ascii="Arial" w:hAnsi="Arial" w:cs="Arial"/>
+                <w:lang w:val="es-ES"/>
+              </w:rPr>
+              <w:t>CP-20</w:t>
+            </w:r>
+          </w:p>
+        </w:tc>
+        <w:tc>
+          <w:tcPr>
+            <w:tcW w:w="2074" w:type="dxa"/>
+          </w:tcPr>
+          <w:p>
+            <w:pPr>
+              <w:jc w:val="center"/>
+              <w:rPr>
+                <w:rFonts w:ascii="Arial" w:hAnsi="Arial" w:cs="Arial"/>
+                <w:lang w:val="es-ES"/>
+              </w:rPr>
+            </w:pPr>
+          </w:p>
+          <w:p>
+            <w:pPr>
+              <w:jc w:val="center"/>
+              <w:rPr>
+                <w:rFonts w:ascii="Arial" w:hAnsi="Arial" w:cs="Arial"/>
+                <w:lang w:val="es-ES"/>
+              </w:rPr>
+            </w:pPr>
+            <w:r>
+              <w:rPr>
+                <w:rFonts w:ascii="Arial" w:hAnsi="Arial" w:cs="Arial"/>
+                <w:lang w:val="es-ES"/>
+              </w:rPr>
+              <w:t>RF-09</w:t>
+            </w:r>
+          </w:p>
+        </w:tc>
+        <w:tc>
+          <w:tcPr>
+            <w:tcW w:w="1651" w:type="dxa"/>
+          </w:tcPr>
+          <w:p>
+            <w:pPr>
+              <w:jc w:val="center"/>
+              <w:rPr>
+                <w:rFonts w:ascii="Arial" w:hAnsi="Arial" w:cs="Arial"/>
+                <w:lang w:val="es-ES"/>
+              </w:rPr>
+            </w:pPr>
+            <w:r>
+              <w:rPr>
+                <w:rFonts w:ascii="Arial" w:hAnsi="Arial" w:cs="Arial"/>
+                <w:lang w:val="es-ES"/>
+              </w:rPr>
+              <w:t>Sesión activa con certificado aún no generado.</w:t>
+            </w:r>
+          </w:p>
+        </w:tc>
+        <w:tc>
+          <w:tcPr>
+            <w:tcW w:w="2924" w:type="dxa"/>
+          </w:tcPr>
+          <w:p>
+            <w:pPr>
+              <w:jc w:val="center"/>
+              <w:rPr>
+                <w:rFonts w:ascii="Arial" w:hAnsi="Arial" w:cs="Arial"/>
+                <w:lang w:val="es-ES"/>
+              </w:rPr>
+            </w:pPr>
+          </w:p>
+          <w:p>
+            <w:pPr>
+              <w:jc w:val="center"/>
+              <w:rPr>
+                <w:rFonts w:ascii="Arial" w:hAnsi="Arial" w:cs="Arial"/>
+                <w:lang w:val="es-ES"/>
+              </w:rPr>
+            </w:pPr>
+            <w:r>
+              <w:rPr>
+                <w:rFonts w:ascii="Arial" w:hAnsi="Arial" w:cs="Arial"/>
+                <w:lang w:val="es-ES"/>
+              </w:rPr>
+              <w:t>El sistema rechaza la descarga y notifica el error.</w:t>
+            </w:r>
+          </w:p>
+        </w:tc>
+        <w:tc>
+          <w:tcPr>
+            <w:tcW w:w="2077" w:type="dxa"/>
+          </w:tcPr>
+          <w:p>
+            <w:pPr>
+              <w:jc w:val="center"/>
+              <w:rPr>
+                <w:rFonts w:ascii="Arial" w:hAnsi="Arial" w:cs="Arial"/>
+                <w:lang w:val="es-ES"/>
+              </w:rPr>
+            </w:pPr>
+          </w:p>
+        </w:tc>
+      </w:tr>
+      <w:tr>
+        <w:tc>
+          <w:tcPr>
+            <w:tcW w:w="1617" w:type="dxa"/>
+          </w:tcPr>
+          <w:p>
+            <w:pPr>
+              <w:jc w:val="center"/>
+              <w:rPr>
+                <w:rFonts w:ascii="Arial" w:hAnsi="Arial" w:cs="Arial"/>
+                <w:lang w:val="es-ES"/>
+              </w:rPr>
+            </w:pPr>
+            <w:r>
+              <w:rPr>
+                <w:rFonts w:ascii="Arial" w:hAnsi="Arial" w:cs="Arial"/>
+                <w:lang w:val="es-ES"/>
+              </w:rPr>
+              <w:t>CP-21</w:t>
+            </w:r>
+          </w:p>
+        </w:tc>
+        <w:tc>
+          <w:tcPr>
+            <w:tcW w:w="2074" w:type="dxa"/>
+          </w:tcPr>
+          <w:p>
+            <w:pPr>
+              <w:jc w:val="center"/>
+              <w:rPr>
+                <w:rFonts w:ascii="Arial" w:hAnsi="Arial" w:cs="Arial"/>
+                <w:lang w:val="es-ES"/>
+              </w:rPr>
+            </w:pPr>
+            <w:r>
+              <w:rPr>
+                <w:rFonts w:ascii="Arial" w:hAnsi="Arial" w:cs="Arial"/>
+                <w:lang w:val="es-ES"/>
+              </w:rPr>
+              <w:t>RF-10</w:t>
+            </w:r>
+          </w:p>
+        </w:tc>
+        <w:tc>
+          <w:tcPr>
+            <w:tcW w:w="1651" w:type="dxa"/>
+          </w:tcPr>
+          <w:p>
+            <w:pPr>
+              <w:jc w:val="center"/>
+              <w:rPr>
+                <w:rFonts w:ascii="Arial" w:hAnsi="Arial" w:cs="Arial"/>
+                <w:lang w:val="es-ES"/>
+              </w:rPr>
+            </w:pPr>
+            <w:r>
+              <w:rPr>
+                <w:rFonts w:ascii="Arial" w:hAnsi="Arial" w:cs="Arial"/>
+                <w:lang w:val="es-ES"/>
+              </w:rPr>
+              <w:t>Sesión activa y solicitud existente sin responder.</w:t>
+            </w:r>
+          </w:p>
+        </w:tc>
+        <w:tc>
+          <w:tcPr>
+            <w:tcW w:w="2924" w:type="dxa"/>
+          </w:tcPr>
+          <w:p>
+            <w:pPr>
+              <w:jc w:val="center"/>
+              <w:rPr>
+                <w:rFonts w:ascii="Arial" w:hAnsi="Arial" w:cs="Arial"/>
+                <w:lang w:val="es-ES"/>
+              </w:rPr>
+            </w:pPr>
+            <w:r>
+              <w:rPr>
+                <w:rFonts w:ascii="Arial" w:hAnsi="Arial" w:cs="Arial"/>
+                <w:lang w:val="es-ES"/>
+              </w:rPr>
+              <w:t>Cancela la solicitud correctamente.</w:t>
+            </w:r>
+          </w:p>
+        </w:tc>
+        <w:tc>
+          <w:tcPr>
+            <w:tcW w:w="2077" w:type="dxa"/>
+          </w:tcPr>
+          <w:p>
+            <w:pPr>
+              <w:jc w:val="center"/>
+              <w:rPr>
+                <w:rFonts w:ascii="Arial" w:hAnsi="Arial" w:cs="Arial"/>
+                <w:lang w:val="es-ES"/>
+              </w:rPr>
+            </w:pPr>
+          </w:p>
+        </w:tc>
+      </w:tr>
+      <w:tr>
+        <w:tc>
+          <w:tcPr>
+            <w:tcW w:w="1617" w:type="dxa"/>
+          </w:tcPr>
+          <w:p>
+            <w:pPr>
+              <w:jc w:val="center"/>
+              <w:rPr>
+                <w:rFonts w:ascii="Arial" w:hAnsi="Arial" w:cs="Arial"/>
+                <w:lang w:val="es-ES"/>
+              </w:rPr>
+            </w:pPr>
+            <w:r>
+              <w:rPr>
+                <w:rFonts w:ascii="Arial" w:hAnsi="Arial" w:cs="Arial"/>
+                <w:lang w:val="es-ES"/>
+              </w:rPr>
+              <w:t>CP-22</w:t>
+            </w:r>
+          </w:p>
+        </w:tc>
+        <w:tc>
+          <w:tcPr>
+            <w:tcW w:w="2074" w:type="dxa"/>
+          </w:tcPr>
+          <w:p>
+            <w:pPr>
+              <w:jc w:val="center"/>
+              <w:rPr>
+                <w:rFonts w:ascii="Arial" w:hAnsi="Arial" w:cs="Arial"/>
+                <w:lang w:val="es-ES"/>
+              </w:rPr>
+            </w:pPr>
+            <w:r>
+              <w:rPr>
+                <w:rFonts w:ascii="Arial" w:hAnsi="Arial" w:cs="Arial"/>
+                <w:lang w:val="es-ES"/>
+              </w:rPr>
+              <w:t>RF-10</w:t>
+            </w:r>
+          </w:p>
+        </w:tc>
+        <w:tc>
+          <w:tcPr>
+            <w:tcW w:w="1651" w:type="dxa"/>
+          </w:tcPr>
+          <w:p>
+            <w:pPr>
+              <w:jc w:val="center"/>
+              <w:rPr>
+                <w:rFonts w:ascii="Arial" w:hAnsi="Arial" w:cs="Arial"/>
+                <w:lang w:val="es-ES"/>
+              </w:rPr>
+            </w:pPr>
+            <w:r>
+              <w:rPr>
+                <w:rFonts w:ascii="Arial" w:hAnsi="Arial" w:cs="Arial"/>
+                <w:lang w:val="es-ES"/>
+              </w:rPr>
+              <w:t>Intento de cancelar una solicitud ya respondida.</w:t>
+            </w:r>
+          </w:p>
+        </w:tc>
+        <w:tc>
+          <w:tcPr>
+            <w:tcW w:w="2924" w:type="dxa"/>
+          </w:tcPr>
+          <w:p>
+            <w:pPr>
+              <w:jc w:val="center"/>
+              <w:rPr>
+                <w:rFonts w:ascii="Arial" w:hAnsi="Arial" w:cs="Arial"/>
+                <w:lang w:val="es-ES"/>
+              </w:rPr>
+            </w:pPr>
+            <w:r>
+              <w:rPr>
+                <w:rFonts w:ascii="Arial" w:hAnsi="Arial" w:cs="Arial"/>
+                <w:lang w:val="es-ES"/>
+              </w:rPr>
+              <w:t>El sistema rechaza la cancelación.</w:t>
+            </w:r>
+          </w:p>
+        </w:tc>
+        <w:tc>
+          <w:tcPr>
+            <w:tcW w:w="2077" w:type="dxa"/>
+          </w:tcPr>
+          <w:p>
+            <w:pPr>
+              <w:jc w:val="center"/>
+              <w:rPr>
+                <w:rFonts w:ascii="Arial" w:hAnsi="Arial" w:cs="Arial"/>
+                <w:lang w:val="es-ES"/>
+              </w:rPr>
+            </w:pPr>
+          </w:p>
+        </w:tc>
+      </w:tr>
+      <w:tr>
+        <w:tc>
+          <w:tcPr>
+            <w:tcW w:w="1617" w:type="dxa"/>
+          </w:tcPr>
+          <w:p>
+            <w:pPr>
+              <w:jc w:val="center"/>
+              <w:rPr>
+                <w:rFonts w:ascii="Arial" w:hAnsi="Arial" w:cs="Arial"/>
+                <w:lang w:val="es-ES"/>
+              </w:rPr>
+            </w:pPr>
+          </w:p>
+          <w:p>
+            <w:pPr>
+              <w:jc w:val="center"/>
+              <w:rPr>
+                <w:rFonts w:ascii="Arial" w:hAnsi="Arial" w:cs="Arial"/>
+                <w:lang w:val="es-ES"/>
+              </w:rPr>
+            </w:pPr>
+          </w:p>
+          <w:p>
+            <w:pPr>
+              <w:jc w:val="center"/>
+              <w:rPr>
+                <w:rFonts w:ascii="Arial" w:hAnsi="Arial" w:cs="Arial"/>
+                <w:lang w:val="es-ES"/>
+              </w:rPr>
+            </w:pPr>
+          </w:p>
+          <w:p>
+            <w:pPr>
+              <w:jc w:val="center"/>
+              <w:rPr>
+                <w:rFonts w:ascii="Arial" w:hAnsi="Arial" w:cs="Arial"/>
+                <w:lang w:val="es-ES"/>
+              </w:rPr>
+            </w:pPr>
+            <w:r>
+              <w:rPr>
+                <w:rFonts w:ascii="Arial" w:hAnsi="Arial" w:cs="Arial"/>
+                <w:lang w:val="es-ES"/>
+              </w:rPr>
+              <w:t>CP-23</w:t>
+            </w:r>
+          </w:p>
+        </w:tc>
+        <w:tc>
+          <w:tcPr>
+            <w:tcW w:w="2074" w:type="dxa"/>
+          </w:tcPr>
+          <w:p>
+            <w:pPr>
+              <w:jc w:val="center"/>
+              <w:rPr>
+                <w:rFonts w:ascii="Arial" w:hAnsi="Arial" w:cs="Arial"/>
+                <w:lang w:val="es-ES"/>
+              </w:rPr>
+            </w:pPr>
+          </w:p>
+          <w:p>
+            <w:pPr>
+              <w:jc w:val="center"/>
+              <w:rPr>
+                <w:rFonts w:ascii="Arial" w:hAnsi="Arial" w:cs="Arial"/>
+                <w:lang w:val="es-ES"/>
+              </w:rPr>
+            </w:pPr>
+          </w:p>
+          <w:p>
+            <w:pPr>
+              <w:jc w:val="center"/>
+              <w:rPr>
+                <w:rFonts w:ascii="Arial" w:hAnsi="Arial" w:cs="Arial"/>
+                <w:lang w:val="es-ES"/>
+              </w:rPr>
+            </w:pPr>
+          </w:p>
+          <w:p>
+            <w:pPr>
+              <w:jc w:val="center"/>
+              <w:rPr>
+                <w:rFonts w:ascii="Arial" w:hAnsi="Arial" w:cs="Arial"/>
+                <w:lang w:val="es-ES"/>
+              </w:rPr>
+            </w:pPr>
+            <w:r>
+              <w:rPr>
+                <w:rFonts w:ascii="Arial" w:hAnsi="Arial" w:cs="Arial"/>
+                <w:lang w:val="es-ES"/>
+              </w:rPr>
+              <w:t>RF-10</w:t>
+            </w:r>
+          </w:p>
+        </w:tc>
+        <w:tc>
+          <w:tcPr>
+            <w:tcW w:w="1651" w:type="dxa"/>
+          </w:tcPr>
+          <w:p>
+            <w:pPr>
+              <w:jc w:val="center"/>
+              <w:rPr>
+                <w:rFonts w:ascii="Arial" w:hAnsi="Arial" w:cs="Arial"/>
+                <w:lang w:val="es-ES"/>
+              </w:rPr>
+            </w:pPr>
+            <w:r>
+              <w:rPr>
+                <w:rFonts w:ascii="Arial" w:hAnsi="Arial" w:cs="Arial"/>
+                <w:lang w:val="es-ES"/>
+              </w:rPr>
+              <w:t>Intento de cancelar una solicitud con un identificador inexistente.</w:t>
+            </w:r>
+          </w:p>
+        </w:tc>
+        <w:tc>
+          <w:tcPr>
+            <w:tcW w:w="2924" w:type="dxa"/>
+          </w:tcPr>
+          <w:p>
+            <w:pPr>
+              <w:jc w:val="center"/>
+              <w:rPr>
+                <w:rFonts w:ascii="Arial" w:hAnsi="Arial" w:cs="Arial"/>
+                <w:lang w:val="es-ES"/>
+              </w:rPr>
+            </w:pPr>
+          </w:p>
+          <w:p>
+            <w:pPr>
+              <w:jc w:val="center"/>
+              <w:rPr>
+                <w:rFonts w:ascii="Arial" w:hAnsi="Arial" w:cs="Arial"/>
+                <w:lang w:val="es-ES"/>
+              </w:rPr>
+            </w:pPr>
+          </w:p>
+          <w:p>
+            <w:pPr>
+              <w:jc w:val="center"/>
+              <w:rPr>
+                <w:rFonts w:ascii="Arial" w:hAnsi="Arial" w:cs="Arial"/>
+                <w:lang w:val="es-ES"/>
+              </w:rPr>
+            </w:pPr>
+            <w:r>
+              <w:rPr>
+                <w:rFonts w:ascii="Arial" w:hAnsi="Arial" w:cs="Arial"/>
+                <w:lang w:val="es-ES"/>
+              </w:rPr>
+              <w:t>El sistema muestra un error de solicitud no encontrada.</w:t>
+            </w:r>
+          </w:p>
+        </w:tc>
+        <w:tc>
+          <w:tcPr>
+            <w:tcW w:w="2077" w:type="dxa"/>
+          </w:tcPr>
+          <w:p>
+            <w:pPr>
+              <w:jc w:val="center"/>
+              <w:rPr>
+                <w:rFonts w:ascii="Arial" w:hAnsi="Arial" w:cs="Arial"/>
+                <w:lang w:val="es-ES"/>
+              </w:rPr>
+            </w:pPr>
+          </w:p>
+        </w:tc>
+      </w:tr>
+      <w:tr>
+        <w:tc>
+          <w:tcPr>
+            <w:tcW w:w="1617" w:type="dxa"/>
+          </w:tcPr>
+          <w:p>
+            <w:pPr>
+              <w:jc w:val="center"/>
+              <w:rPr>
+                <w:rFonts w:ascii="Arial" w:hAnsi="Arial" w:cs="Arial"/>
+                <w:lang w:val="es-ES"/>
+              </w:rPr>
+            </w:pPr>
+          </w:p>
+          <w:p>
+            <w:pPr>
+              <w:jc w:val="center"/>
+              <w:rPr>
+                <w:rFonts w:ascii="Arial" w:hAnsi="Arial" w:cs="Arial"/>
+                <w:lang w:val="es-ES"/>
+              </w:rPr>
+            </w:pPr>
+            <w:r>
+              <w:rPr>
+                <w:rFonts w:ascii="Arial" w:hAnsi="Arial" w:cs="Arial"/>
+                <w:lang w:val="es-ES"/>
+              </w:rPr>
+              <w:t>CP-24</w:t>
+            </w:r>
+          </w:p>
+        </w:tc>
+        <w:tc>
+          <w:tcPr>
+            <w:tcW w:w="2074" w:type="dxa"/>
+          </w:tcPr>
+          <w:p>
+            <w:pPr>
+              <w:jc w:val="center"/>
+              <w:rPr>
+                <w:rFonts w:ascii="Arial" w:hAnsi="Arial" w:cs="Arial"/>
+                <w:lang w:val="es-ES"/>
+              </w:rPr>
+            </w:pPr>
+          </w:p>
+          <w:p>
+            <w:pPr>
+              <w:jc w:val="center"/>
+              <w:rPr>
+                <w:rFonts w:ascii="Arial" w:hAnsi="Arial" w:cs="Arial"/>
+                <w:lang w:val="es-ES"/>
+              </w:rPr>
+            </w:pPr>
+            <w:r>
+              <w:rPr>
+                <w:rFonts w:ascii="Arial" w:hAnsi="Arial" w:cs="Arial"/>
+                <w:lang w:val="es-ES"/>
+              </w:rPr>
+              <w:t>RF-11</w:t>
+            </w:r>
+          </w:p>
+        </w:tc>
+        <w:tc>
+          <w:tcPr>
+            <w:tcW w:w="1651" w:type="dxa"/>
+          </w:tcPr>
+          <w:p>
+            <w:pPr>
+              <w:jc w:val="center"/>
+              <w:rPr>
+                <w:rFonts w:ascii="Arial" w:hAnsi="Arial" w:cs="Arial"/>
+                <w:lang w:val="es-ES"/>
+              </w:rPr>
+            </w:pPr>
+            <w:r>
+              <w:rPr>
+                <w:rFonts w:ascii="Arial" w:hAnsi="Arial" w:cs="Arial"/>
+                <w:lang w:val="es-ES"/>
+              </w:rPr>
+              <w:t>Sesión activa y datos nuevos que son válidos.</w:t>
+            </w:r>
+          </w:p>
+        </w:tc>
+        <w:tc>
+          <w:tcPr>
+            <w:tcW w:w="2924" w:type="dxa"/>
+          </w:tcPr>
+          <w:p>
+            <w:pPr>
+              <w:jc w:val="center"/>
+              <w:rPr>
+                <w:rFonts w:ascii="Arial" w:hAnsi="Arial" w:cs="Arial"/>
+                <w:lang w:val="es-ES"/>
+              </w:rPr>
+            </w:pPr>
+          </w:p>
+          <w:p>
+            <w:pPr>
+              <w:jc w:val="center"/>
+              <w:rPr>
+                <w:rFonts w:ascii="Arial" w:hAnsi="Arial" w:cs="Arial"/>
+                <w:lang w:val="es-ES"/>
+              </w:rPr>
+            </w:pPr>
+            <w:r>
+              <w:rPr>
+                <w:rFonts w:ascii="Arial" w:hAnsi="Arial" w:cs="Arial"/>
+                <w:lang w:val="es-ES"/>
+              </w:rPr>
+              <w:t>Actualiza la información personal del estudiante.</w:t>
+            </w:r>
+          </w:p>
+        </w:tc>
+        <w:tc>
+          <w:tcPr>
+            <w:tcW w:w="2077" w:type="dxa"/>
+          </w:tcPr>
+          <w:p>
+            <w:pPr>
+              <w:jc w:val="center"/>
+              <w:rPr>
+                <w:rFonts w:ascii="Arial" w:hAnsi="Arial" w:cs="Arial"/>
+                <w:lang w:val="es-ES"/>
+              </w:rPr>
+            </w:pPr>
+          </w:p>
+        </w:tc>
+      </w:tr>
+      <w:tr>
+        <w:tc>
+          <w:tcPr>
+            <w:tcW w:w="1617" w:type="dxa"/>
+          </w:tcPr>
+          <w:p>
+            <w:pPr>
+              <w:jc w:val="center"/>
+              <w:rPr>
+                <w:rFonts w:ascii="Arial" w:hAnsi="Arial" w:cs="Arial"/>
+                <w:lang w:val="es-ES"/>
+              </w:rPr>
+            </w:pPr>
+          </w:p>
+          <w:p>
+            <w:pPr>
+              <w:jc w:val="center"/>
+              <w:rPr>
+                <w:rFonts w:ascii="Arial" w:hAnsi="Arial" w:cs="Arial"/>
+                <w:lang w:val="es-ES"/>
+              </w:rPr>
+            </w:pPr>
+          </w:p>
+          <w:p>
+            <w:pPr>
+              <w:jc w:val="center"/>
+              <w:rPr>
+                <w:rFonts w:ascii="Arial" w:hAnsi="Arial" w:cs="Arial"/>
+                <w:lang w:val="es-ES"/>
+              </w:rPr>
+            </w:pPr>
+            <w:r>
+              <w:rPr>
+                <w:rFonts w:ascii="Arial" w:hAnsi="Arial" w:cs="Arial"/>
+                <w:lang w:val="es-ES"/>
+              </w:rPr>
+              <w:t>CP-25</w:t>
+            </w:r>
+          </w:p>
+        </w:tc>
+        <w:tc>
+          <w:tcPr>
+            <w:tcW w:w="2074" w:type="dxa"/>
+          </w:tcPr>
+          <w:p>
+            <w:pPr>
+              <w:jc w:val="center"/>
+              <w:rPr>
+                <w:rFonts w:ascii="Arial" w:hAnsi="Arial" w:cs="Arial"/>
+                <w:lang w:val="es-ES"/>
+              </w:rPr>
+            </w:pPr>
+          </w:p>
+          <w:p>
+            <w:pPr>
+              <w:jc w:val="center"/>
+              <w:rPr>
+                <w:rFonts w:ascii="Arial" w:hAnsi="Arial" w:cs="Arial"/>
+                <w:lang w:val="es-ES"/>
+              </w:rPr>
+            </w:pPr>
+          </w:p>
+          <w:p>
+            <w:pPr>
+              <w:jc w:val="center"/>
+              <w:rPr>
+                <w:rFonts w:ascii="Arial" w:hAnsi="Arial" w:cs="Arial"/>
+                <w:lang w:val="es-ES"/>
+              </w:rPr>
+            </w:pPr>
+            <w:r>
+              <w:rPr>
+                <w:rFonts w:ascii="Arial" w:hAnsi="Arial" w:cs="Arial"/>
+                <w:lang w:val="es-ES"/>
+              </w:rPr>
+              <w:t>RF-11</w:t>
+            </w:r>
+          </w:p>
+        </w:tc>
+        <w:tc>
+          <w:tcPr>
+            <w:tcW w:w="1651" w:type="dxa"/>
+          </w:tcPr>
+          <w:p>
+            <w:pPr>
+              <w:jc w:val="center"/>
+              <w:rPr>
+                <w:rFonts w:ascii="Arial" w:hAnsi="Arial" w:cs="Arial"/>
+                <w:lang w:val="es-ES"/>
+              </w:rPr>
+            </w:pPr>
+            <w:r>
+              <w:rPr>
+                <w:rFonts w:ascii="Arial" w:hAnsi="Arial" w:cs="Arial"/>
+                <w:lang w:val="es-ES"/>
+              </w:rPr>
+              <w:t>Sesión activa con datos nuevos en formatos incorrectos.</w:t>
+            </w:r>
+          </w:p>
+        </w:tc>
+        <w:tc>
+          <w:tcPr>
+            <w:tcW w:w="2924" w:type="dxa"/>
+          </w:tcPr>
+          <w:p>
+            <w:pPr>
+              <w:jc w:val="center"/>
+              <w:rPr>
+                <w:rFonts w:ascii="Arial" w:hAnsi="Arial" w:cs="Arial"/>
+                <w:lang w:val="es-ES"/>
+              </w:rPr>
+            </w:pPr>
+          </w:p>
+          <w:p>
+            <w:pPr>
+              <w:jc w:val="center"/>
+              <w:rPr>
+                <w:rFonts w:ascii="Arial" w:hAnsi="Arial" w:cs="Arial"/>
+                <w:lang w:val="es-ES"/>
+              </w:rPr>
+            </w:pPr>
+            <w:r>
+              <w:rPr>
+                <w:rFonts w:ascii="Arial" w:hAnsi="Arial" w:cs="Arial"/>
+                <w:lang w:val="es-ES"/>
+              </w:rPr>
+              <w:t>El sistema rechaza la actualización y muestra error de validación.</w:t>
+            </w:r>
+          </w:p>
+        </w:tc>
+        <w:tc>
+          <w:tcPr>
+            <w:tcW w:w="2077" w:type="dxa"/>
+          </w:tcPr>
+          <w:p>
+            <w:pPr>
+              <w:jc w:val="center"/>
+              <w:rPr>
+                <w:rFonts w:ascii="Arial" w:hAnsi="Arial" w:cs="Arial"/>
+                <w:lang w:val="es-ES"/>
+              </w:rPr>
+            </w:pPr>
+          </w:p>
+        </w:tc>
+      </w:tr>
+      <w:tr>
+        <w:tc>
+          <w:tcPr>
+            <w:tcW w:w="1617" w:type="dxa"/>
+          </w:tcPr>
+          <w:p>
+            <w:pPr>
+              <w:rPr>
+                <w:rFonts w:ascii="Arial" w:hAnsi="Arial" w:cs="Arial"/>
+                <w:lang w:val="es-ES"/>
+              </w:rPr>
+            </w:pPr>
+          </w:p>
+          <w:p>
+            <w:pPr>
+              <w:jc w:val="center"/>
+              <w:rPr>
+                <w:rFonts w:ascii="Arial" w:hAnsi="Arial" w:cs="Arial"/>
+                <w:lang w:val="es-ES"/>
+              </w:rPr>
+            </w:pPr>
+          </w:p>
+          <w:p>
+            <w:pPr>
+              <w:jc w:val="center"/>
+              <w:rPr>
+                <w:rFonts w:ascii="Arial" w:hAnsi="Arial" w:cs="Arial"/>
+                <w:lang w:val="es-ES"/>
+              </w:rPr>
+            </w:pPr>
+            <w:r>
+              <w:rPr>
+                <w:rFonts w:ascii="Arial" w:hAnsi="Arial" w:cs="Arial"/>
+                <w:lang w:val="es-ES"/>
+              </w:rPr>
+              <w:t>CP-26</w:t>
+            </w:r>
+          </w:p>
+        </w:tc>
+        <w:tc>
+          <w:tcPr>
+            <w:tcW w:w="2074" w:type="dxa"/>
+          </w:tcPr>
+          <w:p>
+            <w:pPr>
+              <w:jc w:val="center"/>
+              <w:rPr>
+                <w:rFonts w:ascii="Arial" w:hAnsi="Arial" w:cs="Arial"/>
+                <w:lang w:val="es-ES"/>
+              </w:rPr>
+            </w:pPr>
+          </w:p>
+          <w:p>
+            <w:pPr>
+              <w:jc w:val="center"/>
+              <w:rPr>
+                <w:rFonts w:ascii="Arial" w:hAnsi="Arial" w:cs="Arial"/>
+                <w:lang w:val="es-ES"/>
+              </w:rPr>
+            </w:pPr>
+          </w:p>
+          <w:p>
+            <w:pPr>
+              <w:jc w:val="center"/>
+              <w:rPr>
+                <w:rFonts w:ascii="Arial" w:hAnsi="Arial" w:cs="Arial"/>
+                <w:lang w:val="es-ES"/>
+              </w:rPr>
+            </w:pPr>
+          </w:p>
+          <w:p>
+            <w:pPr>
+              <w:jc w:val="center"/>
+              <w:rPr>
+                <w:rFonts w:ascii="Arial" w:hAnsi="Arial" w:cs="Arial"/>
+                <w:lang w:val="es-ES"/>
+              </w:rPr>
+            </w:pPr>
+            <w:r>
+              <w:rPr>
+                <w:rFonts w:ascii="Arial" w:hAnsi="Arial" w:cs="Arial"/>
+                <w:lang w:val="es-ES"/>
+              </w:rPr>
+              <w:t>RF-12</w:t>
+            </w:r>
+          </w:p>
+        </w:tc>
+        <w:tc>
+          <w:tcPr>
+            <w:tcW w:w="1651" w:type="dxa"/>
+          </w:tcPr>
+          <w:p>
+            <w:pPr>
+              <w:jc w:val="center"/>
+              <w:rPr>
+                <w:rFonts w:ascii="Arial" w:hAnsi="Arial" w:cs="Arial"/>
+                <w:lang w:val="es-ES"/>
+              </w:rPr>
+            </w:pPr>
+            <w:r>
+              <w:rPr>
+                <w:rFonts w:ascii="Arial" w:hAnsi="Arial" w:cs="Arial"/>
+                <w:lang w:val="es-ES"/>
+              </w:rPr>
+              <w:t xml:space="preserve">El estudiante marca el </w:t>
+            </w:r>
+            <w:proofErr w:type="spellStart"/>
+            <w:r>
+              <w:rPr>
+                <w:rFonts w:ascii="Arial" w:hAnsi="Arial" w:cs="Arial"/>
+                <w:lang w:val="es-ES"/>
+              </w:rPr>
+              <w:t>checkbox</w:t>
+            </w:r>
+            <w:proofErr w:type="spellEnd"/>
+            <w:r>
+              <w:rPr>
+                <w:rFonts w:ascii="Arial" w:hAnsi="Arial" w:cs="Arial"/>
+                <w:lang w:val="es-ES"/>
+              </w:rPr>
+              <w:t xml:space="preserve"> de términos, condiciones y cookies.</w:t>
+            </w:r>
+          </w:p>
+        </w:tc>
+        <w:tc>
+          <w:tcPr>
+            <w:tcW w:w="2924" w:type="dxa"/>
+          </w:tcPr>
+          <w:p>
+            <w:pPr>
+              <w:jc w:val="center"/>
+              <w:rPr>
+                <w:rFonts w:ascii="Arial" w:hAnsi="Arial" w:cs="Arial"/>
+                <w:lang w:val="es-ES"/>
+              </w:rPr>
+            </w:pPr>
+          </w:p>
+          <w:p>
+            <w:pPr>
+              <w:jc w:val="center"/>
+              <w:rPr>
+                <w:rFonts w:ascii="Arial" w:hAnsi="Arial" w:cs="Arial"/>
+                <w:lang w:val="es-ES"/>
+              </w:rPr>
+            </w:pPr>
+          </w:p>
+          <w:p>
+            <w:pPr>
+              <w:jc w:val="center"/>
+              <w:rPr>
+                <w:rFonts w:ascii="Arial" w:hAnsi="Arial" w:cs="Arial"/>
+                <w:lang w:val="es-ES"/>
+              </w:rPr>
+            </w:pPr>
+            <w:r>
+              <w:rPr>
+                <w:rFonts w:ascii="Arial" w:hAnsi="Arial" w:cs="Arial"/>
+                <w:lang w:val="es-ES"/>
+              </w:rPr>
+              <w:t>El sistema permite continuar con el registro e ingreso.</w:t>
+            </w:r>
+          </w:p>
+        </w:tc>
+        <w:tc>
+          <w:tcPr>
+            <w:tcW w:w="2077" w:type="dxa"/>
+          </w:tcPr>
+          <w:p>
+            <w:pPr>
+              <w:jc w:val="center"/>
+              <w:rPr>
+                <w:rFonts w:ascii="Arial" w:hAnsi="Arial" w:cs="Arial"/>
+                <w:lang w:val="es-ES"/>
+              </w:rPr>
+            </w:pPr>
+          </w:p>
+        </w:tc>
+      </w:tr>
+      <w:tr>
+        <w:tc>
+          <w:tcPr>
+            <w:tcW w:w="1617" w:type="dxa"/>
+          </w:tcPr>
+          <w:p>
+            <w:pPr>
+              <w:jc w:val="center"/>
+              <w:rPr>
+                <w:rFonts w:ascii="Arial" w:hAnsi="Arial" w:cs="Arial"/>
+                <w:lang w:val="es-ES"/>
+              </w:rPr>
+            </w:pPr>
+          </w:p>
+          <w:p>
+            <w:pPr>
+              <w:jc w:val="center"/>
+              <w:rPr>
+                <w:rFonts w:ascii="Arial" w:hAnsi="Arial" w:cs="Arial"/>
+                <w:lang w:val="es-ES"/>
+              </w:rPr>
+            </w:pPr>
+          </w:p>
+          <w:p>
+            <w:pPr>
+              <w:jc w:val="center"/>
+              <w:rPr>
+                <w:rFonts w:ascii="Arial" w:hAnsi="Arial" w:cs="Arial"/>
+                <w:lang w:val="es-ES"/>
+              </w:rPr>
+            </w:pPr>
+            <w:r>
+              <w:rPr>
+                <w:rFonts w:ascii="Arial" w:hAnsi="Arial" w:cs="Arial"/>
+                <w:lang w:val="es-ES"/>
+              </w:rPr>
+              <w:t>CP-27</w:t>
+            </w:r>
+          </w:p>
+        </w:tc>
+        <w:tc>
+          <w:tcPr>
+            <w:tcW w:w="2074" w:type="dxa"/>
+          </w:tcPr>
+          <w:p>
+            <w:pPr>
+              <w:jc w:val="center"/>
+              <w:rPr>
+                <w:rFonts w:ascii="Arial" w:hAnsi="Arial" w:cs="Arial"/>
+                <w:lang w:val="es-ES"/>
+              </w:rPr>
+            </w:pPr>
+          </w:p>
+          <w:p>
+            <w:pPr>
+              <w:jc w:val="center"/>
+              <w:rPr>
+                <w:rFonts w:ascii="Arial" w:hAnsi="Arial" w:cs="Arial"/>
+                <w:lang w:val="es-ES"/>
+              </w:rPr>
+            </w:pPr>
+          </w:p>
+          <w:p>
+            <w:pPr>
+              <w:jc w:val="center"/>
+              <w:rPr>
+                <w:rFonts w:ascii="Arial" w:hAnsi="Arial" w:cs="Arial"/>
+                <w:lang w:val="es-ES"/>
+              </w:rPr>
+            </w:pPr>
+            <w:r>
+              <w:rPr>
+                <w:rFonts w:ascii="Arial" w:hAnsi="Arial" w:cs="Arial"/>
+                <w:lang w:val="es-ES"/>
+              </w:rPr>
+              <w:t>RF-12</w:t>
+            </w:r>
+          </w:p>
+        </w:tc>
+        <w:tc>
+          <w:tcPr>
+            <w:tcW w:w="1651" w:type="dxa"/>
+          </w:tcPr>
+          <w:p>
+            <w:pPr>
+              <w:jc w:val="center"/>
+              <w:rPr>
+                <w:rFonts w:ascii="Arial" w:hAnsi="Arial" w:cs="Arial"/>
+                <w:lang w:val="es-ES"/>
+              </w:rPr>
+            </w:pPr>
+            <w:r>
+              <w:rPr>
+                <w:rFonts w:ascii="Arial" w:hAnsi="Arial" w:cs="Arial"/>
+                <w:lang w:val="es-ES"/>
+              </w:rPr>
+              <w:t xml:space="preserve">Estudiante intenta continuar sin marca el </w:t>
+            </w:r>
+            <w:proofErr w:type="spellStart"/>
+            <w:r>
+              <w:rPr>
+                <w:rFonts w:ascii="Arial" w:hAnsi="Arial" w:cs="Arial"/>
+                <w:lang w:val="es-ES"/>
+              </w:rPr>
+              <w:t>checkbox</w:t>
+            </w:r>
+            <w:proofErr w:type="spellEnd"/>
+            <w:r>
+              <w:rPr>
+                <w:rFonts w:ascii="Arial" w:hAnsi="Arial" w:cs="Arial"/>
+                <w:lang w:val="es-ES"/>
+              </w:rPr>
+              <w:t>.</w:t>
+            </w:r>
+          </w:p>
+        </w:tc>
+        <w:tc>
+          <w:tcPr>
+            <w:tcW w:w="2924" w:type="dxa"/>
+          </w:tcPr>
+          <w:p>
+            <w:pPr>
+              <w:jc w:val="center"/>
+              <w:rPr>
+                <w:rFonts w:ascii="Arial" w:hAnsi="Arial" w:cs="Arial"/>
+                <w:lang w:val="es-ES"/>
+              </w:rPr>
+            </w:pPr>
+          </w:p>
+          <w:p>
+            <w:pPr>
+              <w:jc w:val="center"/>
+              <w:rPr>
+                <w:rFonts w:ascii="Arial" w:hAnsi="Arial" w:cs="Arial"/>
+                <w:lang w:val="es-ES"/>
+              </w:rPr>
+            </w:pPr>
+            <w:r>
+              <w:rPr>
+                <w:rFonts w:ascii="Arial" w:hAnsi="Arial" w:cs="Arial"/>
+                <w:lang w:val="es-ES"/>
+              </w:rPr>
+              <w:t>El sistema bloque el avance y exige aceptar los términos</w:t>
+            </w:r>
+          </w:p>
+        </w:tc>
+        <w:tc>
+          <w:tcPr>
+            <w:tcW w:w="2077" w:type="dxa"/>
+          </w:tcPr>
+          <w:p>
+            <w:pPr>
+              <w:jc w:val="center"/>
+              <w:rPr>
+                <w:rFonts w:ascii="Arial" w:hAnsi="Arial" w:cs="Arial"/>
+                <w:lang w:val="es-ES"/>
+              </w:rPr>
+            </w:pPr>
+          </w:p>
+        </w:tc>
+      </w:tr>
+      <w:tr>
+        <w:tc>
+          <w:tcPr>
+            <w:tcW w:w="1617" w:type="dxa"/>
+          </w:tcPr>
+          <w:p>
+            <w:pPr>
+              <w:jc w:val="center"/>
+              <w:rPr>
+                <w:rFonts w:ascii="Arial" w:hAnsi="Arial" w:cs="Arial"/>
+                <w:lang w:val="es-ES"/>
+              </w:rPr>
+            </w:pPr>
+            <w:r>
+              <w:rPr>
+                <w:rFonts w:ascii="Arial" w:hAnsi="Arial" w:cs="Arial"/>
+                <w:lang w:val="es-ES"/>
+              </w:rPr>
+              <w:t>CP-28</w:t>
+            </w:r>
+          </w:p>
+        </w:tc>
+        <w:tc>
+          <w:tcPr>
+            <w:tcW w:w="2074" w:type="dxa"/>
+          </w:tcPr>
+          <w:p>
+            <w:pPr>
+              <w:jc w:val="center"/>
+              <w:rPr>
+                <w:rFonts w:ascii="Arial" w:hAnsi="Arial" w:cs="Arial"/>
+                <w:lang w:val="es-ES"/>
+              </w:rPr>
+            </w:pPr>
+            <w:r>
+              <w:rPr>
+                <w:rFonts w:ascii="Arial" w:hAnsi="Arial" w:cs="Arial"/>
+                <w:lang w:val="es-ES"/>
+              </w:rPr>
+              <w:t>RF-13</w:t>
+            </w:r>
+          </w:p>
+        </w:tc>
+        <w:tc>
+          <w:tcPr>
+            <w:tcW w:w="1651" w:type="dxa"/>
+          </w:tcPr>
+          <w:p>
+            <w:pPr>
+              <w:jc w:val="center"/>
+              <w:rPr>
+                <w:rFonts w:ascii="Arial" w:hAnsi="Arial" w:cs="Arial"/>
+                <w:lang w:val="es-ES"/>
+              </w:rPr>
+            </w:pPr>
+            <w:r>
+              <w:rPr>
+                <w:rFonts w:ascii="Arial" w:hAnsi="Arial" w:cs="Arial"/>
+                <w:lang w:val="es-ES"/>
+              </w:rPr>
+              <w:t>Sesión activa y el identificador de solicitud es válido.</w:t>
+            </w:r>
+          </w:p>
+        </w:tc>
+        <w:tc>
+          <w:tcPr>
+            <w:tcW w:w="2924" w:type="dxa"/>
+          </w:tcPr>
+          <w:p>
+            <w:pPr>
+              <w:jc w:val="center"/>
+              <w:rPr>
+                <w:rFonts w:ascii="Arial" w:hAnsi="Arial" w:cs="Arial"/>
+                <w:lang w:val="es-ES"/>
+              </w:rPr>
+            </w:pPr>
+          </w:p>
+          <w:p>
+            <w:pPr>
+              <w:jc w:val="center"/>
+              <w:rPr>
+                <w:rFonts w:ascii="Arial" w:hAnsi="Arial" w:cs="Arial"/>
+                <w:lang w:val="es-ES"/>
+              </w:rPr>
+            </w:pPr>
+            <w:r>
+              <w:rPr>
+                <w:rFonts w:ascii="Arial" w:hAnsi="Arial" w:cs="Arial"/>
+                <w:lang w:val="es-ES"/>
+              </w:rPr>
+              <w:t>Muestra la información de la solicitud consultada.</w:t>
+            </w:r>
+          </w:p>
+        </w:tc>
+        <w:tc>
+          <w:tcPr>
+            <w:tcW w:w="2077" w:type="dxa"/>
+          </w:tcPr>
+          <w:p>
+            <w:pPr>
+              <w:jc w:val="center"/>
+              <w:rPr>
+                <w:rFonts w:ascii="Arial" w:hAnsi="Arial" w:cs="Arial"/>
+                <w:lang w:val="es-ES"/>
+              </w:rPr>
+            </w:pPr>
+          </w:p>
+        </w:tc>
+      </w:tr>
+      <w:tr>
+        <w:tc>
+          <w:tcPr>
+            <w:tcW w:w="1617" w:type="dxa"/>
+          </w:tcPr>
+          <w:p>
+            <w:pPr>
+              <w:jc w:val="center"/>
+              <w:rPr>
+                <w:rFonts w:ascii="Arial" w:hAnsi="Arial" w:cs="Arial"/>
+                <w:lang w:val="es-ES"/>
+              </w:rPr>
+            </w:pPr>
+            <w:r>
+              <w:rPr>
+                <w:rFonts w:ascii="Arial" w:hAnsi="Arial" w:cs="Arial"/>
+                <w:lang w:val="es-ES"/>
+              </w:rPr>
+              <w:t>CP-29</w:t>
+            </w:r>
+          </w:p>
+        </w:tc>
+        <w:tc>
+          <w:tcPr>
+            <w:tcW w:w="2074" w:type="dxa"/>
+          </w:tcPr>
+          <w:p>
+            <w:pPr>
+              <w:jc w:val="center"/>
+              <w:rPr>
+                <w:rFonts w:ascii="Arial" w:hAnsi="Arial" w:cs="Arial"/>
+                <w:lang w:val="es-ES"/>
+              </w:rPr>
+            </w:pPr>
+            <w:r>
+              <w:rPr>
+                <w:rFonts w:ascii="Arial" w:hAnsi="Arial" w:cs="Arial"/>
+                <w:lang w:val="es-ES"/>
+              </w:rPr>
+              <w:t>RF-13</w:t>
+            </w:r>
+          </w:p>
+        </w:tc>
+        <w:tc>
+          <w:tcPr>
+            <w:tcW w:w="1651" w:type="dxa"/>
+          </w:tcPr>
+          <w:p>
+            <w:pPr>
+              <w:jc w:val="center"/>
+              <w:rPr>
+                <w:rFonts w:ascii="Arial" w:hAnsi="Arial" w:cs="Arial"/>
+                <w:lang w:val="es-ES"/>
+              </w:rPr>
+            </w:pPr>
+            <w:r>
+              <w:rPr>
+                <w:rFonts w:ascii="Arial" w:hAnsi="Arial" w:cs="Arial"/>
+                <w:lang w:val="es-ES"/>
+              </w:rPr>
+              <w:t>Sesión activa con ID de solicitud inexistente.</w:t>
+            </w:r>
+          </w:p>
+        </w:tc>
+        <w:tc>
+          <w:tcPr>
+            <w:tcW w:w="2924" w:type="dxa"/>
+          </w:tcPr>
+          <w:p>
+            <w:pPr>
+              <w:jc w:val="center"/>
+              <w:rPr>
+                <w:rFonts w:ascii="Arial" w:hAnsi="Arial" w:cs="Arial"/>
+                <w:lang w:val="es-ES"/>
+              </w:rPr>
+            </w:pPr>
+          </w:p>
+          <w:p>
+            <w:pPr>
+              <w:jc w:val="center"/>
+              <w:rPr>
+                <w:rFonts w:ascii="Arial" w:hAnsi="Arial" w:cs="Arial"/>
+                <w:lang w:val="es-ES"/>
+              </w:rPr>
+            </w:pPr>
+            <w:r>
+              <w:rPr>
+                <w:rFonts w:ascii="Arial" w:hAnsi="Arial" w:cs="Arial"/>
+                <w:lang w:val="es-ES"/>
+              </w:rPr>
+              <w:t>El sistema muestra un error de solicitud no encontrada.</w:t>
+            </w:r>
+          </w:p>
+        </w:tc>
+        <w:tc>
+          <w:tcPr>
+            <w:tcW w:w="2077" w:type="dxa"/>
+          </w:tcPr>
+          <w:p>
+            <w:pPr>
+              <w:jc w:val="center"/>
+              <w:rPr>
+                <w:rFonts w:ascii="Arial" w:hAnsi="Arial" w:cs="Arial"/>
+                <w:lang w:val="es-ES"/>
+              </w:rPr>
+            </w:pPr>
+          </w:p>
+        </w:tc>
+      </w:tr>
+      <w:tr>
+        <w:tc>
+          <w:tcPr>
+            <w:tcW w:w="1617" w:type="dxa"/>
+          </w:tcPr>
+          <w:p>
+            <w:pPr>
+              <w:jc w:val="center"/>
+              <w:rPr>
+                <w:rFonts w:ascii="Arial" w:hAnsi="Arial" w:cs="Arial"/>
+              </w:rPr>
+            </w:pPr>
+            <w:r>
+              <w:rPr>
+                <w:rFonts w:ascii="Arial" w:hAnsi="Arial" w:cs="Arial"/>
+              </w:rPr>
+              <w:t>CP-30</w:t>
+            </w:r>
+          </w:p>
+        </w:tc>
+        <w:tc>
+          <w:tcPr>
+            <w:tcW w:w="2074" w:type="dxa"/>
+          </w:tcPr>
+          <w:p>
+            <w:pPr>
+              <w:jc w:val="center"/>
+              <w:rPr>
+                <w:rFonts w:ascii="Arial" w:hAnsi="Arial" w:cs="Arial"/>
+                <w:lang w:val="es-ES"/>
+              </w:rPr>
+            </w:pPr>
+            <w:r>
+              <w:rPr>
+                <w:rFonts w:ascii="Arial" w:hAnsi="Arial" w:cs="Arial"/>
+                <w:lang w:val="es-ES"/>
+              </w:rPr>
+              <w:t>RF-14</w:t>
+            </w:r>
+          </w:p>
+        </w:tc>
+        <w:tc>
+          <w:tcPr>
+            <w:tcW w:w="1651" w:type="dxa"/>
+          </w:tcPr>
+          <w:p>
+            <w:pPr>
+              <w:jc w:val="center"/>
+              <w:rPr>
+                <w:rFonts w:ascii="Arial" w:hAnsi="Arial" w:cs="Arial"/>
+                <w:lang w:val="es-ES"/>
+              </w:rPr>
+            </w:pPr>
+            <w:r>
+              <w:rPr>
+                <w:rFonts w:ascii="Arial" w:hAnsi="Arial" w:cs="Arial"/>
+                <w:lang w:val="es-ES"/>
+              </w:rPr>
+              <w:t>Sesión activa con al menos un movimiento de cada tipo.</w:t>
+            </w:r>
+          </w:p>
+        </w:tc>
+        <w:tc>
+          <w:tcPr>
+            <w:tcW w:w="2924" w:type="dxa"/>
+          </w:tcPr>
+          <w:p>
+            <w:pPr>
+              <w:jc w:val="center"/>
+              <w:rPr>
+                <w:rFonts w:ascii="Arial" w:hAnsi="Arial" w:cs="Arial"/>
+                <w:lang w:val="es-ES"/>
+              </w:rPr>
+            </w:pPr>
+            <w:r>
+              <w:rPr>
+                <w:rFonts w:ascii="Arial" w:hAnsi="Arial" w:cs="Arial"/>
+                <w:lang w:val="es-ES"/>
+              </w:rPr>
+              <w:t>El dashboard muestra el resumen completo de movimientos.</w:t>
+            </w:r>
+          </w:p>
+        </w:tc>
+        <w:tc>
+          <w:tcPr>
+            <w:tcW w:w="2077" w:type="dxa"/>
+          </w:tcPr>
+          <w:p>
+            <w:pPr>
+              <w:jc w:val="center"/>
+              <w:rPr>
+                <w:rFonts w:ascii="Arial" w:hAnsi="Arial" w:cs="Arial"/>
+                <w:lang w:val="es-ES"/>
+              </w:rPr>
+            </w:pPr>
+          </w:p>
+        </w:tc>
+      </w:tr>
+      <w:tr>
+        <w:tc>
+          <w:tcPr>
+            <w:tcW w:w="1617" w:type="dxa"/>
+          </w:tcPr>
+          <w:p>
+            <w:pPr>
+              <w:jc w:val="center"/>
+              <w:rPr>
+                <w:rFonts w:ascii="Arial" w:hAnsi="Arial" w:cs="Arial"/>
+                <w:lang w:val="es-ES"/>
+              </w:rPr>
+            </w:pPr>
+          </w:p>
+          <w:p>
+            <w:pPr>
+              <w:jc w:val="center"/>
+              <w:rPr>
+                <w:rFonts w:ascii="Arial" w:hAnsi="Arial" w:cs="Arial"/>
+                <w:lang w:val="es-ES"/>
+              </w:rPr>
+            </w:pPr>
             <w:bookmarkStart w:id="0" w:name="_GoBack"/>
             <w:bookmarkEnd w:id="0"/>
-          </w:p>
-        </w:tc>
-        <w:tc>
-          <w:tcPr>
-            <w:tcW w:w="2077" w:type="dxa"/>
-          </w:tcPr>
-          <w:p>
-            <w:pPr>
-              <w:jc w:val="center"/>
-              <w:rPr>
-                <w:rFonts w:ascii="Arial" w:hAnsi="Arial" w:cs="Arial"/>
-                <w:lang w:val="es-ES"/>
-              </w:rPr>
-            </w:pPr>
-          </w:p>
-        </w:tc>
-      </w:tr>
-      <w:tr>
-        <w:tc>
-          <w:tcPr>
-            <w:tcW w:w="1617" w:type="dxa"/>
-          </w:tcPr>
-          <w:p>
-            <w:pPr>
-              <w:jc w:val="center"/>
-              <w:rPr>
-                <w:rFonts w:ascii="Arial" w:hAnsi="Arial" w:cs="Arial"/>
-                <w:lang w:val="es-ES"/>
-              </w:rPr>
-            </w:pPr>
+            <w:r>
+              <w:rPr>
+                <w:rFonts w:ascii="Arial" w:hAnsi="Arial" w:cs="Arial"/>
+                <w:lang w:val="es-ES"/>
+              </w:rPr>
+              <w:t>CP-31</w:t>
+            </w:r>
           </w:p>
         </w:tc>
         <w:tc>
@@ -2014,6 +3986,22 @@
               </w:rPr>
             </w:pPr>
           </w:p>
+          <w:p>
+            <w:pPr>
+              <w:jc w:val="center"/>
+              <w:rPr>
+                <w:rFonts w:ascii="Arial" w:hAnsi="Arial" w:cs="Arial"/>
+                <w:lang w:val="es-ES"/>
+              </w:rPr>
+            </w:pPr>
+            <w:r>
+              <w:rPr>
+                <w:rFonts w:ascii="Arial" w:hAnsi="Arial" w:cs="Arial"/>
+                <w:lang w:val="es-ES"/>
+              </w:rPr>
+              <w:t>RF-14</w:t>
+            </w:r>
+          </w:p>
         </w:tc>
         <w:tc>
           <w:tcPr>
@@ -2027,6 +4015,13 @@
                 <w:lang w:val="es-ES"/>
               </w:rPr>
             </w:pPr>
+            <w:r>
+              <w:rPr>
+                <w:rFonts w:ascii="Arial" w:hAnsi="Arial" w:cs="Arial"/>
+                <w:lang w:val="es-ES"/>
+              </w:rPr>
+              <w:t>Sesión activa sin movimientos registrados.</w:t>
+            </w:r>
           </w:p>
         </w:tc>
         <w:tc>
@@ -2041,1086 +4036,13 @@
                 <w:lang w:val="es-ES"/>
               </w:rPr>
             </w:pPr>
-          </w:p>
-        </w:tc>
-        <w:tc>
-          <w:tcPr>
-            <w:tcW w:w="2077" w:type="dxa"/>
-          </w:tcPr>
-          <w:p>
-            <w:pPr>
-              <w:jc w:val="center"/>
-              <w:rPr>
-                <w:rFonts w:ascii="Arial" w:hAnsi="Arial" w:cs="Arial"/>
-                <w:lang w:val="es-ES"/>
-              </w:rPr>
-            </w:pPr>
-          </w:p>
-        </w:tc>
-      </w:tr>
-      <w:tr>
-        <w:tc>
-          <w:tcPr>
-            <w:tcW w:w="1617" w:type="dxa"/>
-          </w:tcPr>
-          <w:p>
-            <w:pPr>
-              <w:jc w:val="center"/>
-              <w:rPr>
-                <w:rFonts w:ascii="Arial" w:hAnsi="Arial" w:cs="Arial"/>
-                <w:lang w:val="es-ES"/>
-              </w:rPr>
-            </w:pPr>
-          </w:p>
-        </w:tc>
-        <w:tc>
-          <w:tcPr>
-            <w:tcW w:w="2074" w:type="dxa"/>
-          </w:tcPr>
-          <w:p>
-            <w:pPr>
-              <w:jc w:val="center"/>
-              <w:rPr>
-                <w:rFonts w:ascii="Arial" w:hAnsi="Arial" w:cs="Arial"/>
-                <w:lang w:val="es-ES"/>
-              </w:rPr>
-            </w:pPr>
-          </w:p>
-        </w:tc>
-        <w:tc>
-          <w:tcPr>
-            <w:tcW w:w="1651" w:type="dxa"/>
-          </w:tcPr>
-          <w:p>
-            <w:pPr>
-              <w:jc w:val="center"/>
-              <w:rPr>
-                <w:rFonts w:ascii="Arial" w:hAnsi="Arial" w:cs="Arial"/>
-                <w:lang w:val="es-ES"/>
-              </w:rPr>
-            </w:pPr>
-          </w:p>
-        </w:tc>
-        <w:tc>
-          <w:tcPr>
-            <w:tcW w:w="2924" w:type="dxa"/>
-          </w:tcPr>
-          <w:p>
-            <w:pPr>
-              <w:jc w:val="center"/>
-              <w:rPr>
-                <w:rFonts w:ascii="Arial" w:hAnsi="Arial" w:cs="Arial"/>
-                <w:lang w:val="es-ES"/>
-              </w:rPr>
-            </w:pPr>
-          </w:p>
-        </w:tc>
-        <w:tc>
-          <w:tcPr>
-            <w:tcW w:w="2077" w:type="dxa"/>
-          </w:tcPr>
-          <w:p>
-            <w:pPr>
-              <w:jc w:val="center"/>
-              <w:rPr>
-                <w:rFonts w:ascii="Arial" w:hAnsi="Arial" w:cs="Arial"/>
-                <w:lang w:val="es-ES"/>
-              </w:rPr>
-            </w:pPr>
-          </w:p>
-        </w:tc>
-      </w:tr>
-      <w:tr>
-        <w:tc>
-          <w:tcPr>
-            <w:tcW w:w="1617" w:type="dxa"/>
-          </w:tcPr>
-          <w:p>
-            <w:pPr>
-              <w:jc w:val="center"/>
-              <w:rPr>
-                <w:rFonts w:ascii="Arial" w:hAnsi="Arial" w:cs="Arial"/>
-                <w:lang w:val="es-ES"/>
-              </w:rPr>
-            </w:pPr>
-          </w:p>
-        </w:tc>
-        <w:tc>
-          <w:tcPr>
-            <w:tcW w:w="2074" w:type="dxa"/>
-          </w:tcPr>
-          <w:p>
-            <w:pPr>
-              <w:jc w:val="center"/>
-              <w:rPr>
-                <w:rFonts w:ascii="Arial" w:hAnsi="Arial" w:cs="Arial"/>
-                <w:lang w:val="es-ES"/>
-              </w:rPr>
-            </w:pPr>
-          </w:p>
-        </w:tc>
-        <w:tc>
-          <w:tcPr>
-            <w:tcW w:w="1651" w:type="dxa"/>
-          </w:tcPr>
-          <w:p>
-            <w:pPr>
-              <w:jc w:val="center"/>
-              <w:rPr>
-                <w:rFonts w:ascii="Arial" w:hAnsi="Arial" w:cs="Arial"/>
-                <w:lang w:val="es-ES"/>
-              </w:rPr>
-            </w:pPr>
-          </w:p>
-        </w:tc>
-        <w:tc>
-          <w:tcPr>
-            <w:tcW w:w="2924" w:type="dxa"/>
-          </w:tcPr>
-          <w:p>
-            <w:pPr>
-              <w:jc w:val="center"/>
-              <w:rPr>
-                <w:rFonts w:ascii="Arial" w:hAnsi="Arial" w:cs="Arial"/>
-                <w:lang w:val="es-ES"/>
-              </w:rPr>
-            </w:pPr>
-          </w:p>
-        </w:tc>
-        <w:tc>
-          <w:tcPr>
-            <w:tcW w:w="2077" w:type="dxa"/>
-          </w:tcPr>
-          <w:p>
-            <w:pPr>
-              <w:jc w:val="center"/>
-              <w:rPr>
-                <w:rFonts w:ascii="Arial" w:hAnsi="Arial" w:cs="Arial"/>
-                <w:lang w:val="es-ES"/>
-              </w:rPr>
-            </w:pPr>
-          </w:p>
-        </w:tc>
-      </w:tr>
-      <w:tr>
-        <w:tc>
-          <w:tcPr>
-            <w:tcW w:w="1617" w:type="dxa"/>
-          </w:tcPr>
-          <w:p>
-            <w:pPr>
-              <w:jc w:val="center"/>
-              <w:rPr>
-                <w:rFonts w:ascii="Arial" w:hAnsi="Arial" w:cs="Arial"/>
-                <w:lang w:val="es-ES"/>
-              </w:rPr>
-            </w:pPr>
-          </w:p>
-        </w:tc>
-        <w:tc>
-          <w:tcPr>
-            <w:tcW w:w="2074" w:type="dxa"/>
-          </w:tcPr>
-          <w:p>
-            <w:pPr>
-              <w:jc w:val="center"/>
-              <w:rPr>
-                <w:rFonts w:ascii="Arial" w:hAnsi="Arial" w:cs="Arial"/>
-                <w:lang w:val="es-ES"/>
-              </w:rPr>
-            </w:pPr>
-          </w:p>
-        </w:tc>
-        <w:tc>
-          <w:tcPr>
-            <w:tcW w:w="1651" w:type="dxa"/>
-          </w:tcPr>
-          <w:p>
-            <w:pPr>
-              <w:jc w:val="center"/>
-              <w:rPr>
-                <w:rFonts w:ascii="Arial" w:hAnsi="Arial" w:cs="Arial"/>
-                <w:lang w:val="es-ES"/>
-              </w:rPr>
-            </w:pPr>
-          </w:p>
-        </w:tc>
-        <w:tc>
-          <w:tcPr>
-            <w:tcW w:w="2924" w:type="dxa"/>
-          </w:tcPr>
-          <w:p>
-            <w:pPr>
-              <w:jc w:val="center"/>
-              <w:rPr>
-                <w:rFonts w:ascii="Arial" w:hAnsi="Arial" w:cs="Arial"/>
-                <w:lang w:val="es-ES"/>
-              </w:rPr>
-            </w:pPr>
-          </w:p>
-        </w:tc>
-        <w:tc>
-          <w:tcPr>
-            <w:tcW w:w="2077" w:type="dxa"/>
-          </w:tcPr>
-          <w:p>
-            <w:pPr>
-              <w:jc w:val="center"/>
-              <w:rPr>
-                <w:rFonts w:ascii="Arial" w:hAnsi="Arial" w:cs="Arial"/>
-                <w:lang w:val="es-ES"/>
-              </w:rPr>
-            </w:pPr>
-          </w:p>
-        </w:tc>
-      </w:tr>
-      <w:tr>
-        <w:tc>
-          <w:tcPr>
-            <w:tcW w:w="1617" w:type="dxa"/>
-          </w:tcPr>
-          <w:p>
-            <w:pPr>
-              <w:jc w:val="center"/>
-              <w:rPr>
-                <w:rFonts w:ascii="Arial" w:hAnsi="Arial" w:cs="Arial"/>
-                <w:lang w:val="es-ES"/>
-              </w:rPr>
-            </w:pPr>
-          </w:p>
-        </w:tc>
-        <w:tc>
-          <w:tcPr>
-            <w:tcW w:w="2074" w:type="dxa"/>
-          </w:tcPr>
-          <w:p>
-            <w:pPr>
-              <w:jc w:val="center"/>
-              <w:rPr>
-                <w:rFonts w:ascii="Arial" w:hAnsi="Arial" w:cs="Arial"/>
-                <w:lang w:val="es-ES"/>
-              </w:rPr>
-            </w:pPr>
-          </w:p>
-        </w:tc>
-        <w:tc>
-          <w:tcPr>
-            <w:tcW w:w="1651" w:type="dxa"/>
-          </w:tcPr>
-          <w:p>
-            <w:pPr>
-              <w:jc w:val="center"/>
-              <w:rPr>
-                <w:rFonts w:ascii="Arial" w:hAnsi="Arial" w:cs="Arial"/>
-                <w:lang w:val="es-ES"/>
-              </w:rPr>
-            </w:pPr>
-          </w:p>
-        </w:tc>
-        <w:tc>
-          <w:tcPr>
-            <w:tcW w:w="2924" w:type="dxa"/>
-          </w:tcPr>
-          <w:p>
-            <w:pPr>
-              <w:jc w:val="center"/>
-              <w:rPr>
-                <w:rFonts w:ascii="Arial" w:hAnsi="Arial" w:cs="Arial"/>
-                <w:lang w:val="es-ES"/>
-              </w:rPr>
-            </w:pPr>
-          </w:p>
-        </w:tc>
-        <w:tc>
-          <w:tcPr>
-            <w:tcW w:w="2077" w:type="dxa"/>
-          </w:tcPr>
-          <w:p>
-            <w:pPr>
-              <w:jc w:val="center"/>
-              <w:rPr>
-                <w:rFonts w:ascii="Arial" w:hAnsi="Arial" w:cs="Arial"/>
-                <w:lang w:val="es-ES"/>
-              </w:rPr>
-            </w:pPr>
-          </w:p>
-        </w:tc>
-      </w:tr>
-      <w:tr>
-        <w:tc>
-          <w:tcPr>
-            <w:tcW w:w="1617" w:type="dxa"/>
-          </w:tcPr>
-          <w:p>
-            <w:pPr>
-              <w:jc w:val="center"/>
-              <w:rPr>
-                <w:rFonts w:ascii="Arial" w:hAnsi="Arial" w:cs="Arial"/>
-                <w:lang w:val="es-ES"/>
-              </w:rPr>
-            </w:pPr>
-          </w:p>
-        </w:tc>
-        <w:tc>
-          <w:tcPr>
-            <w:tcW w:w="2074" w:type="dxa"/>
-          </w:tcPr>
-          <w:p>
-            <w:pPr>
-              <w:jc w:val="center"/>
-              <w:rPr>
-                <w:rFonts w:ascii="Arial" w:hAnsi="Arial" w:cs="Arial"/>
-                <w:lang w:val="es-ES"/>
-              </w:rPr>
-            </w:pPr>
-          </w:p>
-        </w:tc>
-        <w:tc>
-          <w:tcPr>
-            <w:tcW w:w="1651" w:type="dxa"/>
-          </w:tcPr>
-          <w:p>
-            <w:pPr>
-              <w:jc w:val="center"/>
-              <w:rPr>
-                <w:rFonts w:ascii="Arial" w:hAnsi="Arial" w:cs="Arial"/>
-                <w:lang w:val="es-ES"/>
-              </w:rPr>
-            </w:pPr>
-          </w:p>
-        </w:tc>
-        <w:tc>
-          <w:tcPr>
-            <w:tcW w:w="2924" w:type="dxa"/>
-          </w:tcPr>
-          <w:p>
-            <w:pPr>
-              <w:jc w:val="center"/>
-              <w:rPr>
-                <w:rFonts w:ascii="Arial" w:hAnsi="Arial" w:cs="Arial"/>
-                <w:lang w:val="es-ES"/>
-              </w:rPr>
-            </w:pPr>
-          </w:p>
-        </w:tc>
-        <w:tc>
-          <w:tcPr>
-            <w:tcW w:w="2077" w:type="dxa"/>
-          </w:tcPr>
-          <w:p>
-            <w:pPr>
-              <w:jc w:val="center"/>
-              <w:rPr>
-                <w:rFonts w:ascii="Arial" w:hAnsi="Arial" w:cs="Arial"/>
-                <w:lang w:val="es-ES"/>
-              </w:rPr>
-            </w:pPr>
-          </w:p>
-        </w:tc>
-      </w:tr>
-      <w:tr>
-        <w:tc>
-          <w:tcPr>
-            <w:tcW w:w="1617" w:type="dxa"/>
-          </w:tcPr>
-          <w:p>
-            <w:pPr>
-              <w:jc w:val="center"/>
-              <w:rPr>
-                <w:rFonts w:ascii="Arial" w:hAnsi="Arial" w:cs="Arial"/>
-                <w:lang w:val="es-ES"/>
-              </w:rPr>
-            </w:pPr>
-          </w:p>
-        </w:tc>
-        <w:tc>
-          <w:tcPr>
-            <w:tcW w:w="2074" w:type="dxa"/>
-          </w:tcPr>
-          <w:p>
-            <w:pPr>
-              <w:jc w:val="center"/>
-              <w:rPr>
-                <w:rFonts w:ascii="Arial" w:hAnsi="Arial" w:cs="Arial"/>
-                <w:lang w:val="es-ES"/>
-              </w:rPr>
-            </w:pPr>
-          </w:p>
-        </w:tc>
-        <w:tc>
-          <w:tcPr>
-            <w:tcW w:w="1651" w:type="dxa"/>
-          </w:tcPr>
-          <w:p>
-            <w:pPr>
-              <w:jc w:val="center"/>
-              <w:rPr>
-                <w:rFonts w:ascii="Arial" w:hAnsi="Arial" w:cs="Arial"/>
-                <w:lang w:val="es-ES"/>
-              </w:rPr>
-            </w:pPr>
-          </w:p>
-        </w:tc>
-        <w:tc>
-          <w:tcPr>
-            <w:tcW w:w="2924" w:type="dxa"/>
-          </w:tcPr>
-          <w:p>
-            <w:pPr>
-              <w:jc w:val="center"/>
-              <w:rPr>
-                <w:rFonts w:ascii="Arial" w:hAnsi="Arial" w:cs="Arial"/>
-                <w:lang w:val="es-ES"/>
-              </w:rPr>
-            </w:pPr>
-          </w:p>
-        </w:tc>
-        <w:tc>
-          <w:tcPr>
-            <w:tcW w:w="2077" w:type="dxa"/>
-          </w:tcPr>
-          <w:p>
-            <w:pPr>
-              <w:jc w:val="center"/>
-              <w:rPr>
-                <w:rFonts w:ascii="Arial" w:hAnsi="Arial" w:cs="Arial"/>
-                <w:lang w:val="es-ES"/>
-              </w:rPr>
-            </w:pPr>
-          </w:p>
-        </w:tc>
-      </w:tr>
-      <w:tr>
-        <w:tc>
-          <w:tcPr>
-            <w:tcW w:w="1617" w:type="dxa"/>
-          </w:tcPr>
-          <w:p>
-            <w:pPr>
-              <w:jc w:val="center"/>
-              <w:rPr>
-                <w:rFonts w:ascii="Arial" w:hAnsi="Arial" w:cs="Arial"/>
-                <w:lang w:val="es-ES"/>
-              </w:rPr>
-            </w:pPr>
-          </w:p>
-        </w:tc>
-        <w:tc>
-          <w:tcPr>
-            <w:tcW w:w="2074" w:type="dxa"/>
-          </w:tcPr>
-          <w:p>
-            <w:pPr>
-              <w:jc w:val="center"/>
-              <w:rPr>
-                <w:rFonts w:ascii="Arial" w:hAnsi="Arial" w:cs="Arial"/>
-                <w:lang w:val="es-ES"/>
-              </w:rPr>
-            </w:pPr>
-          </w:p>
-        </w:tc>
-        <w:tc>
-          <w:tcPr>
-            <w:tcW w:w="1651" w:type="dxa"/>
-          </w:tcPr>
-          <w:p>
-            <w:pPr>
-              <w:jc w:val="center"/>
-              <w:rPr>
-                <w:rFonts w:ascii="Arial" w:hAnsi="Arial" w:cs="Arial"/>
-                <w:lang w:val="es-ES"/>
-              </w:rPr>
-            </w:pPr>
-          </w:p>
-        </w:tc>
-        <w:tc>
-          <w:tcPr>
-            <w:tcW w:w="2924" w:type="dxa"/>
-          </w:tcPr>
-          <w:p>
-            <w:pPr>
-              <w:jc w:val="center"/>
-              <w:rPr>
-                <w:rFonts w:ascii="Arial" w:hAnsi="Arial" w:cs="Arial"/>
-                <w:lang w:val="es-ES"/>
-              </w:rPr>
-            </w:pPr>
-          </w:p>
-        </w:tc>
-        <w:tc>
-          <w:tcPr>
-            <w:tcW w:w="2077" w:type="dxa"/>
-          </w:tcPr>
-          <w:p>
-            <w:pPr>
-              <w:jc w:val="center"/>
-              <w:rPr>
-                <w:rFonts w:ascii="Arial" w:hAnsi="Arial" w:cs="Arial"/>
-                <w:lang w:val="es-ES"/>
-              </w:rPr>
-            </w:pPr>
-          </w:p>
-        </w:tc>
-      </w:tr>
-      <w:tr>
-        <w:tc>
-          <w:tcPr>
-            <w:tcW w:w="1617" w:type="dxa"/>
-          </w:tcPr>
-          <w:p>
-            <w:pPr>
-              <w:jc w:val="center"/>
-              <w:rPr>
-                <w:rFonts w:ascii="Arial" w:hAnsi="Arial" w:cs="Arial"/>
-                <w:lang w:val="es-ES"/>
-              </w:rPr>
-            </w:pPr>
-          </w:p>
-        </w:tc>
-        <w:tc>
-          <w:tcPr>
-            <w:tcW w:w="2074" w:type="dxa"/>
-          </w:tcPr>
-          <w:p>
-            <w:pPr>
-              <w:jc w:val="center"/>
-              <w:rPr>
-                <w:rFonts w:ascii="Arial" w:hAnsi="Arial" w:cs="Arial"/>
-                <w:lang w:val="es-ES"/>
-              </w:rPr>
-            </w:pPr>
-          </w:p>
-        </w:tc>
-        <w:tc>
-          <w:tcPr>
-            <w:tcW w:w="1651" w:type="dxa"/>
-          </w:tcPr>
-          <w:p>
-            <w:pPr>
-              <w:jc w:val="center"/>
-              <w:rPr>
-                <w:rFonts w:ascii="Arial" w:hAnsi="Arial" w:cs="Arial"/>
-                <w:lang w:val="es-ES"/>
-              </w:rPr>
-            </w:pPr>
-          </w:p>
-        </w:tc>
-        <w:tc>
-          <w:tcPr>
-            <w:tcW w:w="2924" w:type="dxa"/>
-          </w:tcPr>
-          <w:p>
-            <w:pPr>
-              <w:jc w:val="center"/>
-              <w:rPr>
-                <w:rFonts w:ascii="Arial" w:hAnsi="Arial" w:cs="Arial"/>
-                <w:lang w:val="es-ES"/>
-              </w:rPr>
-            </w:pPr>
-          </w:p>
-        </w:tc>
-        <w:tc>
-          <w:tcPr>
-            <w:tcW w:w="2077" w:type="dxa"/>
-          </w:tcPr>
-          <w:p>
-            <w:pPr>
-              <w:jc w:val="center"/>
-              <w:rPr>
-                <w:rFonts w:ascii="Arial" w:hAnsi="Arial" w:cs="Arial"/>
-                <w:lang w:val="es-ES"/>
-              </w:rPr>
-            </w:pPr>
-          </w:p>
-        </w:tc>
-      </w:tr>
-      <w:tr>
-        <w:tc>
-          <w:tcPr>
-            <w:tcW w:w="1617" w:type="dxa"/>
-          </w:tcPr>
-          <w:p>
-            <w:pPr>
-              <w:jc w:val="center"/>
-              <w:rPr>
-                <w:rFonts w:ascii="Arial" w:hAnsi="Arial" w:cs="Arial"/>
-                <w:lang w:val="es-ES"/>
-              </w:rPr>
-            </w:pPr>
-          </w:p>
-        </w:tc>
-        <w:tc>
-          <w:tcPr>
-            <w:tcW w:w="2074" w:type="dxa"/>
-          </w:tcPr>
-          <w:p>
-            <w:pPr>
-              <w:jc w:val="center"/>
-              <w:rPr>
-                <w:rFonts w:ascii="Arial" w:hAnsi="Arial" w:cs="Arial"/>
-                <w:lang w:val="es-ES"/>
-              </w:rPr>
-            </w:pPr>
-          </w:p>
-        </w:tc>
-        <w:tc>
-          <w:tcPr>
-            <w:tcW w:w="1651" w:type="dxa"/>
-          </w:tcPr>
-          <w:p>
-            <w:pPr>
-              <w:jc w:val="center"/>
-              <w:rPr>
-                <w:rFonts w:ascii="Arial" w:hAnsi="Arial" w:cs="Arial"/>
-                <w:lang w:val="es-ES"/>
-              </w:rPr>
-            </w:pPr>
-          </w:p>
-        </w:tc>
-        <w:tc>
-          <w:tcPr>
-            <w:tcW w:w="2924" w:type="dxa"/>
-          </w:tcPr>
-          <w:p>
-            <w:pPr>
-              <w:jc w:val="center"/>
-              <w:rPr>
-                <w:rFonts w:ascii="Arial" w:hAnsi="Arial" w:cs="Arial"/>
-                <w:lang w:val="es-ES"/>
-              </w:rPr>
-            </w:pPr>
-          </w:p>
-        </w:tc>
-        <w:tc>
-          <w:tcPr>
-            <w:tcW w:w="2077" w:type="dxa"/>
-          </w:tcPr>
-          <w:p>
-            <w:pPr>
-              <w:jc w:val="center"/>
-              <w:rPr>
-                <w:rFonts w:ascii="Arial" w:hAnsi="Arial" w:cs="Arial"/>
-                <w:lang w:val="es-ES"/>
-              </w:rPr>
-            </w:pPr>
-          </w:p>
-        </w:tc>
-      </w:tr>
-      <w:tr>
-        <w:tc>
-          <w:tcPr>
-            <w:tcW w:w="1617" w:type="dxa"/>
-          </w:tcPr>
-          <w:p>
-            <w:pPr>
-              <w:jc w:val="center"/>
-              <w:rPr>
-                <w:rFonts w:ascii="Arial" w:hAnsi="Arial" w:cs="Arial"/>
-                <w:lang w:val="es-ES"/>
-              </w:rPr>
-            </w:pPr>
-          </w:p>
-        </w:tc>
-        <w:tc>
-          <w:tcPr>
-            <w:tcW w:w="2074" w:type="dxa"/>
-          </w:tcPr>
-          <w:p>
-            <w:pPr>
-              <w:jc w:val="center"/>
-              <w:rPr>
-                <w:rFonts w:ascii="Arial" w:hAnsi="Arial" w:cs="Arial"/>
-                <w:lang w:val="es-ES"/>
-              </w:rPr>
-            </w:pPr>
-          </w:p>
-        </w:tc>
-        <w:tc>
-          <w:tcPr>
-            <w:tcW w:w="1651" w:type="dxa"/>
-          </w:tcPr>
-          <w:p>
-            <w:pPr>
-              <w:jc w:val="center"/>
-              <w:rPr>
-                <w:rFonts w:ascii="Arial" w:hAnsi="Arial" w:cs="Arial"/>
-                <w:lang w:val="es-ES"/>
-              </w:rPr>
-            </w:pPr>
-          </w:p>
-        </w:tc>
-        <w:tc>
-          <w:tcPr>
-            <w:tcW w:w="2924" w:type="dxa"/>
-          </w:tcPr>
-          <w:p>
-            <w:pPr>
-              <w:jc w:val="center"/>
-              <w:rPr>
-                <w:rFonts w:ascii="Arial" w:hAnsi="Arial" w:cs="Arial"/>
-                <w:lang w:val="es-ES"/>
-              </w:rPr>
-            </w:pPr>
-          </w:p>
-        </w:tc>
-        <w:tc>
-          <w:tcPr>
-            <w:tcW w:w="2077" w:type="dxa"/>
-          </w:tcPr>
-          <w:p>
-            <w:pPr>
-              <w:jc w:val="center"/>
-              <w:rPr>
-                <w:rFonts w:ascii="Arial" w:hAnsi="Arial" w:cs="Arial"/>
-                <w:lang w:val="es-ES"/>
-              </w:rPr>
-            </w:pPr>
-          </w:p>
-        </w:tc>
-      </w:tr>
-      <w:tr>
-        <w:tc>
-          <w:tcPr>
-            <w:tcW w:w="1617" w:type="dxa"/>
-          </w:tcPr>
-          <w:p>
-            <w:pPr>
-              <w:jc w:val="center"/>
-              <w:rPr>
-                <w:rFonts w:ascii="Arial" w:hAnsi="Arial" w:cs="Arial"/>
-                <w:lang w:val="es-ES"/>
-              </w:rPr>
-            </w:pPr>
-          </w:p>
-        </w:tc>
-        <w:tc>
-          <w:tcPr>
-            <w:tcW w:w="2074" w:type="dxa"/>
-          </w:tcPr>
-          <w:p>
-            <w:pPr>
-              <w:jc w:val="center"/>
-              <w:rPr>
-                <w:rFonts w:ascii="Arial" w:hAnsi="Arial" w:cs="Arial"/>
-                <w:lang w:val="es-ES"/>
-              </w:rPr>
-            </w:pPr>
-          </w:p>
-        </w:tc>
-        <w:tc>
-          <w:tcPr>
-            <w:tcW w:w="1651" w:type="dxa"/>
-          </w:tcPr>
-          <w:p>
-            <w:pPr>
-              <w:jc w:val="center"/>
-              <w:rPr>
-                <w:rFonts w:ascii="Arial" w:hAnsi="Arial" w:cs="Arial"/>
-                <w:lang w:val="es-ES"/>
-              </w:rPr>
-            </w:pPr>
-          </w:p>
-        </w:tc>
-        <w:tc>
-          <w:tcPr>
-            <w:tcW w:w="2924" w:type="dxa"/>
-          </w:tcPr>
-          <w:p>
-            <w:pPr>
-              <w:jc w:val="center"/>
-              <w:rPr>
-                <w:rFonts w:ascii="Arial" w:hAnsi="Arial" w:cs="Arial"/>
-                <w:lang w:val="es-ES"/>
-              </w:rPr>
-            </w:pPr>
-          </w:p>
-        </w:tc>
-        <w:tc>
-          <w:tcPr>
-            <w:tcW w:w="2077" w:type="dxa"/>
-          </w:tcPr>
-          <w:p>
-            <w:pPr>
-              <w:jc w:val="center"/>
-              <w:rPr>
-                <w:rFonts w:ascii="Arial" w:hAnsi="Arial" w:cs="Arial"/>
-                <w:lang w:val="es-ES"/>
-              </w:rPr>
-            </w:pPr>
-          </w:p>
-        </w:tc>
-      </w:tr>
-      <w:tr>
-        <w:tc>
-          <w:tcPr>
-            <w:tcW w:w="1617" w:type="dxa"/>
-          </w:tcPr>
-          <w:p>
-            <w:pPr>
-              <w:jc w:val="center"/>
-              <w:rPr>
-                <w:rFonts w:ascii="Arial" w:hAnsi="Arial" w:cs="Arial"/>
-                <w:lang w:val="es-ES"/>
-              </w:rPr>
-            </w:pPr>
-          </w:p>
-        </w:tc>
-        <w:tc>
-          <w:tcPr>
-            <w:tcW w:w="2074" w:type="dxa"/>
-          </w:tcPr>
-          <w:p>
-            <w:pPr>
-              <w:jc w:val="center"/>
-              <w:rPr>
-                <w:rFonts w:ascii="Arial" w:hAnsi="Arial" w:cs="Arial"/>
-                <w:lang w:val="es-ES"/>
-              </w:rPr>
-            </w:pPr>
-          </w:p>
-        </w:tc>
-        <w:tc>
-          <w:tcPr>
-            <w:tcW w:w="1651" w:type="dxa"/>
-          </w:tcPr>
-          <w:p>
-            <w:pPr>
-              <w:jc w:val="center"/>
-              <w:rPr>
-                <w:rFonts w:ascii="Arial" w:hAnsi="Arial" w:cs="Arial"/>
-                <w:lang w:val="es-ES"/>
-              </w:rPr>
-            </w:pPr>
-          </w:p>
-        </w:tc>
-        <w:tc>
-          <w:tcPr>
-            <w:tcW w:w="2924" w:type="dxa"/>
-          </w:tcPr>
-          <w:p>
-            <w:pPr>
-              <w:jc w:val="center"/>
-              <w:rPr>
-                <w:rFonts w:ascii="Arial" w:hAnsi="Arial" w:cs="Arial"/>
-                <w:lang w:val="es-ES"/>
-              </w:rPr>
-            </w:pPr>
-          </w:p>
-        </w:tc>
-        <w:tc>
-          <w:tcPr>
-            <w:tcW w:w="2077" w:type="dxa"/>
-          </w:tcPr>
-          <w:p>
-            <w:pPr>
-              <w:jc w:val="center"/>
-              <w:rPr>
-                <w:rFonts w:ascii="Arial" w:hAnsi="Arial" w:cs="Arial"/>
-                <w:lang w:val="es-ES"/>
-              </w:rPr>
-            </w:pPr>
-          </w:p>
-        </w:tc>
-      </w:tr>
-      <w:tr>
-        <w:tc>
-          <w:tcPr>
-            <w:tcW w:w="1617" w:type="dxa"/>
-          </w:tcPr>
-          <w:p>
-            <w:pPr>
-              <w:jc w:val="center"/>
-              <w:rPr>
-                <w:rFonts w:ascii="Arial" w:hAnsi="Arial" w:cs="Arial"/>
-                <w:lang w:val="es-ES"/>
-              </w:rPr>
-            </w:pPr>
-          </w:p>
-        </w:tc>
-        <w:tc>
-          <w:tcPr>
-            <w:tcW w:w="2074" w:type="dxa"/>
-          </w:tcPr>
-          <w:p>
-            <w:pPr>
-              <w:jc w:val="center"/>
-              <w:rPr>
-                <w:rFonts w:ascii="Arial" w:hAnsi="Arial" w:cs="Arial"/>
-                <w:lang w:val="es-ES"/>
-              </w:rPr>
-            </w:pPr>
-          </w:p>
-        </w:tc>
-        <w:tc>
-          <w:tcPr>
-            <w:tcW w:w="1651" w:type="dxa"/>
-          </w:tcPr>
-          <w:p>
-            <w:pPr>
-              <w:jc w:val="center"/>
-              <w:rPr>
-                <w:rFonts w:ascii="Arial" w:hAnsi="Arial" w:cs="Arial"/>
-                <w:lang w:val="es-ES"/>
-              </w:rPr>
-            </w:pPr>
-          </w:p>
-        </w:tc>
-        <w:tc>
-          <w:tcPr>
-            <w:tcW w:w="2924" w:type="dxa"/>
-          </w:tcPr>
-          <w:p>
-            <w:pPr>
-              <w:jc w:val="center"/>
-              <w:rPr>
-                <w:rFonts w:ascii="Arial" w:hAnsi="Arial" w:cs="Arial"/>
-                <w:lang w:val="es-ES"/>
-              </w:rPr>
-            </w:pPr>
-          </w:p>
-        </w:tc>
-        <w:tc>
-          <w:tcPr>
-            <w:tcW w:w="2077" w:type="dxa"/>
-          </w:tcPr>
-          <w:p>
-            <w:pPr>
-              <w:jc w:val="center"/>
-              <w:rPr>
-                <w:rFonts w:ascii="Arial" w:hAnsi="Arial" w:cs="Arial"/>
-                <w:lang w:val="es-ES"/>
-              </w:rPr>
-            </w:pPr>
-          </w:p>
-        </w:tc>
-      </w:tr>
-      <w:tr>
-        <w:tc>
-          <w:tcPr>
-            <w:tcW w:w="1617" w:type="dxa"/>
-          </w:tcPr>
-          <w:p>
-            <w:pPr>
-              <w:jc w:val="center"/>
-              <w:rPr>
-                <w:rFonts w:ascii="Arial" w:hAnsi="Arial" w:cs="Arial"/>
-                <w:lang w:val="es-ES"/>
-              </w:rPr>
-            </w:pPr>
-          </w:p>
-        </w:tc>
-        <w:tc>
-          <w:tcPr>
-            <w:tcW w:w="2074" w:type="dxa"/>
-          </w:tcPr>
-          <w:p>
-            <w:pPr>
-              <w:jc w:val="center"/>
-              <w:rPr>
-                <w:rFonts w:ascii="Arial" w:hAnsi="Arial" w:cs="Arial"/>
-                <w:lang w:val="es-ES"/>
-              </w:rPr>
-            </w:pPr>
-          </w:p>
-        </w:tc>
-        <w:tc>
-          <w:tcPr>
-            <w:tcW w:w="1651" w:type="dxa"/>
-          </w:tcPr>
-          <w:p>
-            <w:pPr>
-              <w:jc w:val="center"/>
-              <w:rPr>
-                <w:rFonts w:ascii="Arial" w:hAnsi="Arial" w:cs="Arial"/>
-                <w:lang w:val="es-ES"/>
-              </w:rPr>
-            </w:pPr>
-          </w:p>
-        </w:tc>
-        <w:tc>
-          <w:tcPr>
-            <w:tcW w:w="2924" w:type="dxa"/>
-          </w:tcPr>
-          <w:p>
-            <w:pPr>
-              <w:jc w:val="center"/>
-              <w:rPr>
-                <w:rFonts w:ascii="Arial" w:hAnsi="Arial" w:cs="Arial"/>
-                <w:lang w:val="es-ES"/>
-              </w:rPr>
-            </w:pPr>
-          </w:p>
-        </w:tc>
-        <w:tc>
-          <w:tcPr>
-            <w:tcW w:w="2077" w:type="dxa"/>
-          </w:tcPr>
-          <w:p>
-            <w:pPr>
-              <w:jc w:val="center"/>
-              <w:rPr>
-                <w:rFonts w:ascii="Arial" w:hAnsi="Arial" w:cs="Arial"/>
-                <w:lang w:val="es-ES"/>
-              </w:rPr>
-            </w:pPr>
-          </w:p>
-        </w:tc>
-      </w:tr>
-      <w:tr>
-        <w:tc>
-          <w:tcPr>
-            <w:tcW w:w="1617" w:type="dxa"/>
-          </w:tcPr>
-          <w:p>
-            <w:pPr>
-              <w:jc w:val="center"/>
-              <w:rPr>
-                <w:rFonts w:ascii="Arial" w:hAnsi="Arial" w:cs="Arial"/>
-                <w:lang w:val="es-ES"/>
-              </w:rPr>
-            </w:pPr>
-          </w:p>
-        </w:tc>
-        <w:tc>
-          <w:tcPr>
-            <w:tcW w:w="2074" w:type="dxa"/>
-          </w:tcPr>
-          <w:p>
-            <w:pPr>
-              <w:jc w:val="center"/>
-              <w:rPr>
-                <w:rFonts w:ascii="Arial" w:hAnsi="Arial" w:cs="Arial"/>
-                <w:lang w:val="es-ES"/>
-              </w:rPr>
-            </w:pPr>
-          </w:p>
-        </w:tc>
-        <w:tc>
-          <w:tcPr>
-            <w:tcW w:w="1651" w:type="dxa"/>
-          </w:tcPr>
-          <w:p>
-            <w:pPr>
-              <w:jc w:val="center"/>
-              <w:rPr>
-                <w:rFonts w:ascii="Arial" w:hAnsi="Arial" w:cs="Arial"/>
-                <w:lang w:val="es-ES"/>
-              </w:rPr>
-            </w:pPr>
-          </w:p>
-        </w:tc>
-        <w:tc>
-          <w:tcPr>
-            <w:tcW w:w="2924" w:type="dxa"/>
-          </w:tcPr>
-          <w:p>
-            <w:pPr>
-              <w:jc w:val="center"/>
-              <w:rPr>
-                <w:rFonts w:ascii="Arial" w:hAnsi="Arial" w:cs="Arial"/>
-                <w:lang w:val="es-ES"/>
-              </w:rPr>
-            </w:pPr>
+            <w:r>
+              <w:rPr>
+                <w:rFonts w:ascii="Arial" w:hAnsi="Arial" w:cs="Arial"/>
+                <w:lang w:val="es-ES"/>
+              </w:rPr>
+              <w:t>El dashboard se muestra vacío o nulo en lugar de tener datos.</w:t>
+            </w:r>
           </w:p>
         </w:tc>
         <w:tc>

--- a/02-Documentation/03-test-cases/test-cases.docx
+++ b/02-Documentation/03-test-cases/test-cases.docx
@@ -47,16 +47,16 @@
         <w:tblLook w:val="04A0" w:firstRow="1" w:lastRow="0" w:firstColumn="1" w:lastColumn="0" w:noHBand="0" w:noVBand="1"/>
       </w:tblPr>
       <w:tblGrid>
-        <w:gridCol w:w="1617"/>
+        <w:gridCol w:w="1548"/>
         <w:gridCol w:w="2074"/>
-        <w:gridCol w:w="1651"/>
-        <w:gridCol w:w="2924"/>
-        <w:gridCol w:w="2077"/>
+        <w:gridCol w:w="1855"/>
+        <w:gridCol w:w="2852"/>
+        <w:gridCol w:w="2014"/>
       </w:tblGrid>
       <w:tr>
         <w:tc>
           <w:tcPr>
-            <w:tcW w:w="1617" w:type="dxa"/>
+            <w:tcW w:w="1548" w:type="dxa"/>
             <w:tcBorders>
               <w:bottom w:val="nil"/>
             </w:tcBorders>
@@ -118,7 +118,7 @@
         </w:tc>
         <w:tc>
           <w:tcPr>
-            <w:tcW w:w="1651" w:type="dxa"/>
+            <w:tcW w:w="1855" w:type="dxa"/>
             <w:tcBorders>
               <w:bottom w:val="nil"/>
             </w:tcBorders>
@@ -149,7 +149,7 @@
         </w:tc>
         <w:tc>
           <w:tcPr>
-            <w:tcW w:w="2924" w:type="dxa"/>
+            <w:tcW w:w="2852" w:type="dxa"/>
             <w:tcBorders>
               <w:bottom w:val="nil"/>
             </w:tcBorders>
@@ -180,7 +180,7 @@
         </w:tc>
         <w:tc>
           <w:tcPr>
-            <w:tcW w:w="2077" w:type="dxa"/>
+            <w:tcW w:w="2014" w:type="dxa"/>
             <w:tcBorders>
               <w:bottom w:val="nil"/>
             </w:tcBorders>
@@ -213,7 +213,7 @@
       <w:tr>
         <w:tc>
           <w:tcPr>
-            <w:tcW w:w="1617" w:type="dxa"/>
+            <w:tcW w:w="1548" w:type="dxa"/>
           </w:tcPr>
           <w:p>
             <w:pPr>
@@ -309,7 +309,7 @@
         </w:tc>
         <w:tc>
           <w:tcPr>
-            <w:tcW w:w="1651" w:type="dxa"/>
+            <w:tcW w:w="1855" w:type="dxa"/>
           </w:tcPr>
           <w:p>
             <w:pPr>
@@ -330,7 +330,7 @@
         </w:tc>
         <w:tc>
           <w:tcPr>
-            <w:tcW w:w="2924" w:type="dxa"/>
+            <w:tcW w:w="2852" w:type="dxa"/>
           </w:tcPr>
           <w:p>
             <w:pPr>
@@ -358,7 +358,7 @@
         </w:tc>
         <w:tc>
           <w:tcPr>
-            <w:tcW w:w="2077" w:type="dxa"/>
+            <w:tcW w:w="2014" w:type="dxa"/>
           </w:tcPr>
           <w:p>
             <w:pPr>
@@ -374,7 +374,7 @@
       <w:tr>
         <w:tc>
           <w:tcPr>
-            <w:tcW w:w="1617" w:type="dxa"/>
+            <w:tcW w:w="1548" w:type="dxa"/>
           </w:tcPr>
           <w:p>
             <w:pPr>
@@ -425,7 +425,7 @@
         </w:tc>
         <w:tc>
           <w:tcPr>
-            <w:tcW w:w="1651" w:type="dxa"/>
+            <w:tcW w:w="1855" w:type="dxa"/>
           </w:tcPr>
           <w:p>
             <w:pPr>
@@ -446,7 +446,7 @@
         </w:tc>
         <w:tc>
           <w:tcPr>
-            <w:tcW w:w="2924" w:type="dxa"/>
+            <w:tcW w:w="2852" w:type="dxa"/>
           </w:tcPr>
           <w:p>
             <w:pPr>
@@ -467,7 +467,7 @@
         </w:tc>
         <w:tc>
           <w:tcPr>
-            <w:tcW w:w="2077" w:type="dxa"/>
+            <w:tcW w:w="2014" w:type="dxa"/>
           </w:tcPr>
           <w:p>
             <w:pPr>
@@ -483,7 +483,7 @@
       <w:tr>
         <w:tc>
           <w:tcPr>
-            <w:tcW w:w="1617" w:type="dxa"/>
+            <w:tcW w:w="1548" w:type="dxa"/>
           </w:tcPr>
           <w:p>
             <w:pPr>
@@ -561,7 +561,7 @@
         </w:tc>
         <w:tc>
           <w:tcPr>
-            <w:tcW w:w="1651" w:type="dxa"/>
+            <w:tcW w:w="1855" w:type="dxa"/>
           </w:tcPr>
           <w:p>
             <w:pPr>
@@ -582,7 +582,7 @@
         </w:tc>
         <w:tc>
           <w:tcPr>
-            <w:tcW w:w="2924" w:type="dxa"/>
+            <w:tcW w:w="2852" w:type="dxa"/>
           </w:tcPr>
           <w:p>
             <w:pPr>
@@ -603,7 +603,7 @@
         </w:tc>
         <w:tc>
           <w:tcPr>
-            <w:tcW w:w="2077" w:type="dxa"/>
+            <w:tcW w:w="2014" w:type="dxa"/>
           </w:tcPr>
           <w:p>
             <w:pPr>
@@ -619,7 +619,7 @@
       <w:tr>
         <w:tc>
           <w:tcPr>
-            <w:tcW w:w="1617" w:type="dxa"/>
+            <w:tcW w:w="1548" w:type="dxa"/>
           </w:tcPr>
           <w:p>
             <w:pPr>
@@ -661,7 +661,7 @@
         </w:tc>
         <w:tc>
           <w:tcPr>
-            <w:tcW w:w="1651" w:type="dxa"/>
+            <w:tcW w:w="1855" w:type="dxa"/>
           </w:tcPr>
           <w:p>
             <w:pPr>
@@ -682,7 +682,7 @@
         </w:tc>
         <w:tc>
           <w:tcPr>
-            <w:tcW w:w="2924" w:type="dxa"/>
+            <w:tcW w:w="2852" w:type="dxa"/>
           </w:tcPr>
           <w:p>
             <w:pPr>
@@ -703,7 +703,7 @@
         </w:tc>
         <w:tc>
           <w:tcPr>
-            <w:tcW w:w="2077" w:type="dxa"/>
+            <w:tcW w:w="2014" w:type="dxa"/>
           </w:tcPr>
           <w:p>
             <w:pPr>
@@ -719,7 +719,7 @@
       <w:tr>
         <w:tc>
           <w:tcPr>
-            <w:tcW w:w="1617" w:type="dxa"/>
+            <w:tcW w:w="1548" w:type="dxa"/>
           </w:tcPr>
           <w:p>
             <w:pPr>
@@ -778,7 +778,7 @@
         </w:tc>
         <w:tc>
           <w:tcPr>
-            <w:tcW w:w="1651" w:type="dxa"/>
+            <w:tcW w:w="1855" w:type="dxa"/>
           </w:tcPr>
           <w:p>
             <w:pPr>
@@ -799,7 +799,7 @@
         </w:tc>
         <w:tc>
           <w:tcPr>
-            <w:tcW w:w="2924" w:type="dxa"/>
+            <w:tcW w:w="2852" w:type="dxa"/>
           </w:tcPr>
           <w:p>
             <w:pPr>
@@ -820,7 +820,7 @@
         </w:tc>
         <w:tc>
           <w:tcPr>
-            <w:tcW w:w="2077" w:type="dxa"/>
+            <w:tcW w:w="2014" w:type="dxa"/>
           </w:tcPr>
           <w:p>
             <w:pPr>
@@ -836,7 +836,7 @@
       <w:tr>
         <w:tc>
           <w:tcPr>
-            <w:tcW w:w="1617" w:type="dxa"/>
+            <w:tcW w:w="1548" w:type="dxa"/>
           </w:tcPr>
           <w:p>
             <w:pPr>
@@ -896,7 +896,7 @@
         </w:tc>
         <w:tc>
           <w:tcPr>
-            <w:tcW w:w="1651" w:type="dxa"/>
+            <w:tcW w:w="1855" w:type="dxa"/>
           </w:tcPr>
           <w:p>
             <w:pPr>
@@ -917,7 +917,7 @@
         </w:tc>
         <w:tc>
           <w:tcPr>
-            <w:tcW w:w="2924" w:type="dxa"/>
+            <w:tcW w:w="2852" w:type="dxa"/>
           </w:tcPr>
           <w:p>
             <w:pPr>
@@ -938,7 +938,7 @@
         </w:tc>
         <w:tc>
           <w:tcPr>
-            <w:tcW w:w="2077" w:type="dxa"/>
+            <w:tcW w:w="2014" w:type="dxa"/>
           </w:tcPr>
           <w:p>
             <w:pPr>
@@ -954,7 +954,7 @@
       <w:tr>
         <w:tc>
           <w:tcPr>
-            <w:tcW w:w="1617" w:type="dxa"/>
+            <w:tcW w:w="1548" w:type="dxa"/>
           </w:tcPr>
           <w:p>
             <w:pPr>
@@ -996,7 +996,7 @@
         </w:tc>
         <w:tc>
           <w:tcPr>
-            <w:tcW w:w="1651" w:type="dxa"/>
+            <w:tcW w:w="1855" w:type="dxa"/>
           </w:tcPr>
           <w:p>
             <w:pPr>
@@ -1017,7 +1017,7 @@
         </w:tc>
         <w:tc>
           <w:tcPr>
-            <w:tcW w:w="2924" w:type="dxa"/>
+            <w:tcW w:w="2852" w:type="dxa"/>
           </w:tcPr>
           <w:p>
             <w:pPr>
@@ -1038,7 +1038,7 @@
         </w:tc>
         <w:tc>
           <w:tcPr>
-            <w:tcW w:w="2077" w:type="dxa"/>
+            <w:tcW w:w="2014" w:type="dxa"/>
           </w:tcPr>
           <w:p>
             <w:pPr>
@@ -1054,7 +1054,7 @@
       <w:tr>
         <w:tc>
           <w:tcPr>
-            <w:tcW w:w="1617" w:type="dxa"/>
+            <w:tcW w:w="1548" w:type="dxa"/>
           </w:tcPr>
           <w:p>
             <w:pPr>
@@ -1096,7 +1096,7 @@
         </w:tc>
         <w:tc>
           <w:tcPr>
-            <w:tcW w:w="1651" w:type="dxa"/>
+            <w:tcW w:w="1855" w:type="dxa"/>
           </w:tcPr>
           <w:p>
             <w:pPr>
@@ -1117,7 +1117,7 @@
         </w:tc>
         <w:tc>
           <w:tcPr>
-            <w:tcW w:w="2924" w:type="dxa"/>
+            <w:tcW w:w="2852" w:type="dxa"/>
           </w:tcPr>
           <w:p>
             <w:pPr>
@@ -1138,7 +1138,7 @@
         </w:tc>
         <w:tc>
           <w:tcPr>
-            <w:tcW w:w="2077" w:type="dxa"/>
+            <w:tcW w:w="2014" w:type="dxa"/>
           </w:tcPr>
           <w:p>
             <w:pPr>
@@ -1154,7 +1154,7 @@
       <w:tr>
         <w:tc>
           <w:tcPr>
-            <w:tcW w:w="1617" w:type="dxa"/>
+            <w:tcW w:w="1548" w:type="dxa"/>
           </w:tcPr>
           <w:p>
             <w:pPr>
@@ -1232,7 +1232,7 @@
         </w:tc>
         <w:tc>
           <w:tcPr>
-            <w:tcW w:w="1651" w:type="dxa"/>
+            <w:tcW w:w="1855" w:type="dxa"/>
           </w:tcPr>
           <w:p>
             <w:pPr>
@@ -1253,7 +1253,7 @@
         </w:tc>
         <w:tc>
           <w:tcPr>
-            <w:tcW w:w="2924" w:type="dxa"/>
+            <w:tcW w:w="2852" w:type="dxa"/>
           </w:tcPr>
           <w:p>
             <w:pPr>
@@ -1274,7 +1274,7 @@
         </w:tc>
         <w:tc>
           <w:tcPr>
-            <w:tcW w:w="2077" w:type="dxa"/>
+            <w:tcW w:w="2014" w:type="dxa"/>
           </w:tcPr>
           <w:p>
             <w:pPr>
@@ -1290,7 +1290,7 @@
       <w:tr>
         <w:tc>
           <w:tcPr>
-            <w:tcW w:w="1617" w:type="dxa"/>
+            <w:tcW w:w="1548" w:type="dxa"/>
           </w:tcPr>
           <w:p>
             <w:pPr>
@@ -1350,7 +1350,7 @@
         </w:tc>
         <w:tc>
           <w:tcPr>
-            <w:tcW w:w="1651" w:type="dxa"/>
+            <w:tcW w:w="1855" w:type="dxa"/>
           </w:tcPr>
           <w:p>
             <w:pPr>
@@ -1371,7 +1371,7 @@
         </w:tc>
         <w:tc>
           <w:tcPr>
-            <w:tcW w:w="2924" w:type="dxa"/>
+            <w:tcW w:w="2852" w:type="dxa"/>
           </w:tcPr>
           <w:p>
             <w:pPr>
@@ -1392,7 +1392,7 @@
         </w:tc>
         <w:tc>
           <w:tcPr>
-            <w:tcW w:w="2077" w:type="dxa"/>
+            <w:tcW w:w="2014" w:type="dxa"/>
           </w:tcPr>
           <w:p>
             <w:pPr>
@@ -1408,7 +1408,7 @@
       <w:tr>
         <w:tc>
           <w:tcPr>
-            <w:tcW w:w="1617" w:type="dxa"/>
+            <w:tcW w:w="1548" w:type="dxa"/>
           </w:tcPr>
           <w:p>
             <w:pPr>
@@ -1468,7 +1468,7 @@
         </w:tc>
         <w:tc>
           <w:tcPr>
-            <w:tcW w:w="1651" w:type="dxa"/>
+            <w:tcW w:w="1855" w:type="dxa"/>
           </w:tcPr>
           <w:p>
             <w:pPr>
@@ -1489,7 +1489,7 @@
         </w:tc>
         <w:tc>
           <w:tcPr>
-            <w:tcW w:w="2924" w:type="dxa"/>
+            <w:tcW w:w="2852" w:type="dxa"/>
           </w:tcPr>
           <w:p>
             <w:pPr>
@@ -1510,7 +1510,7 @@
         </w:tc>
         <w:tc>
           <w:tcPr>
-            <w:tcW w:w="2077" w:type="dxa"/>
+            <w:tcW w:w="2014" w:type="dxa"/>
           </w:tcPr>
           <w:p>
             <w:pPr>
@@ -1526,7 +1526,7 @@
       <w:tr>
         <w:tc>
           <w:tcPr>
-            <w:tcW w:w="1617" w:type="dxa"/>
+            <w:tcW w:w="1548" w:type="dxa"/>
           </w:tcPr>
           <w:p>
             <w:pPr>
@@ -1586,7 +1586,7 @@
         </w:tc>
         <w:tc>
           <w:tcPr>
-            <w:tcW w:w="1651" w:type="dxa"/>
+            <w:tcW w:w="1855" w:type="dxa"/>
           </w:tcPr>
           <w:p>
             <w:pPr>
@@ -1607,7 +1607,7 @@
         </w:tc>
         <w:tc>
           <w:tcPr>
-            <w:tcW w:w="2924" w:type="dxa"/>
+            <w:tcW w:w="2852" w:type="dxa"/>
           </w:tcPr>
           <w:p>
             <w:pPr>
@@ -1635,7 +1635,7 @@
         </w:tc>
         <w:tc>
           <w:tcPr>
-            <w:tcW w:w="2077" w:type="dxa"/>
+            <w:tcW w:w="2014" w:type="dxa"/>
           </w:tcPr>
           <w:p>
             <w:pPr>
@@ -1651,7 +1651,7 @@
       <w:tr>
         <w:tc>
           <w:tcPr>
-            <w:tcW w:w="1617" w:type="dxa"/>
+            <w:tcW w:w="1548" w:type="dxa"/>
           </w:tcPr>
           <w:p>
             <w:pPr>
@@ -1711,7 +1711,7 @@
         </w:tc>
         <w:tc>
           <w:tcPr>
-            <w:tcW w:w="1651" w:type="dxa"/>
+            <w:tcW w:w="1855" w:type="dxa"/>
           </w:tcPr>
           <w:p>
             <w:pPr>
@@ -1732,7 +1732,7 @@
         </w:tc>
         <w:tc>
           <w:tcPr>
-            <w:tcW w:w="2924" w:type="dxa"/>
+            <w:tcW w:w="2852" w:type="dxa"/>
           </w:tcPr>
           <w:p>
             <w:pPr>
@@ -1753,7 +1753,7 @@
         </w:tc>
         <w:tc>
           <w:tcPr>
-            <w:tcW w:w="2077" w:type="dxa"/>
+            <w:tcW w:w="2014" w:type="dxa"/>
           </w:tcPr>
           <w:p>
             <w:pPr>
@@ -1769,7 +1769,7 @@
       <w:tr>
         <w:tc>
           <w:tcPr>
-            <w:tcW w:w="1617" w:type="dxa"/>
+            <w:tcW w:w="1548" w:type="dxa"/>
           </w:tcPr>
           <w:p>
             <w:pPr>
@@ -1829,7 +1829,7 @@
         </w:tc>
         <w:tc>
           <w:tcPr>
-            <w:tcW w:w="1651" w:type="dxa"/>
+            <w:tcW w:w="1855" w:type="dxa"/>
           </w:tcPr>
           <w:p>
             <w:pPr>
@@ -1850,7 +1850,7 @@
         </w:tc>
         <w:tc>
           <w:tcPr>
-            <w:tcW w:w="2924" w:type="dxa"/>
+            <w:tcW w:w="2852" w:type="dxa"/>
           </w:tcPr>
           <w:p>
             <w:pPr>
@@ -1871,7 +1871,7 @@
         </w:tc>
         <w:tc>
           <w:tcPr>
-            <w:tcW w:w="2077" w:type="dxa"/>
+            <w:tcW w:w="2014" w:type="dxa"/>
           </w:tcPr>
           <w:p>
             <w:pPr>
@@ -1887,7 +1887,7 @@
       <w:tr>
         <w:tc>
           <w:tcPr>
-            <w:tcW w:w="1617" w:type="dxa"/>
+            <w:tcW w:w="1548" w:type="dxa"/>
           </w:tcPr>
           <w:p>
             <w:pPr>
@@ -1929,7 +1929,7 @@
         </w:tc>
         <w:tc>
           <w:tcPr>
-            <w:tcW w:w="1651" w:type="dxa"/>
+            <w:tcW w:w="1855" w:type="dxa"/>
           </w:tcPr>
           <w:p>
             <w:pPr>
@@ -1950,7 +1950,7 @@
         </w:tc>
         <w:tc>
           <w:tcPr>
-            <w:tcW w:w="2924" w:type="dxa"/>
+            <w:tcW w:w="2852" w:type="dxa"/>
           </w:tcPr>
           <w:p>
             <w:pPr>
@@ -1971,7 +1971,7 @@
         </w:tc>
         <w:tc>
           <w:tcPr>
-            <w:tcW w:w="2077" w:type="dxa"/>
+            <w:tcW w:w="2014" w:type="dxa"/>
           </w:tcPr>
           <w:p>
             <w:pPr>
@@ -1987,7 +1987,7 @@
       <w:tr>
         <w:tc>
           <w:tcPr>
-            <w:tcW w:w="1617" w:type="dxa"/>
+            <w:tcW w:w="1548" w:type="dxa"/>
           </w:tcPr>
           <w:p>
             <w:pPr>
@@ -2029,7 +2029,7 @@
         </w:tc>
         <w:tc>
           <w:tcPr>
-            <w:tcW w:w="1651" w:type="dxa"/>
+            <w:tcW w:w="1855" w:type="dxa"/>
           </w:tcPr>
           <w:p>
             <w:pPr>
@@ -2050,7 +2050,7 @@
         </w:tc>
         <w:tc>
           <w:tcPr>
-            <w:tcW w:w="2924" w:type="dxa"/>
+            <w:tcW w:w="2852" w:type="dxa"/>
           </w:tcPr>
           <w:p>
             <w:pPr>
@@ -2071,7 +2071,7 @@
         </w:tc>
         <w:tc>
           <w:tcPr>
-            <w:tcW w:w="2077" w:type="dxa"/>
+            <w:tcW w:w="2014" w:type="dxa"/>
           </w:tcPr>
           <w:p>
             <w:pPr>
@@ -2087,7 +2087,7 @@
       <w:tr>
         <w:tc>
           <w:tcPr>
-            <w:tcW w:w="1617" w:type="dxa"/>
+            <w:tcW w:w="1548" w:type="dxa"/>
           </w:tcPr>
           <w:p>
             <w:pPr>
@@ -2147,7 +2147,7 @@
         </w:tc>
         <w:tc>
           <w:tcPr>
-            <w:tcW w:w="1651" w:type="dxa"/>
+            <w:tcW w:w="1855" w:type="dxa"/>
           </w:tcPr>
           <w:p>
             <w:pPr>
@@ -2168,7 +2168,7 @@
         </w:tc>
         <w:tc>
           <w:tcPr>
-            <w:tcW w:w="2924" w:type="dxa"/>
+            <w:tcW w:w="2852" w:type="dxa"/>
           </w:tcPr>
           <w:p>
             <w:pPr>
@@ -2207,7 +2207,7 @@
         </w:tc>
         <w:tc>
           <w:tcPr>
-            <w:tcW w:w="2077" w:type="dxa"/>
+            <w:tcW w:w="2014" w:type="dxa"/>
           </w:tcPr>
           <w:p>
             <w:pPr>
@@ -2223,7 +2223,7 @@
       <w:tr>
         <w:tc>
           <w:tcPr>
-            <w:tcW w:w="1617" w:type="dxa"/>
+            <w:tcW w:w="1548" w:type="dxa"/>
           </w:tcPr>
           <w:p>
             <w:pPr>
@@ -2314,7 +2314,7 @@
         </w:tc>
         <w:tc>
           <w:tcPr>
-            <w:tcW w:w="1651" w:type="dxa"/>
+            <w:tcW w:w="1855" w:type="dxa"/>
           </w:tcPr>
           <w:p>
             <w:pPr>
@@ -2335,7 +2335,7 @@
         </w:tc>
         <w:tc>
           <w:tcPr>
-            <w:tcW w:w="2924" w:type="dxa"/>
+            <w:tcW w:w="2852" w:type="dxa"/>
           </w:tcPr>
           <w:p>
             <w:pPr>
@@ -2374,7 +2374,7 @@
         </w:tc>
         <w:tc>
           <w:tcPr>
-            <w:tcW w:w="2077" w:type="dxa"/>
+            <w:tcW w:w="2014" w:type="dxa"/>
           </w:tcPr>
           <w:p>
             <w:pPr>
@@ -2390,7 +2390,7 @@
       <w:tr>
         <w:tc>
           <w:tcPr>
-            <w:tcW w:w="1617" w:type="dxa"/>
+            <w:tcW w:w="1548" w:type="dxa"/>
           </w:tcPr>
           <w:p>
             <w:pPr>
@@ -2450,7 +2450,7 @@
         </w:tc>
         <w:tc>
           <w:tcPr>
-            <w:tcW w:w="1651" w:type="dxa"/>
+            <w:tcW w:w="1855" w:type="dxa"/>
           </w:tcPr>
           <w:p>
             <w:pPr>
@@ -2471,7 +2471,7 @@
         </w:tc>
         <w:tc>
           <w:tcPr>
-            <w:tcW w:w="2924" w:type="dxa"/>
+            <w:tcW w:w="2852" w:type="dxa"/>
           </w:tcPr>
           <w:p>
             <w:pPr>
@@ -2501,7 +2501,7 @@
         </w:tc>
         <w:tc>
           <w:tcPr>
-            <w:tcW w:w="2077" w:type="dxa"/>
+            <w:tcW w:w="2014" w:type="dxa"/>
           </w:tcPr>
           <w:p>
             <w:pPr>
@@ -2517,7 +2517,7 @@
       <w:tr>
         <w:tc>
           <w:tcPr>
-            <w:tcW w:w="1617" w:type="dxa"/>
+            <w:tcW w:w="1548" w:type="dxa"/>
           </w:tcPr>
           <w:p>
             <w:pPr>
@@ -2577,7 +2577,7 @@
         </w:tc>
         <w:tc>
           <w:tcPr>
-            <w:tcW w:w="1651" w:type="dxa"/>
+            <w:tcW w:w="1855" w:type="dxa"/>
           </w:tcPr>
           <w:p>
             <w:pPr>
@@ -2598,7 +2598,7 @@
         </w:tc>
         <w:tc>
           <w:tcPr>
-            <w:tcW w:w="2924" w:type="dxa"/>
+            <w:tcW w:w="2852" w:type="dxa"/>
           </w:tcPr>
           <w:p>
             <w:pPr>
@@ -2628,7 +2628,7 @@
         </w:tc>
         <w:tc>
           <w:tcPr>
-            <w:tcW w:w="2077" w:type="dxa"/>
+            <w:tcW w:w="2014" w:type="dxa"/>
           </w:tcPr>
           <w:p>
             <w:pPr>
@@ -2644,7 +2644,7 @@
       <w:tr>
         <w:tc>
           <w:tcPr>
-            <w:tcW w:w="1617" w:type="dxa"/>
+            <w:tcW w:w="1548" w:type="dxa"/>
           </w:tcPr>
           <w:p>
             <w:pPr>
@@ -2686,7 +2686,7 @@
         </w:tc>
         <w:tc>
           <w:tcPr>
-            <w:tcW w:w="1651" w:type="dxa"/>
+            <w:tcW w:w="1855" w:type="dxa"/>
           </w:tcPr>
           <w:p>
             <w:pPr>
@@ -2707,7 +2707,7 @@
         </w:tc>
         <w:tc>
           <w:tcPr>
-            <w:tcW w:w="2924" w:type="dxa"/>
+            <w:tcW w:w="2852" w:type="dxa"/>
           </w:tcPr>
           <w:p>
             <w:pPr>
@@ -2728,7 +2728,7 @@
         </w:tc>
         <w:tc>
           <w:tcPr>
-            <w:tcW w:w="2077" w:type="dxa"/>
+            <w:tcW w:w="2014" w:type="dxa"/>
           </w:tcPr>
           <w:p>
             <w:pPr>
@@ -2744,7 +2744,7 @@
       <w:tr>
         <w:tc>
           <w:tcPr>
-            <w:tcW w:w="1617" w:type="dxa"/>
+            <w:tcW w:w="1548" w:type="dxa"/>
           </w:tcPr>
           <w:p>
             <w:pPr>
@@ -2786,7 +2786,7 @@
         </w:tc>
         <w:tc>
           <w:tcPr>
-            <w:tcW w:w="1651" w:type="dxa"/>
+            <w:tcW w:w="1855" w:type="dxa"/>
           </w:tcPr>
           <w:p>
             <w:pPr>
@@ -2807,7 +2807,7 @@
         </w:tc>
         <w:tc>
           <w:tcPr>
-            <w:tcW w:w="2924" w:type="dxa"/>
+            <w:tcW w:w="2852" w:type="dxa"/>
           </w:tcPr>
           <w:p>
             <w:pPr>
@@ -2828,7 +2828,7 @@
         </w:tc>
         <w:tc>
           <w:tcPr>
-            <w:tcW w:w="2077" w:type="dxa"/>
+            <w:tcW w:w="2014" w:type="dxa"/>
           </w:tcPr>
           <w:p>
             <w:pPr>
@@ -2844,48 +2844,49 @@
       <w:tr>
         <w:tc>
           <w:tcPr>
-            <w:tcW w:w="1617" w:type="dxa"/>
-          </w:tcPr>
-          <w:p>
-            <w:pPr>
-              <w:jc w:val="center"/>
-              <w:rPr>
-                <w:rFonts w:ascii="Arial" w:hAnsi="Arial" w:cs="Arial"/>
-                <w:lang w:val="es-ES"/>
-              </w:rPr>
-            </w:pPr>
-          </w:p>
-          <w:p>
-            <w:pPr>
-              <w:jc w:val="center"/>
-              <w:rPr>
-                <w:rFonts w:ascii="Arial" w:hAnsi="Arial" w:cs="Arial"/>
-                <w:lang w:val="es-ES"/>
-              </w:rPr>
-            </w:pPr>
-          </w:p>
-          <w:p>
-            <w:pPr>
-              <w:jc w:val="center"/>
-              <w:rPr>
-                <w:rFonts w:ascii="Arial" w:hAnsi="Arial" w:cs="Arial"/>
-                <w:lang w:val="es-ES"/>
-              </w:rPr>
-            </w:pPr>
-          </w:p>
-          <w:p>
-            <w:pPr>
-              <w:jc w:val="center"/>
-              <w:rPr>
-                <w:rFonts w:ascii="Arial" w:hAnsi="Arial" w:cs="Arial"/>
-                <w:lang w:val="es-ES"/>
-              </w:rPr>
-            </w:pPr>
-            <w:r>
-              <w:rPr>
-                <w:rFonts w:ascii="Arial" w:hAnsi="Arial" w:cs="Arial"/>
-                <w:lang w:val="es-ES"/>
-              </w:rPr>
+            <w:tcW w:w="1548" w:type="dxa"/>
+          </w:tcPr>
+          <w:p>
+            <w:pPr>
+              <w:jc w:val="center"/>
+              <w:rPr>
+                <w:rFonts w:ascii="Arial" w:hAnsi="Arial" w:cs="Arial"/>
+                <w:lang w:val="es-ES"/>
+              </w:rPr>
+            </w:pPr>
+          </w:p>
+          <w:p>
+            <w:pPr>
+              <w:jc w:val="center"/>
+              <w:rPr>
+                <w:rFonts w:ascii="Arial" w:hAnsi="Arial" w:cs="Arial"/>
+                <w:lang w:val="es-ES"/>
+              </w:rPr>
+            </w:pPr>
+          </w:p>
+          <w:p>
+            <w:pPr>
+              <w:jc w:val="center"/>
+              <w:rPr>
+                <w:rFonts w:ascii="Arial" w:hAnsi="Arial" w:cs="Arial"/>
+                <w:lang w:val="es-ES"/>
+              </w:rPr>
+            </w:pPr>
+          </w:p>
+          <w:p>
+            <w:pPr>
+              <w:jc w:val="center"/>
+              <w:rPr>
+                <w:rFonts w:ascii="Arial" w:hAnsi="Arial" w:cs="Arial"/>
+                <w:lang w:val="es-ES"/>
+              </w:rPr>
+            </w:pPr>
+            <w:r>
+              <w:rPr>
+                <w:rFonts w:ascii="Arial" w:hAnsi="Arial" w:cs="Arial"/>
+                <w:lang w:val="es-ES"/>
+              </w:rPr>
+              <w:lastRenderedPageBreak/>
               <w:t>CP-23</w:t>
             </w:r>
           </w:p>
@@ -2934,73 +2935,84 @@
                 <w:rFonts w:ascii="Arial" w:hAnsi="Arial" w:cs="Arial"/>
                 <w:lang w:val="es-ES"/>
               </w:rPr>
+              <w:lastRenderedPageBreak/>
               <w:t>RF-10</w:t>
             </w:r>
           </w:p>
         </w:tc>
         <w:tc>
           <w:tcPr>
-            <w:tcW w:w="1651" w:type="dxa"/>
-          </w:tcPr>
-          <w:p>
-            <w:pPr>
-              <w:jc w:val="center"/>
-              <w:rPr>
-                <w:rFonts w:ascii="Arial" w:hAnsi="Arial" w:cs="Arial"/>
-                <w:lang w:val="es-ES"/>
-              </w:rPr>
-            </w:pPr>
-            <w:r>
-              <w:rPr>
-                <w:rFonts w:ascii="Arial" w:hAnsi="Arial" w:cs="Arial"/>
-                <w:lang w:val="es-ES"/>
-              </w:rPr>
-              <w:t>Intento de cancelar una solicitud con un identificador inexistente.</w:t>
-            </w:r>
-          </w:p>
-        </w:tc>
-        <w:tc>
-          <w:tcPr>
-            <w:tcW w:w="2924" w:type="dxa"/>
-          </w:tcPr>
-          <w:p>
-            <w:pPr>
-              <w:jc w:val="center"/>
-              <w:rPr>
-                <w:rFonts w:ascii="Arial" w:hAnsi="Arial" w:cs="Arial"/>
-                <w:lang w:val="es-ES"/>
-              </w:rPr>
-            </w:pPr>
-          </w:p>
-          <w:p>
-            <w:pPr>
-              <w:jc w:val="center"/>
-              <w:rPr>
-                <w:rFonts w:ascii="Arial" w:hAnsi="Arial" w:cs="Arial"/>
-                <w:lang w:val="es-ES"/>
-              </w:rPr>
-            </w:pPr>
-          </w:p>
-          <w:p>
-            <w:pPr>
-              <w:jc w:val="center"/>
-              <w:rPr>
-                <w:rFonts w:ascii="Arial" w:hAnsi="Arial" w:cs="Arial"/>
-                <w:lang w:val="es-ES"/>
-              </w:rPr>
-            </w:pPr>
-            <w:r>
-              <w:rPr>
-                <w:rFonts w:ascii="Arial" w:hAnsi="Arial" w:cs="Arial"/>
-                <w:lang w:val="es-ES"/>
-              </w:rPr>
+            <w:tcW w:w="1855" w:type="dxa"/>
+          </w:tcPr>
+          <w:p>
+            <w:pPr>
+              <w:jc w:val="center"/>
+              <w:rPr>
+                <w:rFonts w:ascii="Arial" w:hAnsi="Arial" w:cs="Arial"/>
+                <w:lang w:val="es-ES"/>
+              </w:rPr>
+            </w:pPr>
+            <w:r>
+              <w:rPr>
+                <w:rFonts w:ascii="Arial" w:hAnsi="Arial" w:cs="Arial"/>
+                <w:lang w:val="es-ES"/>
+              </w:rPr>
+              <w:lastRenderedPageBreak/>
+              <w:t xml:space="preserve">Intento de cancelar una solicitud con un </w:t>
+            </w:r>
+            <w:r>
+              <w:rPr>
+                <w:rFonts w:ascii="Arial" w:hAnsi="Arial" w:cs="Arial"/>
+                <w:lang w:val="es-ES"/>
+              </w:rPr>
+              <w:lastRenderedPageBreak/>
+              <w:t>identificador inexistente.</w:t>
+            </w:r>
+          </w:p>
+        </w:tc>
+        <w:tc>
+          <w:tcPr>
+            <w:tcW w:w="2852" w:type="dxa"/>
+          </w:tcPr>
+          <w:p>
+            <w:pPr>
+              <w:jc w:val="center"/>
+              <w:rPr>
+                <w:rFonts w:ascii="Arial" w:hAnsi="Arial" w:cs="Arial"/>
+                <w:lang w:val="es-ES"/>
+              </w:rPr>
+            </w:pPr>
+          </w:p>
+          <w:p>
+            <w:pPr>
+              <w:jc w:val="center"/>
+              <w:rPr>
+                <w:rFonts w:ascii="Arial" w:hAnsi="Arial" w:cs="Arial"/>
+                <w:lang w:val="es-ES"/>
+              </w:rPr>
+            </w:pPr>
+          </w:p>
+          <w:p>
+            <w:pPr>
+              <w:jc w:val="center"/>
+              <w:rPr>
+                <w:rFonts w:ascii="Arial" w:hAnsi="Arial" w:cs="Arial"/>
+                <w:lang w:val="es-ES"/>
+              </w:rPr>
+            </w:pPr>
+            <w:r>
+              <w:rPr>
+                <w:rFonts w:ascii="Arial" w:hAnsi="Arial" w:cs="Arial"/>
+                <w:lang w:val="es-ES"/>
+              </w:rPr>
+              <w:lastRenderedPageBreak/>
               <w:t>El sistema muestra un error de solicitud no encontrada.</w:t>
             </w:r>
           </w:p>
         </w:tc>
         <w:tc>
           <w:tcPr>
-            <w:tcW w:w="2077" w:type="dxa"/>
+            <w:tcW w:w="2014" w:type="dxa"/>
           </w:tcPr>
           <w:p>
             <w:pPr>
@@ -3016,7 +3028,7 @@
       <w:tr>
         <w:tc>
           <w:tcPr>
-            <w:tcW w:w="1617" w:type="dxa"/>
+            <w:tcW w:w="1548" w:type="dxa"/>
           </w:tcPr>
           <w:p>
             <w:pPr>
@@ -3076,7 +3088,7 @@
         </w:tc>
         <w:tc>
           <w:tcPr>
-            <w:tcW w:w="1651" w:type="dxa"/>
+            <w:tcW w:w="1855" w:type="dxa"/>
           </w:tcPr>
           <w:p>
             <w:pPr>
@@ -3097,7 +3109,7 @@
         </w:tc>
         <w:tc>
           <w:tcPr>
-            <w:tcW w:w="2924" w:type="dxa"/>
+            <w:tcW w:w="2852" w:type="dxa"/>
           </w:tcPr>
           <w:p>
             <w:pPr>
@@ -3127,7 +3139,7 @@
         </w:tc>
         <w:tc>
           <w:tcPr>
-            <w:tcW w:w="2077" w:type="dxa"/>
+            <w:tcW w:w="2014" w:type="dxa"/>
           </w:tcPr>
           <w:p>
             <w:pPr>
@@ -3143,7 +3155,7 @@
       <w:tr>
         <w:tc>
           <w:tcPr>
-            <w:tcW w:w="1617" w:type="dxa"/>
+            <w:tcW w:w="1548" w:type="dxa"/>
           </w:tcPr>
           <w:p>
             <w:pPr>
@@ -3221,7 +3233,7 @@
         </w:tc>
         <w:tc>
           <w:tcPr>
-            <w:tcW w:w="1651" w:type="dxa"/>
+            <w:tcW w:w="1855" w:type="dxa"/>
           </w:tcPr>
           <w:p>
             <w:pPr>
@@ -3242,7 +3254,7 @@
         </w:tc>
         <w:tc>
           <w:tcPr>
-            <w:tcW w:w="2924" w:type="dxa"/>
+            <w:tcW w:w="2852" w:type="dxa"/>
           </w:tcPr>
           <w:p>
             <w:pPr>
@@ -3272,7 +3284,7 @@
         </w:tc>
         <w:tc>
           <w:tcPr>
-            <w:tcW w:w="2077" w:type="dxa"/>
+            <w:tcW w:w="2014" w:type="dxa"/>
           </w:tcPr>
           <w:p>
             <w:pPr>
@@ -3288,7 +3300,7 @@
       <w:tr>
         <w:tc>
           <w:tcPr>
-            <w:tcW w:w="1617" w:type="dxa"/>
+            <w:tcW w:w="1548" w:type="dxa"/>
           </w:tcPr>
           <w:p>
             <w:pPr>
@@ -3374,7 +3386,7 @@
         </w:tc>
         <w:tc>
           <w:tcPr>
-            <w:tcW w:w="1651" w:type="dxa"/>
+            <w:tcW w:w="1855" w:type="dxa"/>
           </w:tcPr>
           <w:p>
             <w:pPr>
@@ -3411,7 +3423,7 @@
         </w:tc>
         <w:tc>
           <w:tcPr>
-            <w:tcW w:w="2924" w:type="dxa"/>
+            <w:tcW w:w="2852" w:type="dxa"/>
           </w:tcPr>
           <w:p>
             <w:pPr>
@@ -3450,7 +3462,7 @@
         </w:tc>
         <w:tc>
           <w:tcPr>
-            <w:tcW w:w="2077" w:type="dxa"/>
+            <w:tcW w:w="2014" w:type="dxa"/>
           </w:tcPr>
           <w:p>
             <w:pPr>
@@ -3466,7 +3478,7 @@
       <w:tr>
         <w:tc>
           <w:tcPr>
-            <w:tcW w:w="1617" w:type="dxa"/>
+            <w:tcW w:w="1548" w:type="dxa"/>
           </w:tcPr>
           <w:p>
             <w:pPr>
@@ -3544,7 +3556,7 @@
         </w:tc>
         <w:tc>
           <w:tcPr>
-            <w:tcW w:w="1651" w:type="dxa"/>
+            <w:tcW w:w="1855" w:type="dxa"/>
           </w:tcPr>
           <w:p>
             <w:pPr>
@@ -3581,7 +3593,7 @@
         </w:tc>
         <w:tc>
           <w:tcPr>
-            <w:tcW w:w="2924" w:type="dxa"/>
+            <w:tcW w:w="2852" w:type="dxa"/>
           </w:tcPr>
           <w:p>
             <w:pPr>
@@ -3611,7 +3623,7 @@
         </w:tc>
         <w:tc>
           <w:tcPr>
-            <w:tcW w:w="2077" w:type="dxa"/>
+            <w:tcW w:w="2014" w:type="dxa"/>
           </w:tcPr>
           <w:p>
             <w:pPr>
@@ -3627,7 +3639,7 @@
       <w:tr>
         <w:tc>
           <w:tcPr>
-            <w:tcW w:w="1617" w:type="dxa"/>
+            <w:tcW w:w="1548" w:type="dxa"/>
           </w:tcPr>
           <w:p>
             <w:pPr>
@@ -3669,7 +3681,7 @@
         </w:tc>
         <w:tc>
           <w:tcPr>
-            <w:tcW w:w="1651" w:type="dxa"/>
+            <w:tcW w:w="1855" w:type="dxa"/>
           </w:tcPr>
           <w:p>
             <w:pPr>
@@ -3690,7 +3702,7 @@
         </w:tc>
         <w:tc>
           <w:tcPr>
-            <w:tcW w:w="2924" w:type="dxa"/>
+            <w:tcW w:w="2852" w:type="dxa"/>
           </w:tcPr>
           <w:p>
             <w:pPr>
@@ -3720,7 +3732,7 @@
         </w:tc>
         <w:tc>
           <w:tcPr>
-            <w:tcW w:w="2077" w:type="dxa"/>
+            <w:tcW w:w="2014" w:type="dxa"/>
           </w:tcPr>
           <w:p>
             <w:pPr>
@@ -3736,7 +3748,7 @@
       <w:tr>
         <w:tc>
           <w:tcPr>
-            <w:tcW w:w="1617" w:type="dxa"/>
+            <w:tcW w:w="1548" w:type="dxa"/>
           </w:tcPr>
           <w:p>
             <w:pPr>
@@ -3778,7 +3790,7 @@
         </w:tc>
         <w:tc>
           <w:tcPr>
-            <w:tcW w:w="1651" w:type="dxa"/>
+            <w:tcW w:w="1855" w:type="dxa"/>
           </w:tcPr>
           <w:p>
             <w:pPr>
@@ -3799,7 +3811,7 @@
         </w:tc>
         <w:tc>
           <w:tcPr>
-            <w:tcW w:w="2924" w:type="dxa"/>
+            <w:tcW w:w="2852" w:type="dxa"/>
           </w:tcPr>
           <w:p>
             <w:pPr>
@@ -3829,7 +3841,7 @@
         </w:tc>
         <w:tc>
           <w:tcPr>
-            <w:tcW w:w="2077" w:type="dxa"/>
+            <w:tcW w:w="2014" w:type="dxa"/>
           </w:tcPr>
           <w:p>
             <w:pPr>
@@ -3845,7 +3857,7 @@
       <w:tr>
         <w:tc>
           <w:tcPr>
-            <w:tcW w:w="1617" w:type="dxa"/>
+            <w:tcW w:w="1548" w:type="dxa"/>
           </w:tcPr>
           <w:p>
             <w:pPr>
@@ -3885,7 +3897,7 @@
         </w:tc>
         <w:tc>
           <w:tcPr>
-            <w:tcW w:w="1651" w:type="dxa"/>
+            <w:tcW w:w="1855" w:type="dxa"/>
           </w:tcPr>
           <w:p>
             <w:pPr>
@@ -3906,7 +3918,7 @@
         </w:tc>
         <w:tc>
           <w:tcPr>
-            <w:tcW w:w="2924" w:type="dxa"/>
+            <w:tcW w:w="2852" w:type="dxa"/>
           </w:tcPr>
           <w:p>
             <w:pPr>
@@ -3927,7 +3939,7 @@
         </w:tc>
         <w:tc>
           <w:tcPr>
-            <w:tcW w:w="2077" w:type="dxa"/>
+            <w:tcW w:w="2014" w:type="dxa"/>
           </w:tcPr>
           <w:p>
             <w:pPr>
@@ -3943,34 +3955,1832 @@
       <w:tr>
         <w:tc>
           <w:tcPr>
-            <w:tcW w:w="1617" w:type="dxa"/>
-          </w:tcPr>
-          <w:p>
-            <w:pPr>
-              <w:jc w:val="center"/>
-              <w:rPr>
-                <w:rFonts w:ascii="Arial" w:hAnsi="Arial" w:cs="Arial"/>
-                <w:lang w:val="es-ES"/>
-              </w:rPr>
-            </w:pPr>
-          </w:p>
-          <w:p>
-            <w:pPr>
-              <w:jc w:val="center"/>
-              <w:rPr>
-                <w:rFonts w:ascii="Arial" w:hAnsi="Arial" w:cs="Arial"/>
-                <w:lang w:val="es-ES"/>
-              </w:rPr>
-            </w:pPr>
+            <w:tcW w:w="1548" w:type="dxa"/>
+          </w:tcPr>
+          <w:p>
+            <w:pPr>
+              <w:jc w:val="center"/>
+              <w:rPr>
+                <w:rFonts w:ascii="Arial" w:hAnsi="Arial" w:cs="Arial"/>
+                <w:lang w:val="es-ES"/>
+              </w:rPr>
+            </w:pPr>
+          </w:p>
+          <w:p>
+            <w:pPr>
+              <w:jc w:val="center"/>
+              <w:rPr>
+                <w:rFonts w:ascii="Arial" w:hAnsi="Arial" w:cs="Arial"/>
+                <w:lang w:val="es-ES"/>
+              </w:rPr>
+            </w:pPr>
+            <w:r>
+              <w:rPr>
+                <w:rFonts w:ascii="Arial" w:hAnsi="Arial" w:cs="Arial"/>
+                <w:lang w:val="es-ES"/>
+              </w:rPr>
+              <w:t>CP-31</w:t>
+            </w:r>
+          </w:p>
+        </w:tc>
+        <w:tc>
+          <w:tcPr>
+            <w:tcW w:w="2074" w:type="dxa"/>
+          </w:tcPr>
+          <w:p>
+            <w:pPr>
+              <w:jc w:val="center"/>
+              <w:rPr>
+                <w:rFonts w:ascii="Arial" w:hAnsi="Arial" w:cs="Arial"/>
+                <w:lang w:val="es-ES"/>
+              </w:rPr>
+            </w:pPr>
+          </w:p>
+          <w:p>
+            <w:pPr>
+              <w:jc w:val="center"/>
+              <w:rPr>
+                <w:rFonts w:ascii="Arial" w:hAnsi="Arial" w:cs="Arial"/>
+                <w:lang w:val="es-ES"/>
+              </w:rPr>
+            </w:pPr>
+            <w:r>
+              <w:rPr>
+                <w:rFonts w:ascii="Arial" w:hAnsi="Arial" w:cs="Arial"/>
+                <w:lang w:val="es-ES"/>
+              </w:rPr>
+              <w:t>RF-14</w:t>
+            </w:r>
+          </w:p>
+        </w:tc>
+        <w:tc>
+          <w:tcPr>
+            <w:tcW w:w="1855" w:type="dxa"/>
+          </w:tcPr>
+          <w:p>
+            <w:pPr>
+              <w:jc w:val="center"/>
+              <w:rPr>
+                <w:rFonts w:ascii="Arial" w:hAnsi="Arial" w:cs="Arial"/>
+                <w:lang w:val="es-ES"/>
+              </w:rPr>
+            </w:pPr>
+            <w:r>
+              <w:rPr>
+                <w:rFonts w:ascii="Arial" w:hAnsi="Arial" w:cs="Arial"/>
+                <w:lang w:val="es-ES"/>
+              </w:rPr>
+              <w:t>Sesión activa sin movimientos registrados.</w:t>
+            </w:r>
+          </w:p>
+        </w:tc>
+        <w:tc>
+          <w:tcPr>
+            <w:tcW w:w="2852" w:type="dxa"/>
+          </w:tcPr>
+          <w:p>
+            <w:pPr>
+              <w:jc w:val="center"/>
+              <w:rPr>
+                <w:rFonts w:ascii="Arial" w:hAnsi="Arial" w:cs="Arial"/>
+                <w:lang w:val="es-ES"/>
+              </w:rPr>
+            </w:pPr>
+            <w:r>
+              <w:rPr>
+                <w:rFonts w:ascii="Arial" w:hAnsi="Arial" w:cs="Arial"/>
+                <w:lang w:val="es-ES"/>
+              </w:rPr>
+              <w:t>El dashboard se muestra vacío o nulo en lugar de tener datos.</w:t>
+            </w:r>
+          </w:p>
+        </w:tc>
+        <w:tc>
+          <w:tcPr>
+            <w:tcW w:w="2014" w:type="dxa"/>
+          </w:tcPr>
+          <w:p>
+            <w:pPr>
+              <w:jc w:val="center"/>
+              <w:rPr>
+                <w:rFonts w:ascii="Arial" w:hAnsi="Arial" w:cs="Arial"/>
+                <w:lang w:val="es-ES"/>
+              </w:rPr>
+            </w:pPr>
+          </w:p>
+        </w:tc>
+      </w:tr>
+      <w:tr>
+        <w:tc>
+          <w:tcPr>
+            <w:tcW w:w="1548" w:type="dxa"/>
+          </w:tcPr>
+          <w:p>
+            <w:pPr>
+              <w:jc w:val="center"/>
+              <w:rPr>
+                <w:rFonts w:ascii="Arial" w:hAnsi="Arial" w:cs="Arial"/>
+                <w:lang w:val="es-ES"/>
+              </w:rPr>
+            </w:pPr>
+          </w:p>
+          <w:p>
+            <w:pPr>
+              <w:jc w:val="center"/>
+              <w:rPr>
+                <w:rFonts w:ascii="Arial" w:hAnsi="Arial" w:cs="Arial"/>
+                <w:lang w:val="es-ES"/>
+              </w:rPr>
+            </w:pPr>
+          </w:p>
+          <w:p>
+            <w:pPr>
+              <w:jc w:val="center"/>
+              <w:rPr>
+                <w:rFonts w:ascii="Arial" w:hAnsi="Arial" w:cs="Arial"/>
+                <w:lang w:val="es-ES"/>
+              </w:rPr>
+            </w:pPr>
+            <w:r>
+              <w:rPr>
+                <w:rFonts w:ascii="Arial" w:hAnsi="Arial" w:cs="Arial"/>
+                <w:lang w:val="es-ES"/>
+              </w:rPr>
+              <w:t>CP-</w:t>
+            </w:r>
+            <w:r>
+              <w:rPr>
+                <w:rFonts w:ascii="Arial" w:hAnsi="Arial" w:cs="Arial"/>
+                <w:lang w:val="es-ES"/>
+              </w:rPr>
+              <w:t>32</w:t>
+            </w:r>
+          </w:p>
+        </w:tc>
+        <w:tc>
+          <w:tcPr>
+            <w:tcW w:w="2074" w:type="dxa"/>
+          </w:tcPr>
+          <w:p>
+            <w:pPr>
+              <w:jc w:val="center"/>
+              <w:rPr>
+                <w:rFonts w:ascii="Arial" w:hAnsi="Arial" w:cs="Arial"/>
+                <w:lang w:val="es-ES"/>
+              </w:rPr>
+            </w:pPr>
+          </w:p>
+          <w:p>
+            <w:pPr>
+              <w:jc w:val="center"/>
+              <w:rPr>
+                <w:rFonts w:ascii="Arial" w:hAnsi="Arial" w:cs="Arial"/>
+                <w:lang w:val="es-ES"/>
+              </w:rPr>
+            </w:pPr>
+          </w:p>
+          <w:p>
+            <w:pPr>
+              <w:jc w:val="center"/>
+              <w:rPr>
+                <w:rFonts w:ascii="Arial" w:hAnsi="Arial" w:cs="Arial"/>
+                <w:lang w:val="es-ES"/>
+              </w:rPr>
+            </w:pPr>
+            <w:r>
+              <w:rPr>
+                <w:rFonts w:ascii="Arial" w:hAnsi="Arial" w:cs="Arial"/>
+                <w:lang w:val="es-ES"/>
+              </w:rPr>
+              <w:t>RF-</w:t>
+            </w:r>
+            <w:r>
+              <w:rPr>
+                <w:rFonts w:ascii="Arial" w:hAnsi="Arial" w:cs="Arial"/>
+                <w:lang w:val="es-ES"/>
+              </w:rPr>
+              <w:t>15</w:t>
+            </w:r>
+          </w:p>
+        </w:tc>
+        <w:tc>
+          <w:tcPr>
+            <w:tcW w:w="1855" w:type="dxa"/>
+          </w:tcPr>
+          <w:p>
+            <w:pPr>
+              <w:jc w:val="center"/>
+              <w:rPr>
+                <w:rFonts w:ascii="Arial" w:hAnsi="Arial" w:cs="Arial"/>
+                <w:lang w:val="es-ES"/>
+              </w:rPr>
+            </w:pPr>
+            <w:r>
+              <w:rPr>
+                <w:rFonts w:ascii="Arial" w:hAnsi="Arial" w:cs="Arial"/>
+                <w:lang w:val="es-ES"/>
+              </w:rPr>
+              <w:t>El estudiante no tiene datos académicos relacionados con la institución</w:t>
+            </w:r>
+          </w:p>
+        </w:tc>
+        <w:tc>
+          <w:tcPr>
+            <w:tcW w:w="2852" w:type="dxa"/>
+          </w:tcPr>
+          <w:p>
+            <w:pPr>
+              <w:jc w:val="center"/>
+              <w:rPr>
+                <w:rFonts w:ascii="Arial" w:hAnsi="Arial" w:cs="Arial"/>
+                <w:lang w:val="es-ES"/>
+              </w:rPr>
+            </w:pPr>
+          </w:p>
+          <w:p>
+            <w:pPr>
+              <w:jc w:val="center"/>
+              <w:rPr>
+                <w:rFonts w:ascii="Arial" w:hAnsi="Arial" w:cs="Arial"/>
+                <w:lang w:val="es-ES"/>
+              </w:rPr>
+            </w:pPr>
+            <w:r>
+              <w:rPr>
+                <w:rFonts w:ascii="Arial" w:hAnsi="Arial" w:cs="Arial"/>
+                <w:lang w:val="es-ES"/>
+              </w:rPr>
+              <w:t>El sistema rechaza el registro al no encontrar datos relacionados con la institución</w:t>
+            </w:r>
+          </w:p>
+        </w:tc>
+        <w:tc>
+          <w:tcPr>
+            <w:tcW w:w="2014" w:type="dxa"/>
+          </w:tcPr>
+          <w:p>
+            <w:pPr>
+              <w:jc w:val="center"/>
+              <w:rPr>
+                <w:rFonts w:ascii="Arial" w:hAnsi="Arial" w:cs="Arial"/>
+                <w:lang w:val="es-ES"/>
+              </w:rPr>
+            </w:pPr>
+          </w:p>
+        </w:tc>
+      </w:tr>
+      <w:tr>
+        <w:tc>
+          <w:tcPr>
+            <w:tcW w:w="1548" w:type="dxa"/>
+          </w:tcPr>
+          <w:p>
+            <w:pPr>
+              <w:jc w:val="center"/>
+              <w:rPr>
+                <w:rFonts w:ascii="Arial" w:hAnsi="Arial" w:cs="Arial"/>
+                <w:lang w:val="es-ES"/>
+              </w:rPr>
+            </w:pPr>
+          </w:p>
+          <w:p>
+            <w:pPr>
+              <w:jc w:val="center"/>
+              <w:rPr>
+                <w:rFonts w:ascii="Arial" w:hAnsi="Arial" w:cs="Arial"/>
+                <w:lang w:val="es-ES"/>
+              </w:rPr>
+            </w:pPr>
+          </w:p>
+          <w:p>
+            <w:pPr>
+              <w:jc w:val="center"/>
+              <w:rPr>
+                <w:rFonts w:ascii="Arial" w:hAnsi="Arial" w:cs="Arial"/>
+                <w:lang w:val="es-ES"/>
+              </w:rPr>
+            </w:pPr>
+          </w:p>
+          <w:p>
+            <w:pPr>
+              <w:jc w:val="center"/>
+              <w:rPr>
+                <w:rFonts w:ascii="Arial" w:hAnsi="Arial" w:cs="Arial"/>
+                <w:lang w:val="es-ES"/>
+              </w:rPr>
+            </w:pPr>
+            <w:r>
+              <w:rPr>
+                <w:rFonts w:ascii="Arial" w:hAnsi="Arial" w:cs="Arial"/>
+                <w:lang w:val="es-ES"/>
+              </w:rPr>
+              <w:t>CP-33</w:t>
+            </w:r>
+          </w:p>
+        </w:tc>
+        <w:tc>
+          <w:tcPr>
+            <w:tcW w:w="2074" w:type="dxa"/>
+          </w:tcPr>
+          <w:p>
+            <w:pPr>
+              <w:jc w:val="center"/>
+              <w:rPr>
+                <w:rFonts w:ascii="Arial" w:hAnsi="Arial" w:cs="Arial"/>
+                <w:lang w:val="es-ES"/>
+              </w:rPr>
+            </w:pPr>
+          </w:p>
+          <w:p>
+            <w:pPr>
+              <w:jc w:val="center"/>
+              <w:rPr>
+                <w:rFonts w:ascii="Arial" w:hAnsi="Arial" w:cs="Arial"/>
+                <w:lang w:val="es-ES"/>
+              </w:rPr>
+            </w:pPr>
+          </w:p>
+          <w:p>
+            <w:pPr>
+              <w:jc w:val="center"/>
+              <w:rPr>
+                <w:rFonts w:ascii="Arial" w:hAnsi="Arial" w:cs="Arial"/>
+                <w:lang w:val="es-ES"/>
+              </w:rPr>
+            </w:pPr>
+          </w:p>
+          <w:p>
+            <w:pPr>
+              <w:jc w:val="center"/>
+              <w:rPr>
+                <w:rFonts w:ascii="Arial" w:hAnsi="Arial" w:cs="Arial"/>
+                <w:lang w:val="es-ES"/>
+              </w:rPr>
+            </w:pPr>
+            <w:r>
+              <w:rPr>
+                <w:rFonts w:ascii="Arial" w:hAnsi="Arial" w:cs="Arial"/>
+                <w:lang w:val="es-ES"/>
+              </w:rPr>
+              <w:t>RF-15</w:t>
+            </w:r>
+          </w:p>
+        </w:tc>
+        <w:tc>
+          <w:tcPr>
+            <w:tcW w:w="1855" w:type="dxa"/>
+          </w:tcPr>
+          <w:p>
+            <w:pPr>
+              <w:jc w:val="center"/>
+              <w:rPr>
+                <w:rFonts w:ascii="Arial" w:hAnsi="Arial" w:cs="Arial"/>
+                <w:lang w:val="es-ES"/>
+              </w:rPr>
+            </w:pPr>
+            <w:r>
+              <w:rPr>
+                <w:rFonts w:ascii="Arial" w:hAnsi="Arial" w:cs="Arial"/>
+                <w:lang w:val="es-ES"/>
+              </w:rPr>
+              <w:t>El estudiante cuenta sus datos respectivos datos académicos par un registro exitoso</w:t>
+            </w:r>
+          </w:p>
+        </w:tc>
+        <w:tc>
+          <w:tcPr>
+            <w:tcW w:w="2852" w:type="dxa"/>
+          </w:tcPr>
+          <w:p>
+            <w:pPr>
+              <w:jc w:val="center"/>
+              <w:rPr>
+                <w:rFonts w:ascii="Arial" w:hAnsi="Arial" w:cs="Arial"/>
+                <w:lang w:val="es-ES"/>
+              </w:rPr>
+            </w:pPr>
+          </w:p>
+          <w:p>
+            <w:pPr>
+              <w:jc w:val="center"/>
+              <w:rPr>
+                <w:rFonts w:ascii="Arial" w:hAnsi="Arial" w:cs="Arial"/>
+                <w:lang w:val="es-ES"/>
+              </w:rPr>
+            </w:pPr>
+          </w:p>
+          <w:p>
+            <w:pPr>
+              <w:jc w:val="center"/>
+              <w:rPr>
+                <w:rFonts w:ascii="Arial" w:hAnsi="Arial" w:cs="Arial"/>
+                <w:lang w:val="es-ES"/>
+              </w:rPr>
+            </w:pPr>
+            <w:r>
+              <w:rPr>
+                <w:rFonts w:ascii="Arial" w:hAnsi="Arial" w:cs="Arial"/>
+                <w:lang w:val="es-ES"/>
+              </w:rPr>
+              <w:t>El sistema realiza el registro al estudiante de manera exitosa</w:t>
+            </w:r>
+          </w:p>
+          <w:p>
+            <w:pPr>
+              <w:rPr>
+                <w:rFonts w:ascii="Arial" w:hAnsi="Arial" w:cs="Arial"/>
+                <w:lang w:val="es-ES"/>
+              </w:rPr>
+            </w:pPr>
+          </w:p>
+          <w:p>
+            <w:pPr>
+              <w:rPr>
+                <w:rFonts w:ascii="Arial" w:hAnsi="Arial" w:cs="Arial"/>
+                <w:lang w:val="es-ES"/>
+              </w:rPr>
+            </w:pPr>
+          </w:p>
+          <w:p>
+            <w:pPr>
+              <w:jc w:val="center"/>
+              <w:rPr>
+                <w:rFonts w:ascii="Arial" w:hAnsi="Arial" w:cs="Arial"/>
+                <w:lang w:val="es-ES"/>
+              </w:rPr>
+            </w:pPr>
+          </w:p>
+        </w:tc>
+        <w:tc>
+          <w:tcPr>
+            <w:tcW w:w="2014" w:type="dxa"/>
+          </w:tcPr>
+          <w:p>
+            <w:pPr>
+              <w:jc w:val="center"/>
+              <w:rPr>
+                <w:rFonts w:ascii="Arial" w:hAnsi="Arial" w:cs="Arial"/>
+                <w:lang w:val="es-ES"/>
+              </w:rPr>
+            </w:pPr>
+          </w:p>
+        </w:tc>
+      </w:tr>
+      <w:tr>
+        <w:tc>
+          <w:tcPr>
+            <w:tcW w:w="1548" w:type="dxa"/>
+          </w:tcPr>
+          <w:p>
+            <w:pPr>
+              <w:jc w:val="center"/>
+              <w:rPr>
+                <w:rFonts w:ascii="Arial" w:hAnsi="Arial" w:cs="Arial"/>
+                <w:lang w:val="es-ES"/>
+              </w:rPr>
+            </w:pPr>
+          </w:p>
+          <w:p>
+            <w:pPr>
+              <w:jc w:val="center"/>
+              <w:rPr>
+                <w:rFonts w:ascii="Arial" w:hAnsi="Arial" w:cs="Arial"/>
+                <w:lang w:val="es-ES"/>
+              </w:rPr>
+            </w:pPr>
+          </w:p>
+          <w:p>
+            <w:pPr>
+              <w:jc w:val="center"/>
+              <w:rPr>
+                <w:rFonts w:ascii="Arial" w:hAnsi="Arial" w:cs="Arial"/>
+                <w:lang w:val="es-ES"/>
+              </w:rPr>
+            </w:pPr>
+          </w:p>
+          <w:p>
+            <w:pPr>
+              <w:jc w:val="center"/>
+              <w:rPr>
+                <w:rFonts w:ascii="Arial" w:hAnsi="Arial" w:cs="Arial"/>
+                <w:lang w:val="es-ES"/>
+              </w:rPr>
+            </w:pPr>
+            <w:r>
+              <w:rPr>
+                <w:rFonts w:ascii="Arial" w:hAnsi="Arial" w:cs="Arial"/>
+                <w:lang w:val="es-ES"/>
+              </w:rPr>
+              <w:t>CP-34</w:t>
+            </w:r>
+          </w:p>
+        </w:tc>
+        <w:tc>
+          <w:tcPr>
+            <w:tcW w:w="2074" w:type="dxa"/>
+          </w:tcPr>
+          <w:p>
+            <w:pPr>
+              <w:jc w:val="center"/>
+              <w:rPr>
+                <w:rFonts w:ascii="Arial" w:hAnsi="Arial" w:cs="Arial"/>
+                <w:lang w:val="es-ES"/>
+              </w:rPr>
+            </w:pPr>
+          </w:p>
+          <w:p>
+            <w:pPr>
+              <w:jc w:val="center"/>
+              <w:rPr>
+                <w:rFonts w:ascii="Arial" w:hAnsi="Arial" w:cs="Arial"/>
+                <w:lang w:val="es-ES"/>
+              </w:rPr>
+            </w:pPr>
+          </w:p>
+          <w:p>
+            <w:pPr>
+              <w:jc w:val="center"/>
+              <w:rPr>
+                <w:rFonts w:ascii="Arial" w:hAnsi="Arial" w:cs="Arial"/>
+                <w:lang w:val="es-ES"/>
+              </w:rPr>
+            </w:pPr>
+          </w:p>
+          <w:p>
+            <w:pPr>
+              <w:jc w:val="center"/>
+              <w:rPr>
+                <w:rFonts w:ascii="Arial" w:hAnsi="Arial" w:cs="Arial"/>
+                <w:lang w:val="es-ES"/>
+              </w:rPr>
+            </w:pPr>
+            <w:r>
+              <w:rPr>
+                <w:rFonts w:ascii="Arial" w:hAnsi="Arial" w:cs="Arial"/>
+                <w:lang w:val="es-ES"/>
+              </w:rPr>
+              <w:t>RF-18</w:t>
+            </w:r>
+          </w:p>
+        </w:tc>
+        <w:tc>
+          <w:tcPr>
+            <w:tcW w:w="1855" w:type="dxa"/>
+          </w:tcPr>
+          <w:p>
+            <w:pPr>
+              <w:jc w:val="center"/>
+              <w:rPr>
+                <w:rFonts w:ascii="Arial" w:hAnsi="Arial" w:cs="Arial"/>
+                <w:lang w:val="es-ES"/>
+              </w:rPr>
+            </w:pPr>
+            <w:r>
+              <w:rPr>
+                <w:rFonts w:ascii="Arial" w:hAnsi="Arial" w:cs="Arial"/>
+              </w:rPr>
+              <w:t>El estudiante completa la información válida requerida para una nueva solicitud académica y presiona "Crear".</w:t>
+            </w:r>
+          </w:p>
+        </w:tc>
+        <w:tc>
+          <w:tcPr>
+            <w:tcW w:w="2852" w:type="dxa"/>
+          </w:tcPr>
+          <w:p>
+            <w:pPr>
+              <w:rPr>
+                <w:rFonts w:ascii="Arial" w:hAnsi="Arial" w:cs="Arial"/>
+              </w:rPr>
+            </w:pPr>
+          </w:p>
+          <w:p>
+            <w:pPr>
+              <w:jc w:val="center"/>
+              <w:rPr>
+                <w:rFonts w:ascii="Arial" w:hAnsi="Arial" w:cs="Arial"/>
+                <w:lang w:val="es-ES"/>
+              </w:rPr>
+            </w:pPr>
+            <w:r>
+              <w:rPr>
+                <w:rFonts w:ascii="Arial" w:hAnsi="Arial" w:cs="Arial"/>
+              </w:rPr>
+              <w:t>El sistema registra la solicitud exitosamente y genera un número identificador único asociado a la gestión</w:t>
+            </w:r>
+          </w:p>
+        </w:tc>
+        <w:tc>
+          <w:tcPr>
+            <w:tcW w:w="2014" w:type="dxa"/>
+          </w:tcPr>
+          <w:p>
+            <w:pPr>
+              <w:jc w:val="center"/>
+              <w:rPr>
+                <w:rFonts w:ascii="Arial" w:hAnsi="Arial" w:cs="Arial"/>
+                <w:lang w:val="es-ES"/>
+              </w:rPr>
+            </w:pPr>
+          </w:p>
+        </w:tc>
+      </w:tr>
+      <w:tr>
+        <w:tc>
+          <w:tcPr>
+            <w:tcW w:w="1548" w:type="dxa"/>
+          </w:tcPr>
+          <w:p>
+            <w:pPr>
+              <w:jc w:val="center"/>
+              <w:rPr>
+                <w:rFonts w:ascii="Arial" w:hAnsi="Arial" w:cs="Arial"/>
+                <w:lang w:val="es-ES"/>
+              </w:rPr>
+            </w:pPr>
+          </w:p>
+          <w:p>
+            <w:pPr>
+              <w:jc w:val="center"/>
+              <w:rPr>
+                <w:rFonts w:ascii="Arial" w:hAnsi="Arial" w:cs="Arial"/>
+                <w:lang w:val="es-ES"/>
+              </w:rPr>
+            </w:pPr>
+          </w:p>
+          <w:p>
+            <w:pPr>
+              <w:jc w:val="center"/>
+              <w:rPr>
+                <w:rFonts w:ascii="Arial" w:hAnsi="Arial" w:cs="Arial"/>
+                <w:lang w:val="es-ES"/>
+              </w:rPr>
+            </w:pPr>
+            <w:r>
+              <w:rPr>
+                <w:rFonts w:ascii="Arial" w:hAnsi="Arial" w:cs="Arial"/>
+                <w:lang w:val="es-ES"/>
+              </w:rPr>
+              <w:t>CP-35</w:t>
+            </w:r>
+          </w:p>
+          <w:p>
+            <w:pPr>
+              <w:jc w:val="center"/>
+              <w:rPr>
+                <w:rFonts w:ascii="Arial" w:hAnsi="Arial" w:cs="Arial"/>
+                <w:lang w:val="es-ES"/>
+              </w:rPr>
+            </w:pPr>
+          </w:p>
+        </w:tc>
+        <w:tc>
+          <w:tcPr>
+            <w:tcW w:w="2074" w:type="dxa"/>
+          </w:tcPr>
+          <w:p>
+            <w:pPr>
+              <w:jc w:val="center"/>
+              <w:rPr>
+                <w:rFonts w:ascii="Arial" w:hAnsi="Arial" w:cs="Arial"/>
+                <w:lang w:val="es-ES"/>
+              </w:rPr>
+            </w:pPr>
+          </w:p>
+          <w:p>
+            <w:pPr>
+              <w:jc w:val="center"/>
+              <w:rPr>
+                <w:rFonts w:ascii="Arial" w:hAnsi="Arial" w:cs="Arial"/>
+                <w:lang w:val="es-ES"/>
+              </w:rPr>
+            </w:pPr>
+          </w:p>
+          <w:p>
+            <w:pPr>
+              <w:jc w:val="center"/>
+              <w:rPr>
+                <w:rFonts w:ascii="Arial" w:hAnsi="Arial" w:cs="Arial"/>
+                <w:lang w:val="es-ES"/>
+              </w:rPr>
+            </w:pPr>
+            <w:r>
+              <w:rPr>
+                <w:rFonts w:ascii="Arial" w:hAnsi="Arial" w:cs="Arial"/>
+                <w:lang w:val="es-ES"/>
+              </w:rPr>
+              <w:t>RF-18</w:t>
+            </w:r>
+          </w:p>
+        </w:tc>
+        <w:tc>
+          <w:tcPr>
+            <w:tcW w:w="1855" w:type="dxa"/>
+          </w:tcPr>
+          <w:p>
+            <w:pPr>
+              <w:jc w:val="center"/>
+              <w:rPr>
+                <w:rFonts w:ascii="Arial" w:hAnsi="Arial" w:cs="Arial"/>
+                <w:lang w:val="es-ES"/>
+              </w:rPr>
+            </w:pPr>
+            <w:r>
+              <w:rPr>
+                <w:rFonts w:ascii="Arial" w:hAnsi="Arial" w:cs="Arial"/>
+                <w:lang w:val="es-ES"/>
+              </w:rPr>
+              <w:t xml:space="preserve">El usuario ingresa usuario o contraseña incorrectos  </w:t>
+            </w:r>
+          </w:p>
+        </w:tc>
+        <w:tc>
+          <w:tcPr>
+            <w:tcW w:w="2852" w:type="dxa"/>
+          </w:tcPr>
+          <w:p>
+            <w:pPr>
+              <w:jc w:val="center"/>
+              <w:rPr>
+                <w:rFonts w:ascii="Arial" w:hAnsi="Arial" w:cs="Arial"/>
+                <w:lang w:val="es-ES"/>
+              </w:rPr>
+            </w:pPr>
+            <w:r>
+              <w:rPr>
+                <w:rFonts w:ascii="Arial" w:hAnsi="Arial" w:cs="Arial"/>
+                <w:lang w:val="es-ES"/>
+              </w:rPr>
+              <w:t>El sistema arroja un mensaje de alerta diciendo que el usuario y/o contraseña son incorrectas</w:t>
+            </w:r>
+          </w:p>
+        </w:tc>
+        <w:tc>
+          <w:tcPr>
+            <w:tcW w:w="2014" w:type="dxa"/>
+          </w:tcPr>
+          <w:p>
+            <w:pPr>
+              <w:jc w:val="center"/>
+              <w:rPr>
+                <w:rFonts w:ascii="Arial" w:hAnsi="Arial" w:cs="Arial"/>
+                <w:lang w:val="es-ES"/>
+              </w:rPr>
+            </w:pPr>
+          </w:p>
+        </w:tc>
+      </w:tr>
+      <w:tr>
+        <w:tc>
+          <w:tcPr>
+            <w:tcW w:w="1548" w:type="dxa"/>
+          </w:tcPr>
+          <w:p>
+            <w:pPr>
+              <w:jc w:val="center"/>
+              <w:rPr>
+                <w:rFonts w:ascii="Arial" w:hAnsi="Arial" w:cs="Arial"/>
+                <w:lang w:val="es-ES"/>
+              </w:rPr>
+            </w:pPr>
+          </w:p>
+          <w:p>
+            <w:pPr>
+              <w:jc w:val="center"/>
+              <w:rPr>
+                <w:rFonts w:ascii="Arial" w:hAnsi="Arial" w:cs="Arial"/>
+                <w:lang w:val="es-ES"/>
+              </w:rPr>
+            </w:pPr>
+          </w:p>
+          <w:p>
+            <w:pPr>
+              <w:jc w:val="center"/>
+              <w:rPr>
+                <w:rFonts w:ascii="Arial" w:hAnsi="Arial" w:cs="Arial"/>
+                <w:lang w:val="es-ES"/>
+              </w:rPr>
+            </w:pPr>
+            <w:r>
+              <w:rPr>
+                <w:rFonts w:ascii="Arial" w:hAnsi="Arial" w:cs="Arial"/>
+                <w:lang w:val="es-ES"/>
+              </w:rPr>
+              <w:t>CP-36</w:t>
+            </w:r>
+          </w:p>
+        </w:tc>
+        <w:tc>
+          <w:tcPr>
+            <w:tcW w:w="2074" w:type="dxa"/>
+          </w:tcPr>
+          <w:p>
+            <w:pPr>
+              <w:jc w:val="center"/>
+              <w:rPr>
+                <w:rFonts w:ascii="Arial" w:hAnsi="Arial" w:cs="Arial"/>
+                <w:lang w:val="es-ES"/>
+              </w:rPr>
+            </w:pPr>
+          </w:p>
+          <w:p>
+            <w:pPr>
+              <w:jc w:val="center"/>
+              <w:rPr>
+                <w:rFonts w:ascii="Arial" w:hAnsi="Arial" w:cs="Arial"/>
+                <w:lang w:val="es-ES"/>
+              </w:rPr>
+            </w:pPr>
+          </w:p>
+          <w:p>
+            <w:pPr>
+              <w:jc w:val="center"/>
+              <w:rPr>
+                <w:rFonts w:ascii="Arial" w:hAnsi="Arial" w:cs="Arial"/>
+                <w:lang w:val="es-ES"/>
+              </w:rPr>
+            </w:pPr>
+            <w:r>
+              <w:rPr>
+                <w:rFonts w:ascii="Arial" w:hAnsi="Arial" w:cs="Arial"/>
+                <w:lang w:val="es-ES"/>
+              </w:rPr>
+              <w:t>RF-18</w:t>
+            </w:r>
+          </w:p>
+        </w:tc>
+        <w:tc>
+          <w:tcPr>
+            <w:tcW w:w="1855" w:type="dxa"/>
+          </w:tcPr>
+          <w:p>
+            <w:pPr>
+              <w:jc w:val="center"/>
+              <w:rPr>
+                <w:rFonts w:ascii="Arial" w:hAnsi="Arial" w:cs="Arial"/>
+              </w:rPr>
+            </w:pPr>
+          </w:p>
+          <w:p>
+            <w:pPr>
+              <w:jc w:val="center"/>
+              <w:rPr>
+                <w:rFonts w:ascii="Arial" w:hAnsi="Arial" w:cs="Arial"/>
+                <w:lang w:val="es-ES"/>
+              </w:rPr>
+            </w:pPr>
+            <w:r>
+              <w:rPr>
+                <w:rFonts w:ascii="Arial" w:hAnsi="Arial" w:cs="Arial"/>
+              </w:rPr>
+              <w:t>El estudiante intenta enviar el formulario de solicitud dejando campos obligatorios vacíos.</w:t>
+            </w:r>
+          </w:p>
+        </w:tc>
+        <w:tc>
+          <w:tcPr>
+            <w:tcW w:w="2852" w:type="dxa"/>
+          </w:tcPr>
+          <w:p>
+            <w:pPr>
+              <w:rPr>
+                <w:rFonts w:ascii="Arial" w:hAnsi="Arial" w:cs="Arial"/>
+                <w:lang w:val="es-ES"/>
+              </w:rPr>
+            </w:pPr>
+          </w:p>
+          <w:p>
+            <w:pPr>
+              <w:jc w:val="center"/>
+              <w:rPr>
+                <w:rFonts w:ascii="Arial" w:hAnsi="Arial" w:cs="Arial"/>
+                <w:lang w:val="es-ES"/>
+              </w:rPr>
+            </w:pPr>
+            <w:r>
+              <w:rPr>
+                <w:rFonts w:ascii="Arial" w:hAnsi="Arial" w:cs="Arial"/>
+              </w:rPr>
+              <w:t>El sistema rechaza la solicitud, muestra mensajes de validación y no asigna identificador único.</w:t>
+            </w:r>
+          </w:p>
+        </w:tc>
+        <w:tc>
+          <w:tcPr>
+            <w:tcW w:w="2014" w:type="dxa"/>
+          </w:tcPr>
+          <w:p>
+            <w:pPr>
+              <w:jc w:val="center"/>
+              <w:rPr>
+                <w:rFonts w:ascii="Arial" w:hAnsi="Arial" w:cs="Arial"/>
+                <w:lang w:val="es-ES"/>
+              </w:rPr>
+            </w:pPr>
+          </w:p>
+        </w:tc>
+      </w:tr>
+      <w:tr>
+        <w:tc>
+          <w:tcPr>
+            <w:tcW w:w="1548" w:type="dxa"/>
+          </w:tcPr>
+          <w:p>
+            <w:pPr>
+              <w:jc w:val="center"/>
+              <w:rPr>
+                <w:rFonts w:ascii="Arial" w:hAnsi="Arial" w:cs="Arial"/>
+                <w:lang w:val="es-ES"/>
+              </w:rPr>
+            </w:pPr>
+          </w:p>
+          <w:p>
+            <w:pPr>
+              <w:jc w:val="center"/>
+              <w:rPr>
+                <w:rFonts w:ascii="Arial" w:hAnsi="Arial" w:cs="Arial"/>
+                <w:lang w:val="es-ES"/>
+              </w:rPr>
+            </w:pPr>
+          </w:p>
+          <w:p>
+            <w:pPr>
+              <w:jc w:val="center"/>
+              <w:rPr>
+                <w:rFonts w:ascii="Arial" w:hAnsi="Arial" w:cs="Arial"/>
+                <w:lang w:val="es-ES"/>
+              </w:rPr>
+            </w:pPr>
+            <w:r>
+              <w:rPr>
+                <w:rFonts w:ascii="Arial" w:hAnsi="Arial" w:cs="Arial"/>
+                <w:lang w:val="es-ES"/>
+              </w:rPr>
+              <w:t xml:space="preserve"> CP-37</w:t>
+            </w:r>
+          </w:p>
+        </w:tc>
+        <w:tc>
+          <w:tcPr>
+            <w:tcW w:w="2074" w:type="dxa"/>
+          </w:tcPr>
+          <w:p>
+            <w:pPr>
+              <w:jc w:val="center"/>
+              <w:rPr>
+                <w:rFonts w:ascii="Arial" w:hAnsi="Arial" w:cs="Arial"/>
+                <w:lang w:val="es-ES"/>
+              </w:rPr>
+            </w:pPr>
+          </w:p>
+          <w:p>
+            <w:pPr>
+              <w:jc w:val="center"/>
+              <w:rPr>
+                <w:rFonts w:ascii="Arial" w:hAnsi="Arial" w:cs="Arial"/>
+                <w:lang w:val="es-ES"/>
+              </w:rPr>
+            </w:pPr>
+          </w:p>
+          <w:p>
+            <w:pPr>
+              <w:jc w:val="center"/>
+              <w:rPr>
+                <w:rFonts w:ascii="Arial" w:hAnsi="Arial" w:cs="Arial"/>
+                <w:lang w:val="es-ES"/>
+              </w:rPr>
+            </w:pPr>
+            <w:r>
+              <w:rPr>
+                <w:rFonts w:ascii="Arial" w:hAnsi="Arial" w:cs="Arial"/>
+                <w:lang w:val="es-ES"/>
+              </w:rPr>
+              <w:t>RF-19</w:t>
+            </w:r>
+          </w:p>
+        </w:tc>
+        <w:tc>
+          <w:tcPr>
+            <w:tcW w:w="1855" w:type="dxa"/>
+          </w:tcPr>
+          <w:p>
+            <w:pPr>
+              <w:jc w:val="center"/>
+              <w:rPr>
+                <w:rFonts w:ascii="Arial" w:hAnsi="Arial" w:cs="Arial"/>
+                <w:lang w:val="es-ES"/>
+              </w:rPr>
+            </w:pPr>
+            <w:r>
+              <w:rPr>
+                <w:rFonts w:ascii="Arial" w:hAnsi="Arial" w:cs="Arial"/>
+              </w:rPr>
+              <w:t>El estudiante despliega la lista de tipos de solicitud al crear una nueva gestión.</w:t>
+            </w:r>
+          </w:p>
+        </w:tc>
+        <w:tc>
+          <w:tcPr>
+            <w:tcW w:w="2852" w:type="dxa"/>
+          </w:tcPr>
+          <w:p>
+            <w:pPr>
+              <w:jc w:val="center"/>
+              <w:rPr>
+                <w:rFonts w:ascii="Arial" w:hAnsi="Arial" w:cs="Arial"/>
+                <w:lang w:val="es-ES"/>
+              </w:rPr>
+            </w:pPr>
+            <w:r>
+              <w:rPr>
+                <w:rFonts w:ascii="Arial" w:hAnsi="Arial" w:cs="Arial"/>
+              </w:rPr>
+              <w:t>El sistema muestra las opciones válidas (Certificado, Revisión de notas, Cancelación de asignatura, Paz y salvo).</w:t>
+            </w:r>
+          </w:p>
+        </w:tc>
+        <w:tc>
+          <w:tcPr>
+            <w:tcW w:w="2014" w:type="dxa"/>
+          </w:tcPr>
+          <w:p>
+            <w:pPr>
+              <w:jc w:val="center"/>
+              <w:rPr>
+                <w:rFonts w:ascii="Arial" w:hAnsi="Arial" w:cs="Arial"/>
+                <w:lang w:val="es-ES"/>
+              </w:rPr>
+            </w:pPr>
+          </w:p>
+        </w:tc>
+      </w:tr>
+      <w:tr>
+        <w:tc>
+          <w:tcPr>
+            <w:tcW w:w="1548" w:type="dxa"/>
+          </w:tcPr>
+          <w:p>
+            <w:pPr>
+              <w:jc w:val="center"/>
+              <w:rPr>
+                <w:rFonts w:ascii="Arial" w:hAnsi="Arial" w:cs="Arial"/>
+              </w:rPr>
+            </w:pPr>
+          </w:p>
+          <w:p>
+            <w:pPr>
+              <w:jc w:val="center"/>
+              <w:rPr>
+                <w:rFonts w:ascii="Arial" w:hAnsi="Arial" w:cs="Arial"/>
+              </w:rPr>
+            </w:pPr>
+          </w:p>
+          <w:p>
+            <w:pPr>
+              <w:jc w:val="center"/>
+              <w:rPr>
+                <w:rFonts w:ascii="Arial" w:hAnsi="Arial" w:cs="Arial"/>
+              </w:rPr>
+            </w:pPr>
+          </w:p>
+          <w:p>
+            <w:pPr>
+              <w:jc w:val="center"/>
+              <w:rPr>
+                <w:rFonts w:ascii="Arial" w:hAnsi="Arial" w:cs="Arial"/>
+              </w:rPr>
+            </w:pPr>
+            <w:r>
+              <w:rPr>
+                <w:rFonts w:ascii="Arial" w:hAnsi="Arial" w:cs="Arial"/>
+              </w:rPr>
+              <w:t>CP-38</w:t>
+            </w:r>
+          </w:p>
+        </w:tc>
+        <w:tc>
+          <w:tcPr>
+            <w:tcW w:w="2074" w:type="dxa"/>
+          </w:tcPr>
+          <w:p>
+            <w:pPr>
+              <w:jc w:val="center"/>
+              <w:rPr>
+                <w:rFonts w:ascii="Arial" w:hAnsi="Arial" w:cs="Arial"/>
+                <w:lang w:val="es-ES"/>
+              </w:rPr>
+            </w:pPr>
+          </w:p>
+          <w:p>
+            <w:pPr>
+              <w:jc w:val="center"/>
+              <w:rPr>
+                <w:rFonts w:ascii="Arial" w:hAnsi="Arial" w:cs="Arial"/>
+                <w:lang w:val="es-ES"/>
+              </w:rPr>
+            </w:pPr>
+          </w:p>
+          <w:p>
+            <w:pPr>
+              <w:jc w:val="center"/>
+              <w:rPr>
+                <w:rFonts w:ascii="Arial" w:hAnsi="Arial" w:cs="Arial"/>
+                <w:lang w:val="es-ES"/>
+              </w:rPr>
+            </w:pPr>
+          </w:p>
+          <w:p>
+            <w:pPr>
+              <w:jc w:val="center"/>
+              <w:rPr>
+                <w:rFonts w:ascii="Arial" w:hAnsi="Arial" w:cs="Arial"/>
+                <w:lang w:val="es-ES"/>
+              </w:rPr>
+            </w:pPr>
+            <w:r>
+              <w:rPr>
+                <w:rFonts w:ascii="Arial" w:hAnsi="Arial" w:cs="Arial"/>
+                <w:lang w:val="es-ES"/>
+              </w:rPr>
+              <w:t>RF-19</w:t>
+            </w:r>
+          </w:p>
+        </w:tc>
+        <w:tc>
+          <w:tcPr>
+            <w:tcW w:w="1855" w:type="dxa"/>
+          </w:tcPr>
+          <w:p>
+            <w:pPr>
+              <w:jc w:val="center"/>
+              <w:rPr>
+                <w:rFonts w:ascii="Arial" w:hAnsi="Arial" w:cs="Arial"/>
+              </w:rPr>
+            </w:pPr>
+          </w:p>
+          <w:p>
+            <w:pPr>
+              <w:jc w:val="center"/>
+              <w:rPr>
+                <w:rFonts w:ascii="Arial" w:hAnsi="Arial" w:cs="Arial"/>
+              </w:rPr>
+            </w:pPr>
+          </w:p>
+          <w:p>
+            <w:pPr>
+              <w:jc w:val="center"/>
+              <w:rPr>
+                <w:rFonts w:ascii="Arial" w:hAnsi="Arial" w:cs="Arial"/>
+                <w:lang w:val="es-ES"/>
+              </w:rPr>
+            </w:pPr>
+            <w:r>
+              <w:rPr>
+                <w:rFonts w:ascii="Arial" w:hAnsi="Arial" w:cs="Arial"/>
+              </w:rPr>
+              <w:t>El estudiante selecciona el tipo "Certificado" y confirma el registro de la solicitud.</w:t>
+            </w:r>
+          </w:p>
+        </w:tc>
+        <w:tc>
+          <w:tcPr>
+            <w:tcW w:w="2852" w:type="dxa"/>
+          </w:tcPr>
+          <w:p>
+            <w:pPr>
+              <w:jc w:val="center"/>
+              <w:rPr>
+                <w:rFonts w:ascii="Arial" w:hAnsi="Arial" w:cs="Arial"/>
+                <w:lang w:val="es-ES"/>
+              </w:rPr>
+            </w:pPr>
+          </w:p>
+          <w:p>
+            <w:pPr>
+              <w:jc w:val="center"/>
+              <w:rPr>
+                <w:rFonts w:ascii="Arial" w:hAnsi="Arial" w:cs="Arial"/>
+                <w:lang w:val="es-ES"/>
+              </w:rPr>
+            </w:pPr>
+          </w:p>
+          <w:p>
+            <w:pPr>
+              <w:jc w:val="center"/>
+              <w:rPr>
+                <w:rFonts w:ascii="Arial" w:hAnsi="Arial" w:cs="Arial"/>
+                <w:lang w:val="es-ES"/>
+              </w:rPr>
+            </w:pPr>
+            <w:r>
+              <w:rPr>
+                <w:rFonts w:ascii="Arial" w:hAnsi="Arial" w:cs="Arial"/>
+              </w:rPr>
+              <w:t>El sistema guarda la solicitud asociándola correctamente a la categoría seleccionada.</w:t>
+            </w:r>
+          </w:p>
+          <w:p>
+            <w:pPr>
+              <w:rPr>
+                <w:rFonts w:ascii="Arial" w:hAnsi="Arial" w:cs="Arial"/>
+                <w:lang w:val="es-ES"/>
+              </w:rPr>
+            </w:pPr>
+          </w:p>
+          <w:p>
+            <w:pPr>
+              <w:rPr>
+                <w:rFonts w:ascii="Arial" w:hAnsi="Arial" w:cs="Arial"/>
+                <w:lang w:val="es-ES"/>
+              </w:rPr>
+            </w:pPr>
+          </w:p>
+          <w:p>
+            <w:pPr>
+              <w:jc w:val="right"/>
+              <w:rPr>
+                <w:rFonts w:ascii="Arial" w:hAnsi="Arial" w:cs="Arial"/>
+                <w:lang w:val="es-ES"/>
+              </w:rPr>
+            </w:pPr>
+          </w:p>
+        </w:tc>
+        <w:tc>
+          <w:tcPr>
+            <w:tcW w:w="2014" w:type="dxa"/>
+          </w:tcPr>
+          <w:p>
+            <w:pPr>
+              <w:jc w:val="center"/>
+              <w:rPr>
+                <w:rFonts w:ascii="Arial" w:hAnsi="Arial" w:cs="Arial"/>
+                <w:lang w:val="es-ES"/>
+              </w:rPr>
+            </w:pPr>
+          </w:p>
+        </w:tc>
+      </w:tr>
+      <w:tr>
+        <w:tc>
+          <w:tcPr>
+            <w:tcW w:w="1548" w:type="dxa"/>
+          </w:tcPr>
+          <w:p>
+            <w:pPr>
+              <w:jc w:val="center"/>
+              <w:rPr>
+                <w:rFonts w:ascii="Arial" w:hAnsi="Arial" w:cs="Arial"/>
+                <w:lang w:val="es-ES"/>
+              </w:rPr>
+            </w:pPr>
+          </w:p>
+          <w:p>
+            <w:pPr>
+              <w:jc w:val="center"/>
+              <w:rPr>
+                <w:rFonts w:ascii="Arial" w:hAnsi="Arial" w:cs="Arial"/>
+                <w:lang w:val="es-ES"/>
+              </w:rPr>
+            </w:pPr>
+          </w:p>
+          <w:p>
+            <w:pPr>
+              <w:jc w:val="center"/>
+              <w:rPr>
+                <w:rFonts w:ascii="Arial" w:hAnsi="Arial" w:cs="Arial"/>
+                <w:lang w:val="es-ES"/>
+              </w:rPr>
+            </w:pPr>
+          </w:p>
+          <w:p>
+            <w:pPr>
+              <w:jc w:val="center"/>
+              <w:rPr>
+                <w:rFonts w:ascii="Arial" w:hAnsi="Arial" w:cs="Arial"/>
+                <w:lang w:val="es-ES"/>
+              </w:rPr>
+            </w:pPr>
+            <w:r>
+              <w:rPr>
+                <w:rFonts w:ascii="Arial" w:hAnsi="Arial" w:cs="Arial"/>
+                <w:lang w:val="es-ES"/>
+              </w:rPr>
+              <w:t>CP-39</w:t>
+            </w:r>
+          </w:p>
+        </w:tc>
+        <w:tc>
+          <w:tcPr>
+            <w:tcW w:w="2074" w:type="dxa"/>
+          </w:tcPr>
+          <w:p>
+            <w:pPr>
+              <w:jc w:val="center"/>
+              <w:rPr>
+                <w:rFonts w:ascii="Arial" w:hAnsi="Arial" w:cs="Arial"/>
+                <w:lang w:val="es-ES"/>
+              </w:rPr>
+            </w:pPr>
+          </w:p>
+          <w:p>
+            <w:pPr>
+              <w:jc w:val="center"/>
+              <w:rPr>
+                <w:rFonts w:ascii="Arial" w:hAnsi="Arial" w:cs="Arial"/>
+                <w:lang w:val="es-ES"/>
+              </w:rPr>
+            </w:pPr>
+          </w:p>
+          <w:p>
+            <w:pPr>
+              <w:jc w:val="center"/>
+              <w:rPr>
+                <w:rFonts w:ascii="Arial" w:hAnsi="Arial" w:cs="Arial"/>
+                <w:lang w:val="es-ES"/>
+              </w:rPr>
+            </w:pPr>
+          </w:p>
+          <w:p>
+            <w:pPr>
+              <w:jc w:val="center"/>
+              <w:rPr>
+                <w:rFonts w:ascii="Arial" w:hAnsi="Arial" w:cs="Arial"/>
+                <w:lang w:val="es-ES"/>
+              </w:rPr>
+            </w:pPr>
+            <w:r>
+              <w:rPr>
+                <w:rFonts w:ascii="Arial" w:hAnsi="Arial" w:cs="Arial"/>
+                <w:lang w:val="es-ES"/>
+              </w:rPr>
+              <w:t>RF-20</w:t>
+            </w:r>
+          </w:p>
+        </w:tc>
+        <w:tc>
+          <w:tcPr>
+            <w:tcW w:w="1855" w:type="dxa"/>
+          </w:tcPr>
+          <w:p>
+            <w:pPr>
+              <w:jc w:val="center"/>
+              <w:rPr>
+                <w:rFonts w:ascii="Arial" w:hAnsi="Arial" w:cs="Arial"/>
+              </w:rPr>
+            </w:pPr>
+          </w:p>
+          <w:p>
+            <w:pPr>
+              <w:jc w:val="center"/>
+              <w:rPr>
+                <w:rFonts w:ascii="Arial" w:hAnsi="Arial" w:cs="Arial"/>
+                <w:lang w:val="es-ES"/>
+              </w:rPr>
+            </w:pPr>
+            <w:r>
+              <w:rPr>
+                <w:rFonts w:ascii="Arial" w:hAnsi="Arial" w:cs="Arial"/>
+              </w:rPr>
+              <w:t>El usuario solicita consultar el historial de cambios de una solicitud que ha pasado por diferentes estados.</w:t>
+            </w:r>
+          </w:p>
+        </w:tc>
+        <w:tc>
+          <w:tcPr>
+            <w:tcW w:w="2852" w:type="dxa"/>
+          </w:tcPr>
+          <w:p>
+            <w:pPr>
+              <w:jc w:val="center"/>
+              <w:rPr>
+                <w:rFonts w:ascii="Arial" w:hAnsi="Arial" w:cs="Arial"/>
+                <w:lang w:val="es-ES"/>
+              </w:rPr>
+            </w:pPr>
+          </w:p>
+          <w:p>
+            <w:pPr>
+              <w:jc w:val="center"/>
+              <w:rPr>
+                <w:rFonts w:ascii="Arial" w:hAnsi="Arial" w:cs="Arial"/>
+                <w:lang w:val="es-ES"/>
+              </w:rPr>
+            </w:pPr>
+            <w:r>
+              <w:rPr>
+                <w:rFonts w:ascii="Arial" w:hAnsi="Arial" w:cs="Arial"/>
+              </w:rPr>
+              <w:t>El sistema despliega la lista de estados anteriores con sus respectivas fechas y modificaciones conservadas.</w:t>
+            </w:r>
+          </w:p>
+        </w:tc>
+        <w:tc>
+          <w:tcPr>
+            <w:tcW w:w="2014" w:type="dxa"/>
+          </w:tcPr>
+          <w:p>
+            <w:pPr>
+              <w:jc w:val="center"/>
+              <w:rPr>
+                <w:rFonts w:ascii="Arial" w:hAnsi="Arial" w:cs="Arial"/>
+                <w:lang w:val="es-ES"/>
+              </w:rPr>
+            </w:pPr>
+          </w:p>
+        </w:tc>
+      </w:tr>
+      <w:tr>
+        <w:tc>
+          <w:tcPr>
+            <w:tcW w:w="1548" w:type="dxa"/>
+          </w:tcPr>
+          <w:p>
+            <w:pPr>
+              <w:jc w:val="center"/>
+              <w:rPr>
+                <w:rFonts w:ascii="Arial" w:hAnsi="Arial" w:cs="Arial"/>
+                <w:lang w:val="es-ES"/>
+              </w:rPr>
+            </w:pPr>
+          </w:p>
+          <w:p>
+            <w:pPr>
+              <w:jc w:val="center"/>
+              <w:rPr>
+                <w:rFonts w:ascii="Arial" w:hAnsi="Arial" w:cs="Arial"/>
+                <w:lang w:val="es-ES"/>
+              </w:rPr>
+            </w:pPr>
+          </w:p>
+          <w:p>
+            <w:pPr>
+              <w:jc w:val="center"/>
+              <w:rPr>
+                <w:rFonts w:ascii="Arial" w:hAnsi="Arial" w:cs="Arial"/>
+                <w:lang w:val="es-ES"/>
+              </w:rPr>
+            </w:pPr>
+          </w:p>
+          <w:p>
+            <w:pPr>
+              <w:jc w:val="center"/>
+              <w:rPr>
+                <w:rFonts w:ascii="Arial" w:hAnsi="Arial" w:cs="Arial"/>
+                <w:lang w:val="es-ES"/>
+              </w:rPr>
+            </w:pPr>
+            <w:r>
+              <w:rPr>
+                <w:rFonts w:ascii="Arial" w:hAnsi="Arial" w:cs="Arial"/>
+                <w:lang w:val="es-ES"/>
+              </w:rPr>
+              <w:t>CP-40</w:t>
+            </w:r>
+          </w:p>
+        </w:tc>
+        <w:tc>
+          <w:tcPr>
+            <w:tcW w:w="2074" w:type="dxa"/>
+          </w:tcPr>
+          <w:p>
+            <w:pPr>
+              <w:jc w:val="center"/>
+              <w:rPr>
+                <w:rFonts w:ascii="Arial" w:hAnsi="Arial" w:cs="Arial"/>
+                <w:lang w:val="es-ES"/>
+              </w:rPr>
+            </w:pPr>
+          </w:p>
+          <w:p>
+            <w:pPr>
+              <w:jc w:val="center"/>
+              <w:rPr>
+                <w:rFonts w:ascii="Arial" w:hAnsi="Arial" w:cs="Arial"/>
+                <w:lang w:val="es-ES"/>
+              </w:rPr>
+            </w:pPr>
+          </w:p>
+          <w:p>
+            <w:pPr>
+              <w:jc w:val="center"/>
+              <w:rPr>
+                <w:rFonts w:ascii="Arial" w:hAnsi="Arial" w:cs="Arial"/>
+                <w:lang w:val="es-ES"/>
+              </w:rPr>
+            </w:pPr>
+          </w:p>
+          <w:p>
+            <w:pPr>
+              <w:jc w:val="center"/>
+              <w:rPr>
+                <w:rFonts w:ascii="Arial" w:hAnsi="Arial" w:cs="Arial"/>
+                <w:lang w:val="es-ES"/>
+              </w:rPr>
+            </w:pPr>
+            <w:r>
+              <w:rPr>
+                <w:rFonts w:ascii="Arial" w:hAnsi="Arial" w:cs="Arial"/>
+                <w:lang w:val="es-ES"/>
+              </w:rPr>
+              <w:t>RF-20</w:t>
+            </w:r>
+          </w:p>
+        </w:tc>
+        <w:tc>
+          <w:tcPr>
+            <w:tcW w:w="1855" w:type="dxa"/>
+          </w:tcPr>
+          <w:p>
+            <w:pPr>
+              <w:jc w:val="center"/>
+              <w:rPr>
+                <w:rFonts w:ascii="Arial" w:hAnsi="Arial" w:cs="Arial"/>
+                <w:lang w:val="es-ES"/>
+              </w:rPr>
+            </w:pPr>
+            <w:r>
+              <w:rPr>
+                <w:rFonts w:ascii="Arial" w:hAnsi="Arial" w:cs="Arial"/>
+              </w:rPr>
+              <w:t xml:space="preserve">El usuario intenta consultar el historial de una solicitud recién creada </w:t>
+            </w:r>
+            <w:r>
+              <w:rPr>
+                <w:rFonts w:ascii="Arial" w:hAnsi="Arial" w:cs="Arial"/>
+              </w:rPr>
+              <w:lastRenderedPageBreak/>
+              <w:t>que no ha sufrido modificaciones.</w:t>
+            </w:r>
+          </w:p>
+        </w:tc>
+        <w:tc>
+          <w:tcPr>
+            <w:tcW w:w="2852" w:type="dxa"/>
+          </w:tcPr>
+          <w:p>
+            <w:pPr>
+              <w:jc w:val="center"/>
+              <w:rPr>
+                <w:rFonts w:ascii="Arial" w:hAnsi="Arial" w:cs="Arial"/>
+              </w:rPr>
+            </w:pPr>
+          </w:p>
+          <w:p>
+            <w:pPr>
+              <w:jc w:val="center"/>
+              <w:rPr>
+                <w:rFonts w:ascii="Arial" w:hAnsi="Arial" w:cs="Arial"/>
+                <w:lang w:val="es-ES"/>
+              </w:rPr>
+            </w:pPr>
+            <w:r>
+              <w:rPr>
+                <w:rFonts w:ascii="Arial" w:hAnsi="Arial" w:cs="Arial"/>
+              </w:rPr>
+              <w:t>El sistema muestra únicamente el registro inicial de creación en el historial sin errores.</w:t>
+            </w:r>
+          </w:p>
+        </w:tc>
+        <w:tc>
+          <w:tcPr>
+            <w:tcW w:w="2014" w:type="dxa"/>
+          </w:tcPr>
+          <w:p>
+            <w:pPr>
+              <w:jc w:val="center"/>
+              <w:rPr>
+                <w:rFonts w:ascii="Arial" w:hAnsi="Arial" w:cs="Arial"/>
+                <w:lang w:val="es-ES"/>
+              </w:rPr>
+            </w:pPr>
+          </w:p>
+        </w:tc>
+      </w:tr>
+      <w:tr>
+        <w:tc>
+          <w:tcPr>
+            <w:tcW w:w="1548" w:type="dxa"/>
+          </w:tcPr>
+          <w:p>
+            <w:pPr>
+              <w:jc w:val="center"/>
+              <w:rPr>
+                <w:rFonts w:ascii="Arial" w:hAnsi="Arial" w:cs="Arial"/>
+                <w:lang w:val="es-ES"/>
+              </w:rPr>
+            </w:pPr>
+          </w:p>
+          <w:p>
+            <w:pPr>
+              <w:jc w:val="center"/>
+              <w:rPr>
+                <w:rFonts w:ascii="Arial" w:hAnsi="Arial" w:cs="Arial"/>
+                <w:lang w:val="es-ES"/>
+              </w:rPr>
+            </w:pPr>
+          </w:p>
+          <w:p>
+            <w:pPr>
+              <w:jc w:val="center"/>
+              <w:rPr>
+                <w:rFonts w:ascii="Arial" w:hAnsi="Arial" w:cs="Arial"/>
+                <w:lang w:val="es-ES"/>
+              </w:rPr>
+            </w:pPr>
+          </w:p>
+          <w:p>
+            <w:pPr>
+              <w:jc w:val="center"/>
+              <w:rPr>
+                <w:rFonts w:ascii="Arial" w:hAnsi="Arial" w:cs="Arial"/>
+                <w:lang w:val="es-ES"/>
+              </w:rPr>
+            </w:pPr>
+            <w:r>
+              <w:rPr>
+                <w:rFonts w:ascii="Arial" w:hAnsi="Arial" w:cs="Arial"/>
+                <w:lang w:val="es-ES"/>
+              </w:rPr>
+              <w:t>CP-41</w:t>
+            </w:r>
+          </w:p>
+        </w:tc>
+        <w:tc>
+          <w:tcPr>
+            <w:tcW w:w="2074" w:type="dxa"/>
+          </w:tcPr>
+          <w:p>
+            <w:pPr>
+              <w:jc w:val="center"/>
+              <w:rPr>
+                <w:rFonts w:ascii="Arial" w:hAnsi="Arial" w:cs="Arial"/>
+                <w:lang w:val="es-ES"/>
+              </w:rPr>
+            </w:pPr>
+          </w:p>
+          <w:p>
+            <w:pPr>
+              <w:jc w:val="center"/>
+              <w:rPr>
+                <w:rFonts w:ascii="Arial" w:hAnsi="Arial" w:cs="Arial"/>
+                <w:lang w:val="es-ES"/>
+              </w:rPr>
+            </w:pPr>
+          </w:p>
+          <w:p>
+            <w:pPr>
+              <w:jc w:val="center"/>
+              <w:rPr>
+                <w:rFonts w:ascii="Arial" w:hAnsi="Arial" w:cs="Arial"/>
+                <w:lang w:val="es-ES"/>
+              </w:rPr>
+            </w:pPr>
+          </w:p>
+          <w:p>
+            <w:pPr>
+              <w:jc w:val="center"/>
+              <w:rPr>
+                <w:rFonts w:ascii="Arial" w:hAnsi="Arial" w:cs="Arial"/>
+                <w:lang w:val="es-ES"/>
+              </w:rPr>
+            </w:pPr>
+            <w:r>
+              <w:rPr>
+                <w:rFonts w:ascii="Arial" w:hAnsi="Arial" w:cs="Arial"/>
+                <w:lang w:val="es-ES"/>
+              </w:rPr>
+              <w:t>RF-21</w:t>
+            </w:r>
+          </w:p>
+        </w:tc>
+        <w:tc>
+          <w:tcPr>
+            <w:tcW w:w="1855" w:type="dxa"/>
+          </w:tcPr>
+          <w:p>
+            <w:pPr>
+              <w:jc w:val="center"/>
+              <w:rPr>
+                <w:rFonts w:ascii="Arial" w:hAnsi="Arial" w:cs="Arial"/>
+                <w:lang w:val="es-ES"/>
+              </w:rPr>
+            </w:pPr>
+            <w:r>
+              <w:rPr>
+                <w:rFonts w:ascii="Arial" w:hAnsi="Arial" w:cs="Arial"/>
+              </w:rPr>
+              <w:t>El usuario ingresa un número identificador único válido en el campo de búsqueda de solicitudes.</w:t>
+            </w:r>
+          </w:p>
+        </w:tc>
+        <w:tc>
+          <w:tcPr>
+            <w:tcW w:w="2852" w:type="dxa"/>
+          </w:tcPr>
+          <w:p>
+            <w:pPr>
+              <w:jc w:val="center"/>
+              <w:rPr>
+                <w:rFonts w:ascii="Arial" w:hAnsi="Arial" w:cs="Arial"/>
+                <w:lang w:val="es-ES"/>
+              </w:rPr>
+            </w:pPr>
+          </w:p>
+          <w:p>
+            <w:pPr>
+              <w:jc w:val="center"/>
+              <w:rPr>
+                <w:rFonts w:ascii="Arial" w:hAnsi="Arial" w:cs="Arial"/>
+                <w:lang w:val="es-ES"/>
+              </w:rPr>
+            </w:pPr>
+          </w:p>
+          <w:p>
+            <w:pPr>
+              <w:jc w:val="center"/>
+              <w:rPr>
+                <w:rFonts w:ascii="Arial" w:hAnsi="Arial" w:cs="Arial"/>
+              </w:rPr>
+            </w:pPr>
+            <w:r>
+              <w:rPr>
+                <w:rFonts w:ascii="Arial" w:hAnsi="Arial" w:cs="Arial"/>
+              </w:rPr>
+              <w:t>El sistema ubica la solicitud y despliega en pantalla la información completa correspondiente.</w:t>
+            </w:r>
+          </w:p>
+          <w:p>
+            <w:pPr>
+              <w:jc w:val="center"/>
+              <w:rPr>
+                <w:rFonts w:ascii="Arial" w:hAnsi="Arial" w:cs="Arial"/>
+              </w:rPr>
+            </w:pPr>
+          </w:p>
+          <w:p>
+            <w:pPr>
+              <w:rPr>
+                <w:rFonts w:ascii="Arial" w:hAnsi="Arial" w:cs="Arial"/>
+                <w:lang w:val="es-ES"/>
+              </w:rPr>
+            </w:pPr>
+          </w:p>
+        </w:tc>
+        <w:tc>
+          <w:tcPr>
+            <w:tcW w:w="2014" w:type="dxa"/>
+          </w:tcPr>
+          <w:p>
+            <w:pPr>
+              <w:jc w:val="center"/>
+              <w:rPr>
+                <w:rFonts w:ascii="Arial" w:hAnsi="Arial" w:cs="Arial"/>
+                <w:lang w:val="es-ES"/>
+              </w:rPr>
+            </w:pPr>
+          </w:p>
+        </w:tc>
+      </w:tr>
+      <w:tr>
+        <w:tc>
+          <w:tcPr>
+            <w:tcW w:w="1548" w:type="dxa"/>
+          </w:tcPr>
+          <w:p>
+            <w:pPr>
+              <w:jc w:val="center"/>
+              <w:rPr>
+                <w:rFonts w:ascii="Arial" w:hAnsi="Arial" w:cs="Arial"/>
+                <w:lang w:val="es-ES"/>
+              </w:rPr>
+            </w:pPr>
+          </w:p>
+          <w:p>
+            <w:pPr>
+              <w:jc w:val="center"/>
+              <w:rPr>
+                <w:rFonts w:ascii="Arial" w:hAnsi="Arial" w:cs="Arial"/>
+                <w:lang w:val="es-ES"/>
+              </w:rPr>
+            </w:pPr>
+          </w:p>
+          <w:p>
+            <w:pPr>
+              <w:jc w:val="center"/>
+              <w:rPr>
+                <w:rFonts w:ascii="Arial" w:hAnsi="Arial" w:cs="Arial"/>
+                <w:lang w:val="es-ES"/>
+              </w:rPr>
+            </w:pPr>
+            <w:r>
+              <w:rPr>
+                <w:rFonts w:ascii="Arial" w:hAnsi="Arial" w:cs="Arial"/>
+                <w:lang w:val="es-ES"/>
+              </w:rPr>
+              <w:t>CP-42</w:t>
+            </w:r>
             <w:bookmarkStart w:id="0" w:name="_GoBack"/>
             <w:bookmarkEnd w:id="0"/>
-            <w:r>
-              <w:rPr>
-                <w:rFonts w:ascii="Arial" w:hAnsi="Arial" w:cs="Arial"/>
-                <w:lang w:val="es-ES"/>
-              </w:rPr>
-              <w:t>CP-31</w:t>
-            </w:r>
           </w:p>
         </w:tc>
         <w:tc>
@@ -3994,348 +5804,76 @@
                 <w:lang w:val="es-ES"/>
               </w:rPr>
             </w:pPr>
-            <w:r>
-              <w:rPr>
-                <w:rFonts w:ascii="Arial" w:hAnsi="Arial" w:cs="Arial"/>
-                <w:lang w:val="es-ES"/>
-              </w:rPr>
-              <w:t>RF-14</w:t>
-            </w:r>
-          </w:p>
-        </w:tc>
-        <w:tc>
-          <w:tcPr>
-            <w:tcW w:w="1651" w:type="dxa"/>
-          </w:tcPr>
-          <w:p>
-            <w:pPr>
-              <w:jc w:val="center"/>
-              <w:rPr>
-                <w:rFonts w:ascii="Arial" w:hAnsi="Arial" w:cs="Arial"/>
-                <w:lang w:val="es-ES"/>
-              </w:rPr>
-            </w:pPr>
-            <w:r>
-              <w:rPr>
-                <w:rFonts w:ascii="Arial" w:hAnsi="Arial" w:cs="Arial"/>
-                <w:lang w:val="es-ES"/>
-              </w:rPr>
-              <w:t>Sesión activa sin movimientos registrados.</w:t>
-            </w:r>
-          </w:p>
-        </w:tc>
-        <w:tc>
-          <w:tcPr>
-            <w:tcW w:w="2924" w:type="dxa"/>
-          </w:tcPr>
-          <w:p>
-            <w:pPr>
-              <w:jc w:val="center"/>
-              <w:rPr>
-                <w:rFonts w:ascii="Arial" w:hAnsi="Arial" w:cs="Arial"/>
-                <w:lang w:val="es-ES"/>
-              </w:rPr>
-            </w:pPr>
-            <w:r>
-              <w:rPr>
-                <w:rFonts w:ascii="Arial" w:hAnsi="Arial" w:cs="Arial"/>
-                <w:lang w:val="es-ES"/>
-              </w:rPr>
-              <w:t>El dashboard se muestra vacío o nulo en lugar de tener datos.</w:t>
-            </w:r>
-          </w:p>
-        </w:tc>
-        <w:tc>
-          <w:tcPr>
-            <w:tcW w:w="2077" w:type="dxa"/>
-          </w:tcPr>
-          <w:p>
-            <w:pPr>
-              <w:jc w:val="center"/>
-              <w:rPr>
-                <w:rFonts w:ascii="Arial" w:hAnsi="Arial" w:cs="Arial"/>
-                <w:lang w:val="es-ES"/>
-              </w:rPr>
-            </w:pPr>
-          </w:p>
-        </w:tc>
-      </w:tr>
-      <w:tr>
-        <w:tc>
-          <w:tcPr>
-            <w:tcW w:w="1617" w:type="dxa"/>
-          </w:tcPr>
-          <w:p>
-            <w:pPr>
-              <w:jc w:val="center"/>
-              <w:rPr>
-                <w:rFonts w:ascii="Arial" w:hAnsi="Arial" w:cs="Arial"/>
-                <w:lang w:val="es-ES"/>
-              </w:rPr>
-            </w:pPr>
-          </w:p>
-        </w:tc>
-        <w:tc>
-          <w:tcPr>
-            <w:tcW w:w="2074" w:type="dxa"/>
-          </w:tcPr>
-          <w:p>
-            <w:pPr>
-              <w:jc w:val="center"/>
-              <w:rPr>
-                <w:rFonts w:ascii="Arial" w:hAnsi="Arial" w:cs="Arial"/>
-                <w:lang w:val="es-ES"/>
-              </w:rPr>
-            </w:pPr>
-          </w:p>
-        </w:tc>
-        <w:tc>
-          <w:tcPr>
-            <w:tcW w:w="1651" w:type="dxa"/>
-          </w:tcPr>
-          <w:p>
-            <w:pPr>
-              <w:jc w:val="center"/>
-              <w:rPr>
-                <w:rFonts w:ascii="Arial" w:hAnsi="Arial" w:cs="Arial"/>
-                <w:lang w:val="es-ES"/>
-              </w:rPr>
-            </w:pPr>
-          </w:p>
-        </w:tc>
-        <w:tc>
-          <w:tcPr>
-            <w:tcW w:w="2924" w:type="dxa"/>
-          </w:tcPr>
-          <w:p>
-            <w:pPr>
-              <w:jc w:val="center"/>
-              <w:rPr>
-                <w:rFonts w:ascii="Arial" w:hAnsi="Arial" w:cs="Arial"/>
-                <w:lang w:val="es-ES"/>
-              </w:rPr>
-            </w:pPr>
-          </w:p>
-        </w:tc>
-        <w:tc>
-          <w:tcPr>
-            <w:tcW w:w="2077" w:type="dxa"/>
-          </w:tcPr>
-          <w:p>
-            <w:pPr>
-              <w:jc w:val="center"/>
-              <w:rPr>
-                <w:rFonts w:ascii="Arial" w:hAnsi="Arial" w:cs="Arial"/>
-                <w:lang w:val="es-ES"/>
-              </w:rPr>
-            </w:pPr>
-          </w:p>
-        </w:tc>
-      </w:tr>
-      <w:tr>
-        <w:tc>
-          <w:tcPr>
-            <w:tcW w:w="1617" w:type="dxa"/>
-          </w:tcPr>
-          <w:p>
-            <w:pPr>
-              <w:jc w:val="center"/>
-              <w:rPr>
-                <w:rFonts w:ascii="Arial" w:hAnsi="Arial" w:cs="Arial"/>
-                <w:lang w:val="es-ES"/>
-              </w:rPr>
-            </w:pPr>
-          </w:p>
-        </w:tc>
-        <w:tc>
-          <w:tcPr>
-            <w:tcW w:w="2074" w:type="dxa"/>
-          </w:tcPr>
-          <w:p>
-            <w:pPr>
-              <w:jc w:val="center"/>
-              <w:rPr>
-                <w:rFonts w:ascii="Arial" w:hAnsi="Arial" w:cs="Arial"/>
-                <w:lang w:val="es-ES"/>
-              </w:rPr>
-            </w:pPr>
-          </w:p>
-        </w:tc>
-        <w:tc>
-          <w:tcPr>
-            <w:tcW w:w="1651" w:type="dxa"/>
-          </w:tcPr>
-          <w:p>
-            <w:pPr>
-              <w:jc w:val="center"/>
-              <w:rPr>
-                <w:rFonts w:ascii="Arial" w:hAnsi="Arial" w:cs="Arial"/>
-                <w:lang w:val="es-ES"/>
-              </w:rPr>
-            </w:pPr>
-          </w:p>
-        </w:tc>
-        <w:tc>
-          <w:tcPr>
-            <w:tcW w:w="2924" w:type="dxa"/>
-          </w:tcPr>
-          <w:p>
-            <w:pPr>
-              <w:jc w:val="center"/>
-              <w:rPr>
-                <w:rFonts w:ascii="Arial" w:hAnsi="Arial" w:cs="Arial"/>
-                <w:lang w:val="es-ES"/>
-              </w:rPr>
-            </w:pPr>
-          </w:p>
-        </w:tc>
-        <w:tc>
-          <w:tcPr>
-            <w:tcW w:w="2077" w:type="dxa"/>
-          </w:tcPr>
-          <w:p>
-            <w:pPr>
-              <w:jc w:val="center"/>
-              <w:rPr>
-                <w:rFonts w:ascii="Arial" w:hAnsi="Arial" w:cs="Arial"/>
-                <w:lang w:val="es-ES"/>
-              </w:rPr>
-            </w:pPr>
-          </w:p>
-        </w:tc>
-      </w:tr>
-      <w:tr>
-        <w:tc>
-          <w:tcPr>
-            <w:tcW w:w="1617" w:type="dxa"/>
-          </w:tcPr>
-          <w:p>
-            <w:pPr>
-              <w:jc w:val="center"/>
-              <w:rPr>
-                <w:rFonts w:ascii="Arial" w:hAnsi="Arial" w:cs="Arial"/>
-                <w:lang w:val="es-ES"/>
-              </w:rPr>
-            </w:pPr>
-          </w:p>
-        </w:tc>
-        <w:tc>
-          <w:tcPr>
-            <w:tcW w:w="2074" w:type="dxa"/>
-          </w:tcPr>
-          <w:p>
-            <w:pPr>
-              <w:jc w:val="center"/>
-              <w:rPr>
-                <w:rFonts w:ascii="Arial" w:hAnsi="Arial" w:cs="Arial"/>
-                <w:lang w:val="es-ES"/>
-              </w:rPr>
-            </w:pPr>
-          </w:p>
-        </w:tc>
-        <w:tc>
-          <w:tcPr>
-            <w:tcW w:w="1651" w:type="dxa"/>
-          </w:tcPr>
-          <w:p>
-            <w:pPr>
-              <w:jc w:val="center"/>
-              <w:rPr>
-                <w:rFonts w:ascii="Arial" w:hAnsi="Arial" w:cs="Arial"/>
-                <w:lang w:val="es-ES"/>
-              </w:rPr>
-            </w:pPr>
-          </w:p>
-        </w:tc>
-        <w:tc>
-          <w:tcPr>
-            <w:tcW w:w="2924" w:type="dxa"/>
-          </w:tcPr>
-          <w:p>
-            <w:pPr>
-              <w:jc w:val="center"/>
-              <w:rPr>
-                <w:rFonts w:ascii="Arial" w:hAnsi="Arial" w:cs="Arial"/>
-                <w:lang w:val="es-ES"/>
-              </w:rPr>
-            </w:pPr>
-          </w:p>
-        </w:tc>
-        <w:tc>
-          <w:tcPr>
-            <w:tcW w:w="2077" w:type="dxa"/>
-          </w:tcPr>
-          <w:p>
-            <w:pPr>
-              <w:jc w:val="center"/>
-              <w:rPr>
-                <w:rFonts w:ascii="Arial" w:hAnsi="Arial" w:cs="Arial"/>
-                <w:lang w:val="es-ES"/>
-              </w:rPr>
-            </w:pPr>
-          </w:p>
-        </w:tc>
-      </w:tr>
-      <w:tr>
-        <w:tc>
-          <w:tcPr>
-            <w:tcW w:w="1617" w:type="dxa"/>
-          </w:tcPr>
-          <w:p>
-            <w:pPr>
-              <w:jc w:val="center"/>
-              <w:rPr>
-                <w:rFonts w:ascii="Arial" w:hAnsi="Arial" w:cs="Arial"/>
-                <w:lang w:val="es-ES"/>
-              </w:rPr>
-            </w:pPr>
-          </w:p>
-        </w:tc>
-        <w:tc>
-          <w:tcPr>
-            <w:tcW w:w="2074" w:type="dxa"/>
-          </w:tcPr>
-          <w:p>
-            <w:pPr>
-              <w:jc w:val="center"/>
-              <w:rPr>
-                <w:rFonts w:ascii="Arial" w:hAnsi="Arial" w:cs="Arial"/>
-                <w:lang w:val="es-ES"/>
-              </w:rPr>
-            </w:pPr>
-          </w:p>
-        </w:tc>
-        <w:tc>
-          <w:tcPr>
-            <w:tcW w:w="1651" w:type="dxa"/>
-          </w:tcPr>
-          <w:p>
-            <w:pPr>
-              <w:jc w:val="center"/>
-              <w:rPr>
-                <w:rFonts w:ascii="Arial" w:hAnsi="Arial" w:cs="Arial"/>
-                <w:lang w:val="es-ES"/>
-              </w:rPr>
-            </w:pPr>
-          </w:p>
-        </w:tc>
-        <w:tc>
-          <w:tcPr>
-            <w:tcW w:w="2924" w:type="dxa"/>
-          </w:tcPr>
-          <w:p>
-            <w:pPr>
-              <w:jc w:val="center"/>
-              <w:rPr>
-                <w:rFonts w:ascii="Arial" w:hAnsi="Arial" w:cs="Arial"/>
-                <w:lang w:val="es-ES"/>
-              </w:rPr>
-            </w:pPr>
-          </w:p>
-        </w:tc>
-        <w:tc>
-          <w:tcPr>
-            <w:tcW w:w="2077" w:type="dxa"/>
+          </w:p>
+          <w:p>
+            <w:pPr>
+              <w:jc w:val="center"/>
+              <w:rPr>
+                <w:rFonts w:ascii="Arial" w:hAnsi="Arial" w:cs="Arial"/>
+                <w:lang w:val="es-ES"/>
+              </w:rPr>
+            </w:pPr>
+            <w:r>
+              <w:rPr>
+                <w:rFonts w:ascii="Arial" w:hAnsi="Arial" w:cs="Arial"/>
+                <w:lang w:val="es-ES"/>
+              </w:rPr>
+              <w:t>RF-21</w:t>
+            </w:r>
+          </w:p>
+        </w:tc>
+        <w:tc>
+          <w:tcPr>
+            <w:tcW w:w="1855" w:type="dxa"/>
+          </w:tcPr>
+          <w:p>
+            <w:pPr>
+              <w:jc w:val="center"/>
+              <w:rPr>
+                <w:rFonts w:ascii="Arial" w:hAnsi="Arial" w:cs="Arial"/>
+                <w:lang w:val="es-ES"/>
+              </w:rPr>
+            </w:pPr>
+            <w:r>
+              <w:rPr>
+                <w:rFonts w:ascii="Arial" w:hAnsi="Arial" w:cs="Arial"/>
+              </w:rPr>
+              <w:t>El sistema ubica la solicitud y despliega en pantalla la información completa correspondiente.</w:t>
+            </w:r>
+          </w:p>
+        </w:tc>
+        <w:tc>
+          <w:tcPr>
+            <w:tcW w:w="2852" w:type="dxa"/>
+          </w:tcPr>
+          <w:p>
+            <w:pPr>
+              <w:jc w:val="center"/>
+              <w:rPr>
+                <w:rFonts w:ascii="Arial" w:hAnsi="Arial" w:cs="Arial"/>
+                <w:lang w:val="es-ES"/>
+              </w:rPr>
+            </w:pPr>
+          </w:p>
+          <w:p>
+            <w:pPr>
+              <w:jc w:val="center"/>
+              <w:rPr>
+                <w:rFonts w:ascii="Arial" w:hAnsi="Arial" w:cs="Arial"/>
+                <w:lang w:val="es-ES"/>
+              </w:rPr>
+            </w:pPr>
+            <w:r>
+              <w:rPr>
+                <w:rFonts w:ascii="Arial" w:hAnsi="Arial" w:cs="Arial"/>
+              </w:rPr>
+              <w:t>El sistema muestra un mensaje indicando que no se encontró ninguna solicitud asociada al identificador ingresado.</w:t>
+            </w:r>
+          </w:p>
+        </w:tc>
+        <w:tc>
+          <w:tcPr>
+            <w:tcW w:w="2014" w:type="dxa"/>
           </w:tcPr>
           <w:p>
             <w:pPr>
@@ -4372,6 +5910,127 @@
     </w:sectPr>
   </w:body>
 </w:document>
+</file>
+
+<file path=word/numbering.xml><?xml version="1.0" encoding="utf-8"?>
+<w:numbering xmlns:wpc="http://schemas.microsoft.com/office/word/2010/wordprocessingCanvas" xmlns:cx="http://schemas.microsoft.com/office/drawing/2014/chartex" xmlns:cx1="http://schemas.microsoft.com/office/drawing/2015/9/8/chartex" xmlns:cx2="http://schemas.microsoft.com/office/drawing/2015/10/21/chartex" xmlns:cx3="http://schemas.microsoft.com/office/drawing/2016/5/9/chartex" xmlns:cx4="http://schemas.microsoft.com/office/drawing/2016/5/10/chartex" xmlns:cx5="http://schemas.microsoft.com/office/drawing/2016/5/11/chartex" xmlns:cx6="http://schemas.microsoft.com/office/drawing/2016/5/12/chartex" xmlns:cx7="http://schemas.microsoft.com/office/drawing/2016/5/13/chartex" xmlns:cx8="http://schemas.microsoft.com/office/drawing/2016/5/14/chartex" xmlns:mc="http://schemas.openxmlformats.org/markup-compatibility/2006" xmlns:aink="http://schemas.microsoft.com/office/drawing/2016/ink" xmlns:am3d="http://schemas.microsoft.com/office/drawing/2017/model3d" xmlns:o="urn:schemas-microsoft-com:office:office" xmlns:r="http://schemas.openxmlformats.org/officeDocument/2006/relationships" xmlns:m="http://schemas.openxmlformats.org/officeDocument/2006/math" xmlns:v="urn:schemas-microsoft-com:vml" xmlns:wp14="http://schemas.microsoft.com/office/word/2010/wordprocessingDrawing" xmlns:wp="http://schemas.openxmlformats.org/drawingml/2006/wordprocessingDrawing" xmlns:w10="urn:schemas-microsoft-com:office:word" xmlns:w="http://schemas.openxmlformats.org/wordprocessingml/2006/main" xmlns:w14="http://schemas.microsoft.com/office/word/2010/wordml" xmlns:w15="http://schemas.microsoft.com/office/word/2012/wordml" xmlns:w16cid="http://schemas.microsoft.com/office/word/2016/wordml/cid" xmlns:w16se="http://schemas.microsoft.com/office/word/2015/wordml/symex" xmlns:wpg="http://schemas.microsoft.com/office/word/2010/wordprocessingGroup" xmlns:wpi="http://schemas.microsoft.com/office/word/2010/wordprocessingInk" xmlns:wne="http://schemas.microsoft.com/office/word/2006/wordml" xmlns:wps="http://schemas.microsoft.com/office/word/2010/wordprocessingShape" mc:Ignorable="w14 w15 w16se w16cid wp14">
+  <w:abstractNum w:abstractNumId="0" w15:restartNumberingAfterBreak="0">
+    <w:nsid w:val="176E16A4"/>
+    <w:multiLevelType w:val="hybridMultilevel"/>
+    <w:tmpl w:val="9FCAA76E"/>
+    <w:lvl w:ilvl="0" w:tplc="240A0001">
+      <w:start w:val="1"/>
+      <w:numFmt w:val="bullet"/>
+      <w:lvlText w:val=""/>
+      <w:lvlJc w:val="left"/>
+      <w:pPr>
+        <w:ind w:left="720" w:hanging="360"/>
+      </w:pPr>
+      <w:rPr>
+        <w:rFonts w:ascii="Symbol" w:hAnsi="Symbol" w:hint="default"/>
+      </w:rPr>
+    </w:lvl>
+    <w:lvl w:ilvl="1" w:tplc="240A0003" w:tentative="1">
+      <w:start w:val="1"/>
+      <w:numFmt w:val="bullet"/>
+      <w:lvlText w:val="o"/>
+      <w:lvlJc w:val="left"/>
+      <w:pPr>
+        <w:ind w:left="1440" w:hanging="360"/>
+      </w:pPr>
+      <w:rPr>
+        <w:rFonts w:ascii="Courier New" w:hAnsi="Courier New" w:cs="Courier New" w:hint="default"/>
+      </w:rPr>
+    </w:lvl>
+    <w:lvl w:ilvl="2" w:tplc="240A0005" w:tentative="1">
+      <w:start w:val="1"/>
+      <w:numFmt w:val="bullet"/>
+      <w:lvlText w:val=""/>
+      <w:lvlJc w:val="left"/>
+      <w:pPr>
+        <w:ind w:left="2160" w:hanging="360"/>
+      </w:pPr>
+      <w:rPr>
+        <w:rFonts w:ascii="Wingdings" w:hAnsi="Wingdings" w:hint="default"/>
+      </w:rPr>
+    </w:lvl>
+    <w:lvl w:ilvl="3" w:tplc="240A0001" w:tentative="1">
+      <w:start w:val="1"/>
+      <w:numFmt w:val="bullet"/>
+      <w:lvlText w:val=""/>
+      <w:lvlJc w:val="left"/>
+      <w:pPr>
+        <w:ind w:left="2880" w:hanging="360"/>
+      </w:pPr>
+      <w:rPr>
+        <w:rFonts w:ascii="Symbol" w:hAnsi="Symbol" w:hint="default"/>
+      </w:rPr>
+    </w:lvl>
+    <w:lvl w:ilvl="4" w:tplc="240A0003" w:tentative="1">
+      <w:start w:val="1"/>
+      <w:numFmt w:val="bullet"/>
+      <w:lvlText w:val="o"/>
+      <w:lvlJc w:val="left"/>
+      <w:pPr>
+        <w:ind w:left="3600" w:hanging="360"/>
+      </w:pPr>
+      <w:rPr>
+        <w:rFonts w:ascii="Courier New" w:hAnsi="Courier New" w:cs="Courier New" w:hint="default"/>
+      </w:rPr>
+    </w:lvl>
+    <w:lvl w:ilvl="5" w:tplc="240A0005" w:tentative="1">
+      <w:start w:val="1"/>
+      <w:numFmt w:val="bullet"/>
+      <w:lvlText w:val=""/>
+      <w:lvlJc w:val="left"/>
+      <w:pPr>
+        <w:ind w:left="4320" w:hanging="360"/>
+      </w:pPr>
+      <w:rPr>
+        <w:rFonts w:ascii="Wingdings" w:hAnsi="Wingdings" w:hint="default"/>
+      </w:rPr>
+    </w:lvl>
+    <w:lvl w:ilvl="6" w:tplc="240A0001" w:tentative="1">
+      <w:start w:val="1"/>
+      <w:numFmt w:val="bullet"/>
+      <w:lvlText w:val=""/>
+      <w:lvlJc w:val="left"/>
+      <w:pPr>
+        <w:ind w:left="5040" w:hanging="360"/>
+      </w:pPr>
+      <w:rPr>
+        <w:rFonts w:ascii="Symbol" w:hAnsi="Symbol" w:hint="default"/>
+      </w:rPr>
+    </w:lvl>
+    <w:lvl w:ilvl="7" w:tplc="240A0003" w:tentative="1">
+      <w:start w:val="1"/>
+      <w:numFmt w:val="bullet"/>
+      <w:lvlText w:val="o"/>
+      <w:lvlJc w:val="left"/>
+      <w:pPr>
+        <w:ind w:left="5760" w:hanging="360"/>
+      </w:pPr>
+      <w:rPr>
+        <w:rFonts w:ascii="Courier New" w:hAnsi="Courier New" w:cs="Courier New" w:hint="default"/>
+      </w:rPr>
+    </w:lvl>
+    <w:lvl w:ilvl="8" w:tplc="240A0005" w:tentative="1">
+      <w:start w:val="1"/>
+      <w:numFmt w:val="bullet"/>
+      <w:lvlText w:val=""/>
+      <w:lvlJc w:val="left"/>
+      <w:pPr>
+        <w:ind w:left="6480" w:hanging="360"/>
+      </w:pPr>
+      <w:rPr>
+        <w:rFonts w:ascii="Wingdings" w:hAnsi="Wingdings" w:hint="default"/>
+      </w:rPr>
+    </w:lvl>
+  </w:abstractNum>
+  <w:num w:numId="1">
+    <w:abstractNumId w:val="0"/>
+  </w:num>
+</w:numbering>
 </file>
 
 <file path=word/styles.xml><?xml version="1.0" encoding="utf-8"?>
@@ -4820,6 +6479,17 @@
       </w:tblBorders>
     </w:tblPr>
   </w:style>
+  <w:style w:type="paragraph" w:styleId="Prrafodelista">
+    <w:name w:val="List Paragraph"/>
+    <w:basedOn w:val="Normal"/>
+    <w:uiPriority w:val="34"/>
+    <w:qFormat/>
+    <w:rsid w:val="006E729F"/>
+    <w:pPr>
+      <w:ind w:left="720"/>
+      <w:contextualSpacing/>
+    </w:pPr>
+  </w:style>
 </w:styles>
 </file>
 
